--- a/src/parts/waha/pending/مراجعة-الشيخ-تشكيل-نصوص-الصغار.docx
+++ b/src/parts/waha/pending/مراجعة-الشيخ-تشكيل-نصوص-الصغار.docx
@@ -208,7 +208,18 @@
         <w:rPr>
           <w:rtl/>
         </w:rPr>
-        <w:t xml:space="preserve">هذه نصوص الواحة التي يقرؤها من هم في الثامنة فأقل، مشكولةً شكلًا تامًّا، ومعها اثنتا عشرة قطعةً جديدة لقياس القراءة كل ثلاثة أشهر. لا يدخل شيءٌ منها التطبيق حتى يراجعه الشيخ.</w:t>
+        <w:t xml:space="preserve">هذه نصوص الواحة التي يقرؤها من هم في الثامنة فأقل، مشكولةً شكلًا تامًّا، ومعها اثنتا عشرة قطعةً لقياس القراءة كل ثلاثة أشهر، وكلماتٌ من القرآن معناها في آيتها غير معناها في التطبيق. لا يدخل شيءٌ منها التطبيق حتى يراجعه الشيخ.</w:t>
+      </w:r>
+    </w:p>
+    <w:p>
+      <w:pPr>
+        <w:bidi/>
+      </w:pPr>
+      <w:r>
+        <w:rPr>
+          <w:rtl/>
+        </w:rPr>
+        <w:t xml:space="preserve">هذه النسخة تحلّ محلّ الملف السابق: قطع القراءة كُتبت من جديد، وأسئلة المنظومة الحسنية رُفعت من هذا الملف لأن المنظومة نفسها تُراجَع الآن في مكانها، وتُعرض على الشيخ معها.</w:t>
       </w:r>
     </w:p>
     <w:p>
@@ -393,7 +404,18 @@
         <w:rPr>
           <w:rtl/>
         </w:rPr>
-        <w:t xml:space="preserve">قطعةٌ جديدة لم يرها الطفل، كل ثلاثة أشهر، يقرؤها دقيقةً واحدة بصوتٍ عالٍ، ثم يُسأل ثلاثة أسئلة شفهية (حرفيّ، وترتيب، واستنتاج). تُقارن قراءاته بنفسه من فصلٍ إلى فصل، والقطع الأربع في كل مستوى متقاربة في الطول والصعوبة.</w:t>
+        <w:t xml:space="preserve">كل ثلاثة أشهر يقرأ الطفل قطعةً جديدة دقيقةً واحدة بصوتٍ عالٍ، ثم يعيد قراءة قطعة الربع الماضي دقيقةً أخرى؛ فيُقاس نموّه على القطعة نفسها، ولا تدخل صعوبة القطعة في المقارنة. بعد القراءة تُخفى القطعة ويُسأل ثلاثة أسئلة شفهية: حرفيّ، ثم ترتيب أو تفصيل، ثم استنتاج.</w:t>
+      </w:r>
+    </w:p>
+    <w:p>
+      <w:pPr>
+        <w:bidi/>
+      </w:pPr>
+      <w:r>
+        <w:rPr>
+          <w:rtl/>
+        </w:rPr>
+        <w:t xml:space="preserve">القطع كلها قصص بطلها طفلٌ أو حيوان، والقطع الأربع في كل مستوى متقاربة في عدد الكلمات وطول الجملة وعدد الكلمات الصعبة، والكلمات الصعبة مذكورة تحت كل قطعة ليراها الشيخ. هذه نسخة ثانية من القطع، تحلّ محلّ القطع في الملف السابق.</w:t>
       </w:r>
     </w:p>
     <w:p>
@@ -417,18 +439,29 @@
         <w:rPr>
           <w:rtl/>
         </w:rPr>
-        <w:t xml:space="preserve">L1-Q1 · الْقِطَّةُ الصَّغِيرَةُ (٥٠ كلمة)</w:t>
-      </w:r>
-    </w:p>
-    <w:p>
-      <w:pPr>
-        <w:bidi/>
-      </w:pPr>
-      <w:r>
-        <w:rPr>
-          <w:rtl/>
-        </w:rPr>
-        <w:t xml:space="preserve">عِنْدَ سَلْمَى قِطَّةٌ صَغِيرَةٌ اسْمُهَا لُؤْلُؤَةُ. لَوْنُهَا أَبْيَضُ، وَعَيْنَاهَا خَضْرَاوَانِ. فِي الصَّبَاحِ تَشْرَبُ لُؤْلُؤَةُ الْحَلِيبَ، ثُمَّ تَلْعَبُ بِكُرَةٍ حَمْرَاءَ. تَدْفَعُ الْكُرَةَ بِيَدِهَا، فَتَجْرِي الْكُرَةُ تَحْتَ الْكُرْسِيِّ. تَجْرِي لُؤْلُؤَةُ خَلْفَهَا، وَتُخْرِجُهَا بِرِجْلِهَا. ثُمَّ تَقْفِزُ إِلَى النَّافِذَةِ، وَتَنْظُرُ إِلَى الطُّيُورِ فِي الْحَدِيقَةِ. وَحِينَ تَتْعَبُ تَنَامُ فِي حِضْنِ سَلْمَى، فَتَمْسَحُ سَلْمَى عَلَى رَأْسِهَا.</w:t>
+        <w:t xml:space="preserve">L1-Q1 · الْقِطَّةُ الصَّغِيرَةُ (٥٢ كلمة)</w:t>
+      </w:r>
+    </w:p>
+    <w:p>
+      <w:pPr>
+        <w:bidi/>
+      </w:pPr>
+      <w:r>
+        <w:rPr>
+          <w:rtl/>
+        </w:rPr>
+        <w:t xml:space="preserve">عِنْدَ سَلْمَى قِطَّةٌ صَغِيرَةٌ بَيْضَاءُ، اسْمُهَا زَهْرَةُ. فِي الصَّبَاحِ أَكَلَتْ زَهْرَةُ طَعَامَهَا، ثُمَّ لَعِبَتْ بِكُرَةٍ حَمْرَاءَ. دَفَعَتِ الْكُرَةَ بِيَدِهَا، فَجَرَتِ الْكُرَةُ تَحْتَ الْكُرْسِيِّ. جَرَتْ زَهْرَةُ خَلْفَهَا، وَأَخْرَجَتْهَا بِرِجْلِهَا. ثُمَّ قَفَزَتْ إِلَى النَّافِذَةِ، وَنَظَرَتْ إِلَى الطُّيُورِ فِي الْحَدِيقَةِ. وَحِينَ تَعِبَتْ نَامَتْ فِي حِضْنِ سَلْمَى. فَمَسَحَتْ سَلْمَى عَلَى رَأْسِهَا، وَقَالَتْ لَهَا: نَامِي يَا زَهْرَةُ.</w:t>
+      </w:r>
+    </w:p>
+    <w:p>
+      <w:pPr>
+        <w:bidi/>
+      </w:pPr>
+      <w:r>
+        <w:rPr>
+          <w:rtl/>
+        </w:rPr>
+        <w:t xml:space="preserve">الكلمات الصعبة: حِضْنِ، وَأَخْرَجَتْهَا</w:t>
       </w:r>
     </w:p>
     <w:p>
@@ -444,7 +477,7 @@
         <w:rPr>
           <w:rtl/>
         </w:rPr>
-        <w:t xml:space="preserve">مَا اسْمُ قِطَّةِ سَلْمَى؟ — لُؤْلُؤَةُ. (حرفي)</w:t>
+        <w:t xml:space="preserve">مَا اسْمُ قِطَّةِ سَلْمَى؟ — زَهْرَةُ. (حرفي)</w:t>
       </w:r>
     </w:p>
     <w:p>
@@ -460,7 +493,7 @@
         <w:rPr>
           <w:rtl/>
         </w:rPr>
-        <w:t xml:space="preserve">مَاذَا تَفْعَلُ الْقِطَّةُ بَعْدَ أَنْ تَشْرَبَ الْحَلِيبَ؟ — تَلْعَبُ بِكُرَةٍ حَمْرَاءَ. (ترتيب)</w:t>
+        <w:t xml:space="preserve">مَاذَا فَعَلَتْ زَهْرَةُ بَعْدَ أَنْ أَكَلَتْ طَعَامَهَا؟ — لَعِبَتْ بِكُرَةٍ حَمْرَاءَ. (ترتيب)</w:t>
       </w:r>
     </w:p>
     <w:p>
@@ -476,7 +509,7 @@
         <w:rPr>
           <w:rtl/>
         </w:rPr>
-        <w:t xml:space="preserve">لِمَاذَا تَنَامُ لُؤْلُؤَةُ فِي حِضْنِ سَلْمَى؟ — لِأَنَّهَا تَعِبَتْ مِنَ اللَّعِبِ، وَلِأَنَّهَا تُحِبُّ سَلْمَى. (استنتاج)</w:t>
+        <w:t xml:space="preserve">كَيْفَ نَعْرِفُ أَنَّ سَلْمَى تُحِبُّ قِطَّتَهَا؟ — تَتْرُكُهَا تَنَامُ فِي حِضْنِهَا، وَتَمْسَحُ عَلَى رَأْسِهَا. (استنتاج)</w:t>
       </w:r>
     </w:p>
     <w:p>
@@ -488,18 +521,29 @@
         <w:rPr>
           <w:rtl/>
         </w:rPr>
-        <w:t xml:space="preserve">L1-Q2 · الْمَطَرُ (٥٤ كلمة)</w:t>
-      </w:r>
-    </w:p>
-    <w:p>
-      <w:pPr>
-        <w:bidi/>
-      </w:pPr>
-      <w:r>
-        <w:rPr>
-          <w:rtl/>
-        </w:rPr>
-        <w:t xml:space="preserve">فِي الصَّبَاحِ نَظَرَ يُوسُفُ مِنَ النَّافِذَةِ، فَرَأَى السَّمَاءَ رَمَادِيَّةً. بَعْدَ قَلِيلٍ نَزَلَ الْمَطَرُ. سَمِعَ يُوسُفُ صَوْتَ الْمَطَرِ عَلَى السَّقْفِ: طَقْ، طَقْ، طَقْ. شَرِبَتِ الْأَشْجَارُ، وَلَمَعَتْ أَوْرَاقُهَا الْخَضْرَاءُ، وَامْتَلَأَ الشَّارِعُ بِالْمَاءِ. قَالَتْ أُمُّ يُوسُفَ: قُلْ مَعِي: اللَّهُمَّ صَيِّبًا نَافِعًا. فَقَالَهَا يُوسُفُ. وَحِينَ تَوَقَّفَ الْمَطَرُ لَبِسَ مِعْطَفَهُ، وَخَرَجَ يَقْفِزُ فَوْقَ الْمَاءِ، فَرَأَى فِي السَّمَاءِ قَوْسًا مُلَوَّنًا.</w:t>
+        <w:t xml:space="preserve">L1-Q2 · الْمَطَرُ (٥٣ كلمة)</w:t>
+      </w:r>
+    </w:p>
+    <w:p>
+      <w:pPr>
+        <w:bidi/>
+      </w:pPr>
+      <w:r>
+        <w:rPr>
+          <w:rtl/>
+        </w:rPr>
+        <w:t xml:space="preserve">فِي الصَّبَاحِ نَظَرَ يُوسُفُ مِنَ النَّافِذَةِ، فَرَأَى غُيُومًا سَوْدَاءَ. بَعْدَ قَلِيلٍ نَزَلَ الْمَطَرُ، فَسَمِعَ يُوسُفُ صَوْتَهُ، وَرَأَى الْمَاءَ فِي الشَّارِعِ. قَالَتْ أُمُّ يُوسُفَ: اللَّهُمَّ صَيِّبًا نَافِعًا. فَقَالَهَا يُوسُفُ مَعَهَا. وَحِينَ تَوَقَّفَ الْمَطَرُ خَرَجَ يُوسُفُ إِلَى الْحَدِيقَةِ، وَقَفَزَ فَوْقَ الْمَاءِ. كَانَتِ الْأَشْجَارُ نَظِيفَةً، وَكَانَ الْهَوَاءُ بَارِدًا. ثُمَّ رَفَعَ رَأْسَهُ، فَرَأَى فِي السَّمَاءِ أَلْوَانًا جَمِيلَةً.</w:t>
+      </w:r>
+    </w:p>
+    <w:p>
+      <w:pPr>
+        <w:bidi/>
+      </w:pPr>
+      <w:r>
+        <w:rPr>
+          <w:rtl/>
+        </w:rPr>
+        <w:t xml:space="preserve">الكلمات الصعبة: صَيِّبًا، نَافِعًا</w:t>
       </w:r>
     </w:p>
     <w:p>
@@ -515,7 +559,7 @@
         <w:rPr>
           <w:rtl/>
         </w:rPr>
-        <w:t xml:space="preserve">مَاذَا رَأَى يُوسُفُ مِنَ النَّافِذَةِ؟ — رَأَى السَّمَاءَ رَمَادِيَّةً. (حرفي)</w:t>
+        <w:t xml:space="preserve">مَاذَا رَأَى يُوسُفُ مِنَ النَّافِذَةِ؟ — غُيُومًا سَوْدَاءَ. (حرفي)</w:t>
       </w:r>
     </w:p>
     <w:p>
@@ -531,7 +575,7 @@
         <w:rPr>
           <w:rtl/>
         </w:rPr>
-        <w:t xml:space="preserve">مَاذَا فَعَلَ يُوسُفُ حِينَ تَوَقَّفَ الْمَطَرُ؟ — لَبِسَ مِعْطَفَهُ وَخَرَجَ يَقْفِزُ فَوْقَ الْمَاءِ. (ترتيب)</w:t>
+        <w:t xml:space="preserve">مَاذَا فَعَلَ يُوسُفُ بَعْدَ أَنْ تَوَقَّفَ الْمَطَرُ؟ — خَرَجَ إِلَى الْحَدِيقَةِ، وَقَفَزَ فَوْقَ الْمَاءِ. (ترتيب)</w:t>
       </w:r>
     </w:p>
     <w:p>
@@ -547,7 +591,7 @@
         <w:rPr>
           <w:rtl/>
         </w:rPr>
-        <w:t xml:space="preserve">لِمَاذَا لَمَعَتْ أَوْرَاقُ الْأَشْجَارِ؟ — لِأَنَّ الْمَطَرَ غَسَلَهَا وَسَقَاهَا. (استنتاج)</w:t>
+        <w:t xml:space="preserve">لِمَاذَا كَانَتِ الْأَشْجَارُ نَظِيفَةً؟ — لِأَنَّ الْمَطَرَ غَسَلَهَا. (استنتاج)</w:t>
       </w:r>
     </w:p>
     <w:p>
@@ -559,18 +603,29 @@
         <w:rPr>
           <w:rtl/>
         </w:rPr>
-        <w:t xml:space="preserve">L1-Q3 · خُبْزُ جَدَّتِي (٥١ كلمة)</w:t>
-      </w:r>
-    </w:p>
-    <w:p>
-      <w:pPr>
-        <w:bidi/>
-      </w:pPr>
-      <w:r>
-        <w:rPr>
-          <w:rtl/>
-        </w:rPr>
-        <w:t xml:space="preserve">تَسْتَيْقِظُ جَدَّتِي قَبْلَ الْفَجْرِ. تَضَعُ الدَّقِيقَ وَالْمَاءَ وَالْمِلْحَ فِي وِعَاءٍ كَبِيرٍ، ثُمَّ تَعْجِنُ الْعَجِينَ بِيَدَيْهَا. أُسَاعِدُهَا أَنَا، فَأَصْنَعُ أَرْغِفَةً صَغِيرَةً. تَضَعُ جَدَّتِي الْأَرْغِفَةَ فِي الْفُرْنِ، وَبَعْدَ قَلِيلٍ تَمْلَأُ رَائِحَةُ الْخُبْزِ الْبَيْتَ. نَغْسِلُ أَيْدِيَنَا، وَنَقُولُ: بِسْمِ اللَّهِ، ثُمَّ نَأْكُلُ الْخُبْزَ سَاخِنًا مَعَ الزَّيْتِ وَالزَّعْتَرِ. وَتُعْطِي جَدَّتِي جَارَتَنَا رَغِيفَيْنِ، وَنَقُولُ جَمِيعًا: الْحَمْدُ لِلَّهِ.</w:t>
+        <w:t xml:space="preserve">L1-Q3 · خُبْزُ الْجَدَّةِ (٥٣ كلمة)</w:t>
+      </w:r>
+    </w:p>
+    <w:p>
+      <w:pPr>
+        <w:bidi/>
+      </w:pPr>
+      <w:r>
+        <w:rPr>
+          <w:rtl/>
+        </w:rPr>
+        <w:t xml:space="preserve">ذَهَبَتْ لَيْلَى إِلَى بَيْتِ جَدَّتِهَا فِي الصَّبَاحِ. كَانَتِ الْجَدَّةُ تَصْنَعُ الْخُبْزَ، فَأَعْطَتْهَا قِطْعَةً مِنَ الْعَجِينِ. صَنَعَتْ لَيْلَى مِنْهَا كُرَةً صَغِيرَةً. وَضَعَتِ الْجَدَّةُ الْخُبْزَ فِي الْفُرْنِ، وَبَعْدَ قَلِيلٍ مَلَأَتْ رَائِحَتُهُ الْبَيْتَ. غَسَلَتْ لَيْلَى يَدَيْهَا، وَقَالَتْ: بِسْمِ اللَّهِ. ثُمَّ أَكَلَتْ خُبْزَهَا الصَّغِيرَ مَعَ الْجُبْنِ. وَأَرْسَلَتِ الْجَدَّةُ مَعَ لَيْلَى خُبْزًا إِلَى الْجَارَةِ، فَفَرِحَتِ الْجَارَةُ وَدَعَتْ لَهُمَا.</w:t>
+      </w:r>
+    </w:p>
+    <w:p>
+      <w:pPr>
+        <w:bidi/>
+      </w:pPr>
+      <w:r>
+        <w:rPr>
+          <w:rtl/>
+        </w:rPr>
+        <w:t xml:space="preserve">الكلمات الصعبة: الْعَجِينِ، رَائِحَتُهُ</w:t>
       </w:r>
     </w:p>
     <w:p>
@@ -586,7 +641,7 @@
         <w:rPr>
           <w:rtl/>
         </w:rPr>
-        <w:t xml:space="preserve">مَتَى تَسْتَيْقِظُ الْجَدَّةُ؟ — قَبْلَ الْفَجْرِ. (حرفي)</w:t>
+        <w:t xml:space="preserve">إِلَى أَيْنَ ذَهَبَتْ لَيْلَى؟ — إِلَى بَيْتِ جَدَّتِهَا. (حرفي)</w:t>
       </w:r>
     </w:p>
     <w:p>
@@ -602,7 +657,7 @@
         <w:rPr>
           <w:rtl/>
         </w:rPr>
-        <w:t xml:space="preserve">مَاذَا تَفْعَلُ الْجَدَّةُ بَعْدَ أَنْ تَعْجِنَ الْعَجِينَ؟ — تَضَعُ الْأَرْغِفَةَ فِي الْفُرْنِ. (ترتيب)</w:t>
+        <w:t xml:space="preserve">مَاذَا فَعَلَتْ لَيْلَى قَبْلَ أَنْ تَأْكُلَ؟ — غَسَلَتْ يَدَيْهَا، وَقَالَتْ: بِسْمِ اللَّهِ. (ترتيب)</w:t>
       </w:r>
     </w:p>
     <w:p>
@@ -618,7 +673,7 @@
         <w:rPr>
           <w:rtl/>
         </w:rPr>
-        <w:t xml:space="preserve">لِمَاذَا يَقُولُونَ فِي آخِرِ الْقِصَّةِ: الْحَمْدُ لِلَّهِ؟ — يَشْكُرُونَ اللَّهَ عَلَى الطَّعَامِ. (استنتاج)</w:t>
+        <w:t xml:space="preserve">لِمَاذَا أَرْسَلَتِ الْجَدَّةُ خُبْزًا إِلَى الْجَارَةِ؟ — لِأَنَّهَا كَرِيمَةٌ تُحِبُّ جِيرَانَهَا، وَتُحِبُّ أَنْ تُعْطِيَهُمْ مِنْ طَعَامِهَا. (استنتاج)</w:t>
       </w:r>
     </w:p>
     <w:p>
@@ -630,18 +685,29 @@
         <w:rPr>
           <w:rtl/>
         </w:rPr>
-        <w:t xml:space="preserve">L1-Q4 · الْعُصْفُورُ وَالْعُشُّ (٤٩ كلمة)</w:t>
-      </w:r>
-    </w:p>
-    <w:p>
-      <w:pPr>
-        <w:bidi/>
-      </w:pPr>
-      <w:r>
-        <w:rPr>
-          <w:rtl/>
-        </w:rPr>
-        <w:t xml:space="preserve">رَأَتْ مَرْيَمُ عُصْفُورًا صَغِيرًا عَلَى غُصْنِ الشَّجَرَةِ. كَانَ يَحْمِلُ فِي مِنْقَارِهِ عُودًا رَفِيعًا. طَارَ الْعُصْفُورُ، وَعَادَ بِعُودٍ آخَرَ، ثُمَّ بِرِيشَةٍ نَاعِمَةٍ. وَبَعْدَ أَيَّامٍ صَارَ عَلَى الْغُصْنِ عُشٌّ صَغِيرٌ. وَفِي يَوْمٍ سَمِعَتْ مَرْيَمُ أَصْوَاتًا رَقِيقَةً، فَنَظَرَتْ، فَرَأَتْ ثَلَاثَةَ أَفْرَاخٍ تَفْتَحُ أَفْوَاهَهَا. وَكَانَتْ أُمُّهَا تَأْتِيهَا بِالطَّعَامِ فِي مِنْقَارِهَا، وَاحِدًا بَعْدَ وَاحِدٍ.</w:t>
+        <w:t xml:space="preserve">L1-Q4 · الْعُصْفُورَةُ وَالْعُشُّ (٥١ كلمة)</w:t>
+      </w:r>
+    </w:p>
+    <w:p>
+      <w:pPr>
+        <w:bidi/>
+      </w:pPr>
+      <w:r>
+        <w:rPr>
+          <w:rtl/>
+        </w:rPr>
+        <w:t xml:space="preserve">رَأَتْ مَرْيَمُ عُصْفُورَةً صَغِيرَةً عَلَى الشَّجَرَةِ. كَانَتْ تَحْمِلُ فِي مِنْقَارِهَا وَرَقَةً صَغِيرَةً. طَارَتْ، ثُمَّ عَادَتْ بِوَرَقَةٍ أُخْرَى، ثُمَّ بِرِيشَةٍ. وَبَعْدَ أَيَّامٍ صَارَ عَلَى الشَّجَرَةِ عُشٌّ صَغِيرٌ. وَفِي يَوْمٍ سَمِعَتْ مَرْيَمُ صَوْتًا جَدِيدًا، فَنَظَرَتْ إِلَى الْعُشِّ، فَرَأَتْ فِيهِ ثَلَاثَةَ عَصَافِيرَ صَغِيرَةٍ. وَكَانَتِ الْأُمُّ تَأْتِيهَا بِالطَّعَامِ، وَاحِدًا بَعْدَ وَاحِدٍ. فَقَالَتْ مَرْيَمُ: سُبْحَانَ اللَّهِ!</w:t>
+      </w:r>
+    </w:p>
+    <w:p>
+      <w:pPr>
+        <w:bidi/>
+      </w:pPr>
+      <w:r>
+        <w:rPr>
+          <w:rtl/>
+        </w:rPr>
+        <w:t xml:space="preserve">الكلمات الصعبة: مِنْقَارِهَا، عُشٌّ</w:t>
       </w:r>
     </w:p>
     <w:p>
@@ -657,7 +723,7 @@
         <w:rPr>
           <w:rtl/>
         </w:rPr>
-        <w:t xml:space="preserve">مَاذَا كَانَ يَحْمِلُ الْعُصْفُورُ فِي مِنْقَارِهِ؟ — عُودًا رَفِيعًا. (حرفي)</w:t>
+        <w:t xml:space="preserve">مَاذَا كَانَتِ الْعُصْفُورَةُ تَحْمِلُ فِي مِنْقَارِهَا؟ — وَرَقَةً صَغِيرَةً. (حرفي)</w:t>
       </w:r>
     </w:p>
     <w:p>
@@ -673,7 +739,7 @@
         <w:rPr>
           <w:rtl/>
         </w:rPr>
-        <w:t xml:space="preserve">مَاذَا صَارَ عَلَى الْغُصْنِ بَعْدَ أَيَّامٍ؟ — عُشٌّ صَغِيرٌ. (ترتيب)</w:t>
+        <w:t xml:space="preserve">مَاذَا رَأَتْ مَرْيَمُ بَعْدَ أَنْ سَمِعَتْ صَوْتًا جَدِيدًا؟ — رَأَتْ فِي الْعُشِّ ثَلَاثَةَ عَصَافِيرَ صَغِيرَةٍ. (ترتيب)</w:t>
       </w:r>
     </w:p>
     <w:p>
@@ -689,7 +755,7 @@
         <w:rPr>
           <w:rtl/>
         </w:rPr>
-        <w:t xml:space="preserve">لِمَاذَا تَفْتَحُ الْأَفْرَاخُ أَفْوَاهَهَا؟ — لِأَنَّهَا جَائِعَةٌ تَنْتَظِرُ الطَّعَامَ. (استنتاج)</w:t>
+        <w:t xml:space="preserve">لِمَاذَا كَانَتِ الْعُصْفُورَةُ تَحْمِلُ الْأَوْرَاقَ وَالرِّيشَ؟ — لِتَبْنِيَ عُشًّا لِصِغَارِهَا. (استنتاج)</w:t>
       </w:r>
     </w:p>
     <w:p>
@@ -713,18 +779,29 @@
         <w:rPr>
           <w:rtl/>
         </w:rPr>
-        <w:t xml:space="preserve">L2-Q1 · الْجَارُ الْجَدِيدُ (٨١ كلمة)</w:t>
-      </w:r>
-    </w:p>
-    <w:p>
-      <w:pPr>
-        <w:bidi/>
-      </w:pPr>
-      <w:r>
-        <w:rPr>
-          <w:rtl/>
-        </w:rPr>
-        <w:t xml:space="preserve">انْتَقَلَتْ أُسْرَةٌ جَدِيدَةٌ إِلَى الْبَيْتِ الْمُجَاوِرِ لِبَيْتِ خَالِدٍ. رَأَى خَالِدٌ وَلَدًا فِي مِثْلِ عُمْرِهِ يَجْلِسُ وَحْدَهُ عَلَى الدَّرَجِ، وَيَنْظُرُ إِلَى الْأَطْفَالِ وَهُمْ يَلْعَبُونَ. اقْتَرَبَ خَالِدٌ مِنْهُ وَقَالَ: السَّلَامُ عَلَيْكُمْ، أَنَا خَالِدٌ، مَا اسْمُكَ؟ قَالَ الْوَلَدُ بِصَوْتٍ خَافِتٍ: اسْمِي سَامِرٌ، وَلَا أَعْرِفُ أَحَدًا هُنَا. أَخَذَهُ خَالِدٌ إِلَى الْأَطْفَالِ، وَعَرَّفَهُ بِهِمْ، فَلَعِبُوا جَمِيعًا بِالْكُرَةِ حَتَّى الْمَغْرِبِ. وَفِي الْمَسَاءِ حَمَلَتْ أُمُّ خَالِدٍ طَبَقًا مِنَ الْحَلْوَى إِلَى الْجِيرَانِ الْجُدُدِ، وَقَالَتْ: أَهْلًا وَسَهْلًا بِكُمْ. وَفِي الْيَوْمِ التَّالِي جَاءَ سَامِرٌ يَطْرُقُ بَابَ خَالِدٍ، وَيَقُولُ: هَلْ تَلْعَبُ مَعِي؟</w:t>
+        <w:t xml:space="preserve">L2-Q1 · الْجَارُ الْجَدِيدُ (٨٠ كلمة)</w:t>
+      </w:r>
+    </w:p>
+    <w:p>
+      <w:pPr>
+        <w:bidi/>
+      </w:pPr>
+      <w:r>
+        <w:rPr>
+          <w:rtl/>
+        </w:rPr>
+        <w:t xml:space="preserve">انْتَقَلَتْ أُسْرَةٌ جَدِيدَةٌ إِلَى الْبَيْتِ الَّذِي بِجَانِبِ بَيْتِ خَالِدٍ. رَأَى خَالِدٌ وَلَدًا فِي مِثْلِ عُمْرِهِ، يَجْلِسُ وَحْدَهُ عَلَى الدَّرَجِ. كَانَ الْوَلَدُ يَنْظُرُ إِلَى الْأَطْفَالِ وَهُمْ يَلْعَبُونَ. اقْتَرَبَ خَالِدٌ مِنْهُ وَقَالَ: السَّلَامُ عَلَيْكُمْ، أَنَا خَالِدٌ، مَا اسْمُكَ؟ قَالَ الْوَلَدُ بِصَوْتٍ ضَعِيفٍ: اسْمِي سَامِرٌ، وَلَا أَعْرِفُ أَحَدًا هُنَا. أَخَذَهُ خَالِدٌ إِلَى الْأَطْفَالِ، وَعَرَّفَهُ بِهِمْ، فَلَعِبُوا جَمِيعًا بِالْكُرَةِ حَتَّى الْمَغْرِبِ. وَفِي الْمَسَاءِ حَمَلَتْ أُمُّ خَالِدٍ طَبَقًا مِنَ الْحَلْوَى إِلَى الْجِيرَانِ الْجُدُدِ. وَفِي الْيَوْمِ التَّالِي جَاءَ سَامِرٌ يَطْرُقُ بَابَ خَالِدٍ، وَيَقُولُ: هَلْ تَلْعَبُ مَعِي؟</w:t>
+      </w:r>
+    </w:p>
+    <w:p>
+      <w:pPr>
+        <w:bidi/>
+      </w:pPr>
+      <w:r>
+        <w:rPr>
+          <w:rtl/>
+        </w:rPr>
+        <w:t xml:space="preserve">الكلمات الصعبة: انْتَقَلَتْ، الدَّرَجِ، طَبَقًا، يَطْرُقُ</w:t>
       </w:r>
     </w:p>
     <w:p>
@@ -756,7 +833,7 @@
         <w:rPr>
           <w:rtl/>
         </w:rPr>
-        <w:t xml:space="preserve">مَاذَا فَعَلَ خَالِدٌ بَعْدَ أَنْ عَرَفَ اسْمَ سَامِرٍ؟ — أَخَذَهُ إِلَى الْأَطْفَالِ وَعَرَّفَهُ بِهِمْ. (ترتيب)</w:t>
+        <w:t xml:space="preserve">مَاذَا فَعَلَ خَالِدٌ بَعْدَ أَنْ عَرَفَ اسْمَ سَامِرٍ؟ — أَخَذَهُ إِلَى الْأَطْفَالِ، وَعَرَّفَهُ بِهِمْ. (ترتيب)</w:t>
       </w:r>
     </w:p>
     <w:p>
@@ -772,7 +849,7 @@
         <w:rPr>
           <w:rtl/>
         </w:rPr>
-        <w:t xml:space="preserve">لِمَاذَا كَانَ صَوْتُ سَامِرٍ خَافِتًا؟ — لِأَنَّهُ كَانَ خَجُولًا وَحِيدًا لَا يَعْرِفُ أَحَدًا. (استنتاج)</w:t>
+        <w:t xml:space="preserve">كَيْفَ تَغَيَّرَ حَالُ سَامِرٍ مِنْ أَوَّلِ الْقِصَّةِ إِلَى آخِرِهَا؟ — كَانَ وَحِيدًا خَجُولًا، فَصَارَ لَهُ صَدِيقٌ يَلْعَبُ مَعَهُ. (استنتاج)</w:t>
       </w:r>
     </w:p>
     <w:p>
@@ -784,18 +861,29 @@
         <w:rPr>
           <w:rtl/>
         </w:rPr>
-        <w:t xml:space="preserve">L2-Q2 · عَلَى شَاطِئِ الْبَحْرِ (٧٥ كلمة)</w:t>
-      </w:r>
-    </w:p>
-    <w:p>
-      <w:pPr>
-        <w:bidi/>
-      </w:pPr>
-      <w:r>
-        <w:rPr>
-          <w:rtl/>
-        </w:rPr>
-        <w:t xml:space="preserve">فِي يَوْمِ الْجُمُعَةِ خَرَجَتْ أُسْرَةُ هُدَى إِلَى شَاطِئِ الْبَحْرِ. جَرَتْ هُدَى عَلَى الرَّمْلِ الْمُبْتَلِّ، فَتَرَكَتْ قَدَمَاهَا آثَارًا صَغِيرَةً، ثُمَّ جَاءَتْ مَوْجَةٌ فَمَسَحَتْهَا. جَمَعَتْ هُدَى صَدَفَاتٍ مُلَوَّنَةً، وَبَنَتْ مَعَ أَخِيهَا قَلْعَةً مِنَ الرَّمْلِ، وَرَأَتْ سَرَطَانًا صَغِيرًا يَمْشِي عَلَى جَنْبِهِ فَضَحِكَتْ. وَقَبْلَ الْعَوْدَةِ رَأَى أَبُوهَا أَكْيَاسًا وَعُلَبًا عَلَى الشَّاطِئِ، فَقَالَ: نَتْرُكُ الْمَكَانَ أَنْظَفَ مِمَّا وَجَدْنَاهُ، هَيَّا نَجْمَعْهَا. جَمَعُوا الْأَكْيَاسَ وَالْعُلَبَ، وَوَضَعُوهَا فِي سَلَّةِ الْمُهْمَلَاتِ. وَرَجَعَتْ هُدَى إِلَى الْبَيْتِ مُتْعَبَةً سَعِيدَةً، وَفِي جَيْبِهَا صَدَفَةٌ تَسْمَعُ فِيهَا صَوْتَ الْبَحْرِ.</w:t>
+        <w:t xml:space="preserve">L2-Q2 · عِنْدَ الْبَحْرِ (٧٥ كلمة)</w:t>
+      </w:r>
+    </w:p>
+    <w:p>
+      <w:pPr>
+        <w:bidi/>
+      </w:pPr>
+      <w:r>
+        <w:rPr>
+          <w:rtl/>
+        </w:rPr>
+        <w:t xml:space="preserve">فِي يَوْمِ الْجُمُعَةِ ذَهَبَتْ هُدَى مَعَ أُسْرَتِهَا إِلَى الْبَحْرِ. جَرَتْ عَلَى الرَّمْلِ، فَتَرَكَتْ قَدَمَاهَا آثَارًا صَغِيرَةً، ثُمَّ جَاءَ الْمَاءُ فَمَسَحَهَا. جَمَعَتْ هُدَى صَدَفَاتٍ مُلَوَّنَةً، وَبَنَتْ مَعَ أَخِيهَا بَيْتًا مِنَ الرَّمْلِ. وَرَأَتْ سَرَطَانًا صَغِيرًا يَمْشِي جَانِبِيًّا، فَضَحِكَتْ وَقَالَتْ: انْظُرْ يَا أَبِي! وَقَبْلَ الْعَوْدَةِ رَأَى أَبُوهَا أَكْيَاسًا وَعُلَبًا عَلَى الرَّمْلِ، فَقَالَ: نَتْرُكُ الْمَكَانَ أَنْظَفَ مِمَّا وَجَدْنَاهُ. فَجَمَعُوا الْأَكْيَاسَ وَالْعُلَبَ فِي كِيسٍ كَبِيرٍ. وَرَجَعَتْ هُدَى إِلَى الْبَيْتِ مُتْعَبَةً سَعِيدَةً. وَضَعَتْ صَدَفَةً عَلَى أُذُنِهَا، وَقَالَتْ: أَسْمَعُ فِيهَا صَوْتَ الْبَحْرِ!</w:t>
+      </w:r>
+    </w:p>
+    <w:p>
+      <w:pPr>
+        <w:bidi/>
+      </w:pPr>
+      <w:r>
+        <w:rPr>
+          <w:rtl/>
+        </w:rPr>
+        <w:t xml:space="preserve">الكلمات الصعبة: آثَارًا، صَدَفَاتٍ، سَرَطَانًا، جَانِبِيًّا</w:t>
       </w:r>
     </w:p>
     <w:p>
@@ -811,7 +899,7 @@
         <w:rPr>
           <w:rtl/>
         </w:rPr>
-        <w:t xml:space="preserve">أَيْنَ ذَهَبَتْ أُسْرَةُ هُدَى يَوْمَ الْجُمُعَةِ؟ — إِلَى شَاطِئِ الْبَحْرِ. (حرفي)</w:t>
+        <w:t xml:space="preserve">إِلَى أَيْنَ ذَهَبَتْ هُدَى يَوْمَ الْجُمُعَةِ؟ — إِلَى الْبَحْرِ مَعَ أُسْرَتِهَا. (حرفي)</w:t>
       </w:r>
     </w:p>
     <w:p>
@@ -827,7 +915,7 @@
         <w:rPr>
           <w:rtl/>
         </w:rPr>
-        <w:t xml:space="preserve">مَاذَا فَعَلَتِ الْأُسْرَةُ قَبْلَ الْعَوْدَةِ؟ — جَمَعُوا الْأَكْيَاسَ وَالْعُلَبَ وَوَضَعُوهَا فِي سَلَّةِ الْمُهْمَلَاتِ. (ترتيب)</w:t>
+        <w:t xml:space="preserve">مَاذَا فَعَلَتِ الْأُسْرَةُ قَبْلَ أَنْ تَرْجِعَ إِلَى الْبَيْتِ؟ — جَمَعُوا الْأَكْيَاسَ وَالْعُلَبَ فِي كِيسٍ كَبِيرٍ. (ترتيب)</w:t>
       </w:r>
     </w:p>
     <w:p>
@@ -843,7 +931,7 @@
         <w:rPr>
           <w:rtl/>
         </w:rPr>
-        <w:t xml:space="preserve">لِمَاذَا جَمَعَتِ الْأُسْرَةُ الْأَكْيَاسَ مَعَ أَنَّهَا لَمْ تَتْرُكْهَا؟ — لِيَبْقَى الشَّاطِئُ نَظِيفًا لِمَنْ يَأْتِي بَعْدَهُمْ. (استنتاج)</w:t>
+        <w:t xml:space="preserve">لِمَاذَا جَمَعَتِ الْأُسْرَةُ الْأَكْيَاسَ وَالْعُلَبَ مَعَ أَنَّهَا لَمْ تَتْرُكْهَا؟ — لِيَبْقَى الْمَكَانُ نَظِيفًا لِمَنْ يَأْتِي بَعْدَهُمْ. (استنتاج)</w:t>
       </w:r>
     </w:p>
     <w:p>
@@ -855,18 +943,29 @@
         <w:rPr>
           <w:rtl/>
         </w:rPr>
-        <w:t xml:space="preserve">L2-Q3 · شَجَرَةُ الْجَدِّ (٧٤ كلمة)</w:t>
-      </w:r>
-    </w:p>
-    <w:p>
-      <w:pPr>
-        <w:bidi/>
-      </w:pPr>
-      <w:r>
-        <w:rPr>
-          <w:rtl/>
-        </w:rPr>
-        <w:t xml:space="preserve">فِي حَدِيقَةِ بَيْتِنَا شَجَرَةُ زَيْتُونٍ كَبِيرَةٌ. قَالَ أَبِي: زَرَعَ جَدُّكُمْ هَذِهِ الشَّجَرَةَ قَبْلَ أَنْ أُولَدَ، وَكَانَتْ يَوْمَئِذٍ غُصْنًا صَغِيرًا لَا يَزِيدُ طُولُهُ عَلَى ذِرَاعٍ. سَأَلْتُهُ: لِمَاذَا زَرَعَهَا وَهُوَ يَعْلَمُ أَنَّهَا تَكْبُرُ بِبُطْءٍ؟ ابْتَسَمَ أَبِي وَقَالَ: زَرَعَ مَنْ قَبْلَنَا فَأَكَلْنَا، وَنَزْرَعُ نَحْنُ لِيَأْكُلَ مَنْ بَعْدَنَا. فِي كُلِّ خَرِيفٍ نَجْمَعُ الزَّيْتُونَ، وَنَأْخُذُهُ إِلَى الْمَعْصَرَةِ، فَيَخْرُجُ مِنْهُ زَيْتٌ أَخْضَرُ لَامِعٌ. وَفِي الرَّبِيعِ الْمَاضِي زَرَعْتُ أَنَا وَأُخْتِي شَجَرَةً صَغِيرَةً بِجَانِبِهَا، وَصِرْنَا نَسْقِيهَا كُلَّ أُسْبُوعٍ، وَنَنْتَظِرُ أَوَّلَ زَيْتُونَةٍ فِيهَا.</w:t>
+        <w:t xml:space="preserve">L2-Q3 · شَجَرَةُ الْجَدِّ (٧٨ كلمة)</w:t>
+      </w:r>
+    </w:p>
+    <w:p>
+      <w:pPr>
+        <w:bidi/>
+      </w:pPr>
+      <w:r>
+        <w:rPr>
+          <w:rtl/>
+        </w:rPr>
+        <w:t xml:space="preserve">فِي حَدِيقَةِ بَيْتِنَا شَجَرَةُ زَيْتُونٍ كَبِيرَةٌ، نَجْلِسُ تَحْتَهَا فِي الصَّيْفِ. قَالَ أَبِي: زَرَعَهَا جَدُّكُمْ قَبْلَ أَنْ أُولَدَ، وَكَانَتْ غُصْنًا صَغِيرًا. سَأَلْتُهُ: لِمَاذَا زَرَعَهَا، وَهِيَ لَا تُعْطِي الزَّيْتُونَ إِلَّا بَعْدَ سِنِينَ؟ ابْتَسَمَ أَبِي وَقَالَ: زَرَعَ مَنْ قَبْلَنَا فَأَكَلْنَا، وَنَزْرَعُ نَحْنُ لِيَأْكُلَ مَنْ بَعْدَنَا. فِي كُلِّ خَرِيفٍ نَجْمَعُ الزَّيْتُونَ، ثُمَّ نَعْصِرُهُ، فَيَخْرُجُ مِنْهُ زَيْتٌ أَخْضَرُ. وَنَأْكُلُ مِنْهُ طُولَ الْعَامِ، وَنُعْطِي مِنْهُ جِيرَانَنَا. وَفِي الرَّبِيعِ الْمَاضِي زَرَعْتُ أَنَا وَأُخْتِي شَجَرَةً صَغِيرَةً بِجَانِبِهَا. نَسْقِيهَا كُلَّ أُسْبُوعٍ، وَنَنْتَظِرُ أَنْ نَرَى أَوَّلَ زَيْتُونَةٍ فِيهَا.</w:t>
+      </w:r>
+    </w:p>
+    <w:p>
+      <w:pPr>
+        <w:bidi/>
+      </w:pPr>
+      <w:r>
+        <w:rPr>
+          <w:rtl/>
+        </w:rPr>
+        <w:t xml:space="preserve">الكلمات الصعبة: غُصْنًا، نَعْصِرُهُ، أُولَدَ</w:t>
       </w:r>
     </w:p>
     <w:p>
@@ -898,7 +997,7 @@
         <w:rPr>
           <w:rtl/>
         </w:rPr>
-        <w:t xml:space="preserve">مَاذَا تَفْعَلُ الْأُسْرَةُ بِالزَّيْتُونِ بَعْدَ أَنْ تَجْمَعَهُ؟ — تَأْخُذُهُ إِلَى الْمَعْصَرَةِ فَيَخْرُجُ مِنْهُ الزَّيْتُ. (ترتيب)</w:t>
+        <w:t xml:space="preserve">مَاذَا تَفْعَلُ الْأُسْرَةُ بِالزَّيْتُونِ بَعْدَ أَنْ تَجْمَعَهُ؟ — تَعْصِرُهُ، فَيَخْرُجُ مِنْهُ زَيْتٌ أَخْضَرُ. (ترتيب)</w:t>
       </w:r>
     </w:p>
     <w:p>
@@ -914,7 +1013,7 @@
         <w:rPr>
           <w:rtl/>
         </w:rPr>
-        <w:t xml:space="preserve">لِمَاذَا زَرَعَ الْأَخَوَانِ شَجَرَةً جَدِيدَةً؟ — لِيَأْكُلَ مِنْهَا مَنْ يَأْتِي بَعْدَهُمْ، كَمَا فَعَلَ الْجَدُّ. (استنتاج)</w:t>
+        <w:t xml:space="preserve">لِمَاذَا زَرَعَ الطِّفْلَانِ شَجَرَةً جَدِيدَةً؟ — لِيَأْكُلَ مِنْهَا مَنْ يَأْتِي بَعْدَهُمَا، كَمَا زَرَعَ الْجَدُّ لَهُمْ. (استنتاج)</w:t>
       </w:r>
     </w:p>
     <w:p>
@@ -926,18 +1025,29 @@
         <w:rPr>
           <w:rtl/>
         </w:rPr>
-        <w:t xml:space="preserve">L2-Q4 · الدَّرَّاجَةُ الْحَمْرَاءُ (٧٦ كلمة)</w:t>
-      </w:r>
-    </w:p>
-    <w:p>
-      <w:pPr>
-        <w:bidi/>
-      </w:pPr>
-      <w:r>
-        <w:rPr>
-          <w:rtl/>
-        </w:rPr>
-        <w:t xml:space="preserve">أَهْدَى الْجَدُّ عُمَرَ دَرَّاجَةً حَمْرَاءَ. رَكِبَهَا عُمَرُ أَوَّلَ مَرَّةٍ فَمَالَتْ بِهِ، وَسَقَطَ عَلَى الْأَرْضِ، وَجُرِحَتْ رُكْبَتُهُ. قَالَ وَهُوَ يَبْكِي: لَا أَسْتَطِيعُ، لَنْ أَرْكَبَهَا مَرَّةً أُخْرَى. فَوَضَعَتْ أُمُّهُ عَلَى رُكْبَتِهِ دَوَاءً، وَمَسَحَتْ دُمُوعَهُ. جَلَسَ أَبُوهُ بِجَانِبِهِ وَقَالَ: كُلُّ طِفْلٍ يَسْقُطُ حِينَ يَتَعَلَّمُ الْمَشْيَ، ثُمَّ يَمْشِي. وَفِي الْيَوْمِ التَّالِي أَمْسَكَ الْأَبُ الدَّرَّاجَةَ مِنَ الْخَلْفِ، وَرَكِبَ عُمَرُ وَهُوَ يَنْظُرُ إِلَى الْأَمَامِ. وَبَعْدَ أُسْبُوعٍ كَانَ عُمَرُ يَدُورُ حَوْلَ الْحَدِيقَةِ وَحْدَهُ، وَأَبُوهُ يُصَفِّقُ لَهُ. فَقَالَ عُمَرُ: سَأُعَلِّمُ أُخْتِي الصَّغِيرَةَ حِينَ تَكْبُرُ.</w:t>
+        <w:t xml:space="preserve">L2-Q4 · الدَّرَّاجَةُ الْحَمْرَاءُ (٧٥ كلمة)</w:t>
+      </w:r>
+    </w:p>
+    <w:p>
+      <w:pPr>
+        <w:bidi/>
+      </w:pPr>
+      <w:r>
+        <w:rPr>
+          <w:rtl/>
+        </w:rPr>
+        <w:t xml:space="preserve">اشْتَرَى الْجَدُّ لِعُمَرَ دَرَّاجَةً حَمْرَاءَ جَمِيلَةً. رَكِبَهَا عُمَرُ أَوَّلَ مَرَّةٍ، فَسَقَطَ عَلَى الْأَرْضِ، وَجُرِحَتْ رُكْبَتُهُ. قَالَ وَهُوَ يَبْكِي: لَا أَسْتَطِيعُ، لَنْ أَرْكَبَهَا مَرَّةً أُخْرَى. فَوَضَعَتْ أُمُّهُ عَلَى رُكْبَتِهِ دَوَاءً، وَمَسَحَتْ دُمُوعَهُ. وَجَلَسَ أَبُوهُ بِجَانِبِهِ وَقَالَ: كُلُّ طِفْلٍ يَسْقُطُ حِينَ يَتَعَلَّمُ الْمَشْيَ، ثُمَّ يَمْشِي. وَفِي الْيَوْمِ التَّالِي أَمْسَكَ الْأَبُ الدَّرَّاجَةَ مِنَ الْخَلْفِ، وَرَكِبَ عُمَرُ وَهُوَ يَنْظُرُ إِلَى الْأَمَامِ. وَبَعْدَ أُسْبُوعٍ كَانَ عُمَرُ يَدُورُ حَوْلَ الْحَدِيقَةِ وَحْدَهُ، وَأَبُوهُ يُصَفِّقُ لَهُ. فَقَالَ عُمَرُ: سَأُعَلِّمُ أُخْتِي الصَّغِيرَةَ حِينَ تَكْبُرُ.</w:t>
+      </w:r>
+    </w:p>
+    <w:p>
+      <w:pPr>
+        <w:bidi/>
+      </w:pPr>
+      <w:r>
+        <w:rPr>
+          <w:rtl/>
+        </w:rPr>
+        <w:t xml:space="preserve">الكلمات الصعبة: رُكْبَتُهُ، دُمُوعَهُ، يُصَفِّقُ</w:t>
       </w:r>
     </w:p>
     <w:p>
@@ -953,7 +1063,7 @@
         <w:rPr>
           <w:rtl/>
         </w:rPr>
-        <w:t xml:space="preserve">مَاذَا حَدَثَ لِعُمَرَ أَوَّلَ مَرَّةٍ رَكِبَ الدَّرَّاجَةَ؟ — سَقَطَ عَلَى الْأَرْضِ وَجُرِحَتْ رُكْبَتُهُ. (حرفي)</w:t>
+        <w:t xml:space="preserve">مَاذَا حَدَثَ لِعُمَرَ أَوَّلَ مَرَّةٍ رَكِبَ الدَّرَّاجَةَ؟ — سَقَطَ عَلَى الْأَرْضِ، وَجُرِحَتْ رُكْبَتُهُ. (حرفي)</w:t>
       </w:r>
     </w:p>
     <w:p>
@@ -969,7 +1079,7 @@
         <w:rPr>
           <w:rtl/>
         </w:rPr>
-        <w:t xml:space="preserve">كَيْفَ سَاعَدَهُ أَبُوهُ فِي الْيَوْمِ التَّالِي؟ — أَمْسَكَ الدَّرَّاجَةَ مِنَ الْخَلْفِ. (ترتيب)</w:t>
+        <w:t xml:space="preserve">كَيْفَ سَاعَدَهُ أَبُوهُ فِي الْيَوْمِ التَّالِي؟ — أَمْسَكَ الدَّرَّاجَةَ مِنَ الْخَلْفِ. (تفصيل)</w:t>
       </w:r>
     </w:p>
     <w:p>
@@ -1009,18 +1119,29 @@
         <w:rPr>
           <w:rtl/>
         </w:rPr>
-        <w:t xml:space="preserve">L3-Q1 · الْحَمَامُ الزَّاجِلُ (١٠١ كلمة)</w:t>
-      </w:r>
-    </w:p>
-    <w:p>
-      <w:pPr>
-        <w:bidi/>
-      </w:pPr>
-      <w:r>
-        <w:rPr>
-          <w:rtl/>
-        </w:rPr>
-        <w:t xml:space="preserve">الْحَمَامُ الزَّاجِلُ طَائِرٌ ذَكِيٌّ، إِذَا أُخِذَ بَعِيدًا عَنْ بَيْتِهِ عَادَ إِلَيْهِ وَلَوْ كَانَ بَعِيدًا جِدًّا. وَيَتَدَرَّبُ الْحَمَامُ الصَّغِيرُ أَوَّلًا عَلَى مَسَافَاتٍ قَصِيرَةٍ، ثُمَّ تَطُولُ الْمَسَافَةُ شَيْئًا فَشَيْئًا. وَلَا يَعْرِفُ الْعُلَمَاءُ كُلَّ أَسْرَارِ هَذِهِ الْهِدَايَةِ، لَكِنَّهُمْ يَظُنُّونَ أَنَّهُ يَسْتَعِينُ بِالشَّمْسِ، وَبِقُوَّةٍ خَفِيَّةٍ فِي الْأَرْضِ تُشْبِهُ قُوَّةَ الْمِغْنَاطِيسِ. وَقَدِ اسْتَعْمَلَهُ النَّاسُ قَدِيمًا لِحَمْلِ الرَّسَائِلِ: يَكْتُبُونَ الرِّسَالَةَ عَلَى وَرَقَةٍ رَقِيقَةٍ، وَيَرْبِطُونَهَا فِي رِجْلِهِ، ثُمَّ يُطْلِقُونَهُ، فَيَطِيرُ إِلَى بَيْتِهِ حَيْثُ يَنْتَظِرُهُ صَاحِبُهُ. وَكَانَ لِبَعْضِ الْمُلُوكِ أَبْرَاجٌ فِيهَا حَمَامٌ كَثِيرٌ، تَصِلُ بِهِ الْأَخْبَارُ مِنْ مَدِينَةٍ إِلَى مَدِينَةٍ فِي سَاعَاتٍ قَلِيلَةٍ. وَالْيَوْمَ نُرْسِلُ الرَّسَائِلَ بِالْهَاتِفِ فِي لَحْظَةٍ، لَكِنَّ النَّاسَ مَا زَالُوا يُرَبُّونَ الْحَمَامَ الزَّاجِلَ، وَيُقِيمُونَ لَهُ السِّبَاقَاتِ.</w:t>
+        <w:t xml:space="preserve">L3-Q1 · حَمَامَةُ الْجَدِّ (١٠١ كلمة)</w:t>
+      </w:r>
+    </w:p>
+    <w:p>
+      <w:pPr>
+        <w:bidi/>
+      </w:pPr>
+      <w:r>
+        <w:rPr>
+          <w:rtl/>
+        </w:rPr>
+        <w:t xml:space="preserve">كَانَ لِجَدِّ أَحْمَدَ حَمَامٌ زَاجِلٌ، يَعِيشُ فِي بَيْتٍ صَغِيرٍ فَوْقَ السَّطْحِ. قَالَ الْجَدُّ: كَانَ النَّاسُ قَدِيمًا يُرْسِلُونَ الرَّسَائِلَ مَعَ هَذَا الْحَمَامِ، لِأَنَّهُ إِذَا أُخِذَ بَعِيدًا عَادَ إِلَى بَيْتِهِ. اخْتَارَ أَحْمَدُ حَمَامَةً صَغِيرَةً بَيْضَاءَ سَمَّاهَا نَجْمَةَ، وَبَدَأَ يُدَرِّبُهَا. كَانَ يُطْلِقُهَا أَوَّلًا مِنْ آخِرِ الشَّارِعِ. ثُمَّ صَارَ يُطْلِقُهَا كُلَّ أُسْبُوعٍ مِنْ مَكَانٍ أَبْعَدَ قَلِيلًا. سَأَلَ أَحْمَدُ: كَيْفَ تَعْرِفُ نَجْمَةُ الطَّرِيقَ؟ قَالَ الْجَدُّ: لَا يَعْرِفُ الْعُلَمَاءُ السِّرَّ كُلَّهُ، لَكِنَّهُمْ يَظُنُّونَ أَنَّ الْحَمَامَ يَهْتَدِي بِالشَّمْسِ، وَبِقُوَّةٍ خَفِيَّةٍ فِي الْأَرْضِ تُشْبِهُ قُوَّةَ الْمِغْنَاطِيسِ. وَفِي يَوْمٍ آخَرَ أُخِذَتْ نَجْمَةُ مَعَ حَمَامٍ كَثِيرٍ إِلَى مَدِينَةٍ بَعِيدَةٍ. وَقَبْلَ الْمَغْرِبِ رَأَى أَحْمَدُ مِنَ السَّطْحِ نُقْطَةً بَيْضَاءَ تَقْتَرِبُ، فَعَرَفَ أَنَّهَا نَجْمَةُ.</w:t>
+      </w:r>
+    </w:p>
+    <w:p>
+      <w:pPr>
+        <w:bidi/>
+      </w:pPr>
+      <w:r>
+        <w:rPr>
+          <w:rtl/>
+        </w:rPr>
+        <w:t xml:space="preserve">الكلمات الصعبة: زَاجِلٌ، الرَّسَائِلَ، يُطْلِقُهَا، يَهْتَدِي، خَفِيَّةٍ، الْمِغْنَاطِيسِ</w:t>
       </w:r>
     </w:p>
     <w:p>
@@ -1036,7 +1157,7 @@
         <w:rPr>
           <w:rtl/>
         </w:rPr>
-        <w:t xml:space="preserve">مَاذَا يَفْعَلُ الْحَمَامُ الزَّاجِلُ إِذَا أُخِذَ بَعِيدًا عَنْ بَيْتِهِ؟ — يَعُودُ إِلَيْهِ. (حرفي)</w:t>
+        <w:t xml:space="preserve">مَاذَا يَفْعَلُ الْحَمَامُ الزَّاجِلُ إِذَا أُخِذَ بَعِيدًا؟ — يَعُودُ إِلَى بَيْتِهِ. (حرفي)</w:t>
       </w:r>
     </w:p>
     <w:p>
@@ -1052,7 +1173,7 @@
         <w:rPr>
           <w:rtl/>
         </w:rPr>
-        <w:t xml:space="preserve">كَيْفَ كَانَ النَّاسُ يُرْسِلُونَ الرِّسَالَةَ مَعَ الْحَمَامِ؟ — يَكْتُبُونَهَا عَلَى وَرَقَةٍ رَقِيقَةٍ، وَيَرْبِطُونَهَا فِي رِجْلِهِ، ثُمَّ يُطْلِقُونَهُ. (ترتيب)</w:t>
+        <w:t xml:space="preserve">بِمَاذَا يَظُنُّ الْعُلَمَاءُ أَنَّ الْحَمَامَ يَهْتَدِي؟ — بِالشَّمْسِ، وَبِقُوَّةٍ خَفِيَّةٍ فِي الْأَرْضِ تُشْبِهُ قُوَّةَ الْمِغْنَاطِيسِ. (تفصيل)</w:t>
       </w:r>
     </w:p>
     <w:p>
@@ -1068,7 +1189,7 @@
         <w:rPr>
           <w:rtl/>
         </w:rPr>
-        <w:t xml:space="preserve">لِمَاذَا لَمْ يَعُدِ النَّاسُ يَحْتَاجُونَ إِلَى الْحَمَامِ لِحَمْلِ الرَّسَائِلِ؟ — لِأَنَّ الْهَاتِفَ يُوصِلُ الرِّسَالَةَ فِي لَحْظَةٍ. (استنتاج)</w:t>
+        <w:t xml:space="preserve">لِمَاذَا كَانَ أَحْمَدُ يُطْلِقُ نَجْمَةَ مِنْ مَكَانٍ قَرِيبٍ أَوَّلًا؟ — لِتَتَعَلَّمَ الطَّرِيقَ شَيْئًا فَشَيْئًا، وَتَقْوَى عَلَى الطَّيَرَانِ الطَّوِيلِ، فَلَا تَضِيعَ. (استنتاج)</w:t>
       </w:r>
     </w:p>
     <w:p>
@@ -1080,18 +1201,29 @@
         <w:rPr>
           <w:rtl/>
         </w:rPr>
-        <w:t xml:space="preserve">L3-Q2 · مَدِينَةُ النَّمْلِ (٩٩ كلمة)</w:t>
-      </w:r>
-    </w:p>
-    <w:p>
-      <w:pPr>
-        <w:bidi/>
-      </w:pPr>
-      <w:r>
-        <w:rPr>
-          <w:rtl/>
-        </w:rPr>
-        <w:t xml:space="preserve">يَعِيشُ النَّمْلُ فِي بُيُوتٍ تَحْتَ الْأَرْضِ، فِيهَا مَمَرَّاتٌ طَوِيلَةٌ وَغُرَفٌ كَثِيرَةٌ: غُرْفَةٌ لِلطَّعَامِ، وَغُرْفَةٌ لِلْبَيْضِ، وَغُرْفَةٌ لِلصِّغَارِ. وَفِي الْبَيْتِ مَلِكَةٌ وَاحِدَةٌ تَضَعُ الْبَيْضَ، وَآلَافٌ مِنَ الْعَامِلَاتِ. بَعْضُ الْعَامِلَاتِ يَحْفِرُ الْمَمَرَّاتِ، وَبَعْضُهَا يَحْرُسُ الْبَابَ، وَبَعْضُهَا يَخْرُجُ لِيَجْمَعَ الطَّعَامَ. وَإِذَا وَجَدَتْ نَمْلَةٌ طَعَامًا رَجَعَتْ إِلَى الْبَيْتِ، وَتَرَكَتْ فِي طَرِيقِهَا رَائِحَةً لَا نَشُمُّهَا نَحْنُ، فَتَتْبَعُهَا أَخَوَاتُهَا حَتَّى يَصِلْنَ إِلَى الطَّعَامِ. وَتَحْمِلُ النَّمْلَةُ مَا هُوَ أَثْقَلُ مِنْ جِسْمِهَا مَرَّاتٍ كَثِيرَةً، وَإِذَا كَانَتِ الْحَبَّةُ كَبِيرَةً تَعَاوَنَتْ عَلَيْهَا نَمْلَاتٌ كَثِيرَةٌ فَحَمَلْنَهَا مَعًا. وَبَعْضُ النَّمْلِ يَخْزُنُ الْحُبُوبَ فِي الصَّيْفِ، لِيَأْكُلَ مِنْهَا فِي الشِّتَاءِ. وَقَدْ ذَكَرَ اللَّهُ النَّمْلَ فِي الْقُرْآنِ، وَسُمِّيَتْ بِهِ سُورَةٌ كَامِلَةٌ هِيَ سُورَةُ النَّمْلِ.</w:t>
+        <w:t xml:space="preserve">L3-Q2 · طَرِيقُ النَّمْلِ (١٠٠ كلمة)</w:t>
+      </w:r>
+    </w:p>
+    <w:p>
+      <w:pPr>
+        <w:bidi/>
+      </w:pPr>
+      <w:r>
+        <w:rPr>
+          <w:rtl/>
+        </w:rPr>
+        <w:t xml:space="preserve">جَلَسَتْ زَيْنَبُ فِي الْحَدِيقَةِ تَأْكُلُ كَعْكَةً، فَسَقَطَتْ مِنْهَا قِطْعَةٌ صَغِيرَةٌ. بَعْدَ قَلِيلٍ جَاءَتْ نَمْلَةٌ، فَدَارَتْ حَوْلَ الْقِطْعَةِ، ثُمَّ رَجَعَتْ إِلَى ثُقْبٍ فِي الْأَرْضِ. ثُمَّ خَرَجَ مِنْهُ نَمْلٌ كَثِيرٌ، يَمْشِي فِي خَطٍّ وَاحِدٍ إِلَى الْقِطْعَةِ. تَذَكَّرَتْ زَيْنَبُ سُورَةَ النَّمْلِ، وَسَأَلَتْ أُمَّهَا: كَيْفَ عَرَفَ النَّمْلُ الطَّرِيقَ؟ قَالَتِ الْأُمُّ: حِينَ وَجَدَتِ النَّمْلَةُ الطَّعَامَ، تَرَكَتْ فِي طَرِيقِ رُجُوعِهَا رَائِحَةً لَا نَشُمُّهَا، فَتَبِعَتْهَا أَخَوَاتُهَا. وَقَالَتْ إِنَّ أَكْثَرَ النَّمْلِ يَعِيشُ تَحْتَ الْأَرْضِ، فِي بُيُوتٍ فِيهَا طُرُقٌ وَغُرَفٌ. وَفِي كَثِيرٍ مِنْ بُيُوتِ النَّمْلِ مَلِكَةٌ وَاحِدَةٌ تَضَعُ الْبَيْضَ. وَأَكْثَرُ النَّمَلَاتِ عَامِلَاتٌ، بَعْضُهَا يَحْفِرُ، وَبَعْضُهَا يَحْرُسُ، وَبَعْضُهَا يَجْمَعُ الطَّعَامَ. وَرَأَتْ زَيْنَبُ نَمَلَاتٍ يَحْمِلْنَ الْقِطْعَةَ مَعًا، وَهِيَ أَكْبَرُ مِنْ أَجْسَامِهِنَّ.</w:t>
+      </w:r>
+    </w:p>
+    <w:p>
+      <w:pPr>
+        <w:bidi/>
+      </w:pPr>
+      <w:r>
+        <w:rPr>
+          <w:rtl/>
+        </w:rPr>
+        <w:t xml:space="preserve">الكلمات الصعبة: ثُقْبٍ، رَائِحَةً، نَشُمُّهَا، عَامِلَاتٌ، يَحْفِرُ، يَحْرُسُ</w:t>
       </w:r>
     </w:p>
     <w:p>
@@ -1107,7 +1239,7 @@
         <w:rPr>
           <w:rtl/>
         </w:rPr>
-        <w:t xml:space="preserve">أَيْنَ يَعِيشُ النَّمْلُ؟ — فِي بُيُوتٍ تَحْتَ الْأَرْضِ. (حرفي)</w:t>
+        <w:t xml:space="preserve">أَيْنَ يَعِيشُ أَكْثَرُ النَّمْلِ؟ — تَحْتَ الْأَرْضِ، فِي بُيُوتٍ فِيهَا طُرُقٌ وَغُرَفٌ. (حرفي)</w:t>
       </w:r>
     </w:p>
     <w:p>
@@ -1123,7 +1255,7 @@
         <w:rPr>
           <w:rtl/>
         </w:rPr>
-        <w:t xml:space="preserve">مَاذَا تَفْعَلُ النَّمْلَةُ إِذَا وَجَدَتْ طَعَامًا؟ — تَرْجِعُ إِلَى الْبَيْتِ، وَتَتْرُكُ فِي طَرِيقِهَا رَائِحَةً. (ترتيب)</w:t>
+        <w:t xml:space="preserve">مَاذَا فَعَلَتِ النَّمْلَةُ الْأُولَى بَعْدَ أَنْ دَارَتْ حَوْلَ الْقِطْعَةِ؟ — رَجَعَتْ إِلَى ثُقْبٍ فِي الْأَرْضِ. (ترتيب)</w:t>
       </w:r>
     </w:p>
     <w:p>
@@ -1139,7 +1271,7 @@
         <w:rPr>
           <w:rtl/>
         </w:rPr>
-        <w:t xml:space="preserve">كَيْفَ تَعْرِفُ النَّمْلَاتُ الْأُخْرَى طَرِيقَ الطَّعَامِ؟ — تَتْبَعُ الرَّائِحَةَ الَّتِي تَرَكَتْهَا أُخْتُهَا. (استنتاج)</w:t>
+        <w:t xml:space="preserve">مَاذَا يَحْدُثُ لَوْ مُسِحَتِ الرَّائِحَةُ مِنَ الطَّرِيقِ؟ — لَا يَعْرِفُ النَّمْلُ الطَّرِيقَ إِلَى الطَّعَامِ، فَيَتَفَرَّقُ وَيَضِيعُ. (استنتاج)</w:t>
       </w:r>
     </w:p>
     <w:p>
@@ -1151,18 +1283,29 @@
         <w:rPr>
           <w:rtl/>
         </w:rPr>
-        <w:t xml:space="preserve">L3-Q3 · الْبِئْرُ الْقَدِيمَةُ (٩٧ كلمة)</w:t>
-      </w:r>
-    </w:p>
-    <w:p>
-      <w:pPr>
-        <w:bidi/>
-      </w:pPr>
-      <w:r>
-        <w:rPr>
-          <w:rtl/>
-        </w:rPr>
-        <w:t xml:space="preserve">فِي قَرْيَةِ جَدِّي بِئْرٌ قَدِيمَةٌ حَوْلَهَا جِدَارٌ مِنَ الْحِجَارَةِ. قَالَ جَدِّي: كَانَ أَهْلُ الْقَرْيَةِ يَأْتُونَ إِلَيْهَا كُلَّ صَبَاحٍ، فَيُدْلُونَ الدَّلْوَ بِالْحَبْلِ، وَيَرْفَعُونَهُ مَمْلُوءًا، وَيَحْمِلُونَ الْمَاءَ إِلَى بُيُوتِهِمْ فِي جِرَارٍ ثَقِيلَةٍ. وَكَانَتِ الْأُمُّ تَعْرِفُ كَمْ جَرَّةً فِي الْبَيْتِ، فَلَا يُضِيعُ أَحَدٌ قَطْرَةً. وَفِي الصَّيْفِ كَانَ مَاؤُهَا يَقِلُّ، فَيَقْتَسِمُهُ النَّاسُ بَيْنَهُمْ. وَكَانَ الْأَطْفَالُ يَتَسَابَقُونَ إِلَيْهَا، وَيَسْمَعُونَ صَدَى أَصْوَاتِهِمْ إِذَا نَادَوْا فِيهَا. ثُمَّ وَصَلَتِ الْأَنَابِيبُ إِلَى الْبُيُوتِ، وَصَارَ الْمَاءُ يَجْرِي مِنَ الصُّنْبُورِ بِلَمْسَةٍ. وَنَظَرَ جَدِّي إِلَيْنَا وَنَحْنُ نَغْسِلُ أَيْدِيَنَا وَالصُّنْبُورُ مَفْتُوحٌ، فَقَالَ: الْمَاءُ نِعْمَةٌ، وَلَوْ حَمَلْتُمُوهُ مِنَ الْبِئْرِ لَعَرَفْتُمْ قِيمَتَهُ. وَمُنْذُ ذَلِكَ الْيَوْمِ صِرْنَا نُغْلِقُ الصُّنْبُورَ وَنَحْنُ نَفْرُكُ أَيْدِيَنَا بِالصَّابُونِ.</w:t>
+        <w:t xml:space="preserve">L3-Q3 · الْبِئْرُ الْقَدِيمَةُ (١٠٠ كلمة)</w:t>
+      </w:r>
+    </w:p>
+    <w:p>
+      <w:pPr>
+        <w:bidi/>
+      </w:pPr>
+      <w:r>
+        <w:rPr>
+          <w:rtl/>
+        </w:rPr>
+        <w:t xml:space="preserve">كُنَّا نَغْسِلُ أَيْدِيَنَا فِي بَيْتِ جَدِّي، وَنَتْرُكُ الصُّنْبُورَ مَفْتُوحًا طَوِيلًا. فَأَخَذَنَا جَدِّي فِي الْمَسَاءِ إِلَى بِئْرٍ قَدِيمَةٍ فِي آخِرِ الْقَرْيَةِ، حَوْلَهَا جِدَارٌ مِنَ الْحِجَارَةِ. قَالَ: كَانَ أَهْلُ الْقَرْيَةِ يَأْتُونَ إِلَى هَذِهِ الْبِئْرِ كُلَّ صَبَاحٍ. يُنْزِلُونَ فِيهَا الدَّلْوَ بِالْحَبْلِ، ثُمَّ يَرْفَعُونَهُ مَمْلُوءًا، وَيَحْمِلُونَ الْمَاءَ إِلَى بُيُوتِهِمْ. وَجَرَّبْتُ أَنْ أَرْفَعَ دَلْوًا مَمْلُوءًا، فَكَانَ ثَقِيلًا جِدًّا. وَقَالَ جَدِّي: كَانَ الْمَاءُ فِي الصَّيْفِ قَلِيلًا، فَلَمْ يَكُنْ أَحَدٌ يُضَيِّعُ مِنْهُ قَطْرَةً. ثُمَّ وَصَلَتِ الْأَنَابِيبُ إِلَى الْبُيُوتِ، فَصَارَ الْمَاءُ يَجْرِي مِنَ الصُّنْبُورِ فِي كُلِّ بَيْتٍ. وَنَظَرَ إِلَيْنَا وَقَالَ: الْمَاءُ نِعْمَةٌ، وَلَوْ حَمَلْتُمُوهُ مِنَ الْبِئْرِ لَعَرَفْتُمْ قِيمَتَهُ. وَمُنْذُ ذَلِكَ الْيَوْمِ صِرْنَا نُغْلِقُ الصُّنْبُورَ حِينَ لَا نَحْتَاجُ إِلَيْهِ.</w:t>
+      </w:r>
+    </w:p>
+    <w:p>
+      <w:pPr>
+        <w:bidi/>
+      </w:pPr>
+      <w:r>
+        <w:rPr>
+          <w:rtl/>
+        </w:rPr>
+        <w:t xml:space="preserve">الكلمات الصعبة: بِئْرٍ، الصُّنْبُورَ، الدَّلْوَ، الْأَنَابِيبُ، مَمْلُوءًا، حَمَلْتُمُوهُ</w:t>
       </w:r>
     </w:p>
     <w:p>
@@ -1178,7 +1321,7 @@
         <w:rPr>
           <w:rtl/>
         </w:rPr>
-        <w:t xml:space="preserve">كَيْفَ كَانَ أَهْلُ الْقَرْيَةِ يُخْرِجُونَ الْمَاءَ مِنَ الْبِئْرِ؟ — يُدْلُونَ الدَّلْوَ بِالْحَبْلِ، وَيَرْفَعُونَهُ مَمْلُوءًا. (حرفي)</w:t>
+        <w:t xml:space="preserve">كَيْفَ كَانَ أَهْلُ الْقَرْيَةِ يُخْرِجُونَ الْمَاءَ مِنَ الْبِئْرِ؟ — يُنْزِلُونَ فِيهَا الدَّلْوَ بِالْحَبْلِ، ثُمَّ يَرْفَعُونَهُ مَمْلُوءًا. (حرفي)</w:t>
       </w:r>
     </w:p>
     <w:p>
@@ -1194,7 +1337,7 @@
         <w:rPr>
           <w:rtl/>
         </w:rPr>
-        <w:t xml:space="preserve">مَاذَا تَغَيَّرَ حِينَ وَصَلَتِ الْأَنَابِيبُ إِلَى الْبُيُوتِ؟ — صَارَ الْمَاءُ يَجْرِي مِنَ الصُّنْبُورِ بِلَمْسَةٍ. (ترتيب)</w:t>
+        <w:t xml:space="preserve">مَاذَا صَارَ الْأَطْفَالُ يَفْعَلُونَ بَعْدَ ذَلِكَ الْيَوْمِ؟ — صَارُوا يُغْلِقُونَ الصُّنْبُورَ حِينَ لَا يَحْتَاجُونَ إِلَيْهِ. (ترتيب)</w:t>
       </w:r>
     </w:p>
     <w:p>
@@ -1210,7 +1353,7 @@
         <w:rPr>
           <w:rtl/>
         </w:rPr>
-        <w:t xml:space="preserve">مَاذَا قَصَدَ الْجَدُّ بِقَوْلِهِ: لَوْ حَمَلْتُمُوهُ مِنَ الْبِئْرِ لَعَرَفْتُمْ قِيمَتَهُ؟ — أَنَّ مَنْ يَتْعَبُ فِي جَلْبِ الْمَاءِ لَا يُضَيِّعُهُ، فَعَلَيْنَا أَلَّا نُسْرِفَ فِيهِ. (استنتاج)</w:t>
+        <w:t xml:space="preserve">مَاذَا قَصَدَ الْجَدُّ بِقَوْلِهِ: لَوْ حَمَلْتُمُوهُ مِنَ الْبِئْرِ لَعَرَفْتُمْ قِيمَتَهُ؟ — أَنَّ مَنْ يَتْعَبُ فِي حَمْلِ الْمَاءِ لَا يُضَيِّعُهُ، فَعَلَيْنَا أَلَّا نُسْرِفَ فِيهِ. (استنتاج)</w:t>
       </w:r>
     </w:p>
     <w:p>
@@ -1222,18 +1365,29 @@
         <w:rPr>
           <w:rtl/>
         </w:rPr>
-        <w:t xml:space="preserve">L3-Q4 · الْخَطَّاطُ (٩٦ كلمة)</w:t>
-      </w:r>
-    </w:p>
-    <w:p>
-      <w:pPr>
-        <w:bidi/>
-      </w:pPr>
-      <w:r>
-        <w:rPr>
-          <w:rtl/>
-        </w:rPr>
-        <w:t xml:space="preserve">فِي سُوقِ الْمَدِينَةِ الْقَدِيمَةِ دُكَّانٌ صَغِيرٌ لِخَطَّاطٍ عَجُوزٍ، عَلَى جُدْرَانِهِ لَوْحَاتٌ كُتِبَتْ فِيهَا آيَاتٌ وَحِكَمٌ بِخُطُوطٍ مُخْتَلِفَةٍ. وَقَفَتْ سَارَةُ عِنْدَ بَابِهِ تَنْظُرُ إِلَيْهِ وَهُوَ يَغْمِسُ قَلَمًا مِنَ الْقَصَبِ فِي الْحِبْرِ، ثُمَّ يَكْتُبُ بِهِ حُرُوفًا مُتَّصِلَةً جَمِيلَةً كَأَنَّهَا تَرْقُصُ. سَأَلَتْهُ: كَمْ سَنَةً تَعَلَّمْتَ الْخَطَّ؟ قَالَ: تَعَلَّمْتُ عَشْرَ سِنِينَ عِنْدَ شَيْخِي، وَمَا زِلْتُ أَتَعَلَّمُ. كَانَ يُعْطِينِي كُلَّ يَوْمٍ حَرْفًا وَاحِدًا، فَأَكْتُبُهُ مِئَةَ مَرَّةٍ. ثُمَّ بَرَى لَهَا قَلَمًا صَغِيرًا، وَعَلَّمَهَا كَيْفَ تُمْسِكُهُ مَائِلًا، وَكَيْفَ تَكْتُبُ النُّقْطَةَ، فَالنُّقْطَةُ عِنْدَ الْخَطَّاطِينَ مِيزَانُ الْحُرُوفِ. كَتَبَتْ سَارَةُ حَرْفَ الْبَاءِ، فَخَرَجَ مُعْوَجًّا. ضَحِكَ الْخَطَّاطُ وَقَالَ: هَذِهِ أَوَّلُ بَاءٍ، وَبَعْدَ أَلْفِ بَاءٍ سَتَكْتُبِينَهَا أَجْمَلَ مِنِّي.</w:t>
+        <w:t xml:space="preserve">L3-Q4 · الْخَطَّاطُ (٩٧ كلمة)</w:t>
+      </w:r>
+    </w:p>
+    <w:p>
+      <w:pPr>
+        <w:bidi/>
+      </w:pPr>
+      <w:r>
+        <w:rPr>
+          <w:rtl/>
+        </w:rPr>
+        <w:t xml:space="preserve">فِي سُوقِ الْمَدِينَةِ الْقَدِيمَةِ مَحَلٌّ صَغِيرٌ لِخَطَّاطٍ عَجُوزٍ، عَلَى جُدْرَانِهِ آيَاتٌ وَكَلِمَاتٌ طَيِّبَةٌ، كُتِبَتْ بِخُطُوطٍ مُخْتَلِفَةٍ. وَقَفَتْ سَارَةُ عِنْدَ بَابِهِ تَنْظُرُ إِلَيْهِ، وَهُوَ يَضَعُ قَلَمًا مِنَ الْقَصَبِ فِي الْحِبْرِ، ثُمَّ يَكْتُبُ بِهِ حُرُوفًا مُتَّصِلَةً جَمِيلَةً. سَأَلَتْهُ: كَمْ سَنَةً تَعَلَّمْتَ الْخَطَّ يَا عَمِّي؟ قَالَ: تَعَلَّمْتُ عَشْرَ سِنِينَ عِنْدَ شَيْخِي، وَمَا زِلْتُ أَتَعَلَّمُ. كَانَ يُعْطِينِي كُلَّ يَوْمٍ حَرْفًا وَاحِدًا، فَأَكْتُبُهُ مِئَةَ مَرَّةٍ حَتَّى يَصِيرَ جَمِيلًا. ثُمَّ أَعْطَاهَا قَلَمًا صَغِيرًا، وَعَلَّمَهَا كَيْفَ تَكْتُبُ النُّقْطَةَ، فَالنُّقْطَةُ مِيزَانُ الْحُرُوفِ فِي الْخَطِّ. جَلَسَتْ سَارَةُ بِجَانِبِهِ، وَكَتَبَتْ حَرْفَ الْبَاءِ، فَخَرَجَ غَيْرَ مُسْتَقِيمٍ. ضَحِكَ الْخَطَّاطُ وَقَالَ: هَذِهِ أَوَّلُ بَاءٍ، وَبَعْدَ أَلْفِ بَاءٍ سَتَكْتُبِينَهَا أَجْمَلَ مِنِّي.</w:t>
+      </w:r>
+    </w:p>
+    <w:p>
+      <w:pPr>
+        <w:bidi/>
+      </w:pPr>
+      <w:r>
+        <w:rPr>
+          <w:rtl/>
+        </w:rPr>
+        <w:t xml:space="preserve">الكلمات الصعبة: لِخَطَّاطٍ، الْقَصَبِ، الْحِبْرِ، مُتَّصِلَةً، مِئَةَ، سَتَكْتُبِينَهَا</w:t>
       </w:r>
     </w:p>
     <w:p>
@@ -1249,7 +1403,7 @@
         <w:rPr>
           <w:rtl/>
         </w:rPr>
-        <w:t xml:space="preserve">بِمَاذَا كَانَ الْخَطَّاطُ يَكْتُبُ؟ — بِقَلَمٍ مِنَ الْقَصَبِ يَغْمِسُهُ فِي الْحِبْرِ. (حرفي)</w:t>
+        <w:t xml:space="preserve">بِمَاذَا كَانَ الْخَطَّاطُ يَكْتُبُ؟ — بِقَلَمٍ مِنَ الْقَصَبِ يَضَعُهُ فِي الْحِبْرِ. (حرفي)</w:t>
       </w:r>
     </w:p>
     <w:p>
@@ -1265,7 +1419,7 @@
         <w:rPr>
           <w:rtl/>
         </w:rPr>
-        <w:t xml:space="preserve">كَيْفَ تَعَلَّمَ الْخَطَّاطُ عِنْدَ شَيْخِهِ؟ — كَانَ يَكْتُبُ كُلَّ يَوْمٍ حَرْفًا وَاحِدًا مِئَةَ مَرَّةٍ، عَشْرَ سِنِينَ. (ترتيب)</w:t>
+        <w:t xml:space="preserve">كَيْفَ تَعَلَّمَ الْخَطَّاطُ عِنْدَ شَيْخِهِ؟ — كَانَ يَكْتُبُ كُلَّ يَوْمٍ حَرْفًا وَاحِدًا مِئَةَ مَرَّةٍ، عَشْرَ سِنِينَ. (تفصيل)</w:t>
       </w:r>
     </w:p>
     <w:p>
@@ -1281,7 +1435,7 @@
         <w:rPr>
           <w:rtl/>
         </w:rPr>
-        <w:t xml:space="preserve">مَاذَا قَصَدَ الْخَطَّاطُ بِقَوْلِهِ: بَعْدَ أَلْفِ بَاءٍ سَتَكْتُبِينَهَا أَجْمَلَ مِنِّي؟ — أَنَّ كَثْرَةَ التَّدْرِيبِ وَالصَّبْرَ يُجَمِّلَانِ الْخَطَّ. (استنتاج)</w:t>
+        <w:t xml:space="preserve">مَاذَا قَصَدَ الْخَطَّاطُ بِقَوْلِهِ: بَعْدَ أَلْفِ بَاءٍ سَتَكْتُبِينَهَا أَجْمَلَ مِنِّي؟ — أَنَّهَا إِذَا تَدَرَّبَتْ كَثِيرًا وَصَبَرَتْ، صَارَ خَطُّهَا جَمِيلًا جِدًّا. (استنتاج)</w:t>
       </w:r>
     </w:p>
     <w:p>
@@ -35385,2717 +35539,6 @@
           <w:rtl/>
         </w:rPr>
         <w:t xml:space="preserve">· مَبْنًى وَاحِدٌ · بَنَّاؤُونَ</w:t>
-      </w:r>
-    </w:p>
-    <w:p>
-      <w:pPr>
-        <w:pStyle w:val="Heading2"/>
-        <w:bidi/>
-      </w:pPr>
-      <w:r>
-        <w:rPr>
-          <w:rtl/>
-        </w:rPr>
-        <w:t xml:space="preserve">المنظومة الحسنية</w:t>
-      </w:r>
-    </w:p>
-    <w:p>
-      <w:pPr>
-        <w:bidi/>
-      </w:pPr>
-      <w:r>
-        <w:rPr>
-          <w:rtl/>
-        </w:rPr>
-        <w:t xml:space="preserve">لكل سؤال: الحدث، ثم السؤال، ثم الجواب بالخطّ الثقيل والخياران الآخران، ثم الشرح. البيت نفسه لم يُغيَّر.</w:t>
-      </w:r>
-    </w:p>
-    <w:p>
-      <w:pPr>
-        <w:numPr>
-          <w:ilvl w:val="0"/>
-          <w:numId w:val="1239"/>
-        </w:numPr>
-        <w:pStyle w:val="Compact"/>
-        <w:bidi/>
-      </w:pPr>
-      <w:r>
-        <w:rPr>
-          <w:rtl/>
-          <w:bCs/>
-          <w:b/>
-        </w:rPr>
-        <w:t xml:space="preserve">s1v1·0</w:t>
-      </w:r>
-      <w:r>
-        <w:rPr>
-          <w:rtl/>
-        </w:rPr>
-        <w:t xml:space="preserve"> </w:t>
-      </w:r>
-      <w:r>
-        <w:rPr>
-          <w:rtl/>
-        </w:rPr>
-        <w:t xml:space="preserve">(المقدمة · افْتِتَاحُ الْمَنْظُومَةِ) الْحَمْدُ فِي الْبَيْتِ الْأَوَّلِ مُوَجَّهٌ إِلَى: —</w:t>
-      </w:r>
-      <w:r>
-        <w:rPr>
-          <w:rtl/>
-        </w:rPr>
-        <w:t xml:space="preserve"> </w:t>
-      </w:r>
-      <w:r>
-        <w:rPr>
-          <w:rtl/>
-          <w:bCs/>
-          <w:b/>
-        </w:rPr>
-        <w:t xml:space="preserve">لِلْمَحْمُودِ الْوَاحِدِ الْمَعْبُودِ</w:t>
-      </w:r>
-      <w:r>
-        <w:rPr>
-          <w:rtl/>
-        </w:rPr>
-        <w:t xml:space="preserve"> </w:t>
-      </w:r>
-      <w:r>
-        <w:rPr>
-          <w:rtl/>
-        </w:rPr>
-        <w:t xml:space="preserve">· النَّبِيِّ ﷺ · الْقُرْآنِ الْكَرِيمِ — «الْحَمْدُ لِلْمَحْمُودِ الْوَاحِدِ الْمَعْبُودِ».</w:t>
-      </w:r>
-    </w:p>
-    <w:p>
-      <w:pPr>
-        <w:numPr>
-          <w:ilvl w:val="0"/>
-          <w:numId w:val="1239"/>
-        </w:numPr>
-        <w:pStyle w:val="Compact"/>
-        <w:bidi/>
-      </w:pPr>
-      <w:r>
-        <w:rPr>
-          <w:rtl/>
-          <w:bCs/>
-          <w:b/>
-        </w:rPr>
-        <w:t xml:space="preserve">s1v3·1</w:t>
-      </w:r>
-      <w:r>
-        <w:rPr>
-          <w:rtl/>
-        </w:rPr>
-        <w:t xml:space="preserve"> </w:t>
-      </w:r>
-      <w:r>
-        <w:rPr>
-          <w:rtl/>
-        </w:rPr>
-        <w:t xml:space="preserve">(المقدمة · الصَّلَاةُ عَلَى النَّبِيِّ) عَلَى مَنْ تُصَلَّى الصَّلَاةُ الدَّائِمَةُ فِي الْمَنْظُومَةِ؟ —</w:t>
-      </w:r>
-      <w:r>
-        <w:rPr>
-          <w:rtl/>
-        </w:rPr>
-        <w:t xml:space="preserve"> </w:t>
-      </w:r>
-      <w:r>
-        <w:rPr>
-          <w:rtl/>
-          <w:bCs/>
-          <w:b/>
-        </w:rPr>
-        <w:t xml:space="preserve">النَّبِيَّ الْخَاتَمَا</w:t>
-      </w:r>
-      <w:r>
-        <w:rPr>
-          <w:rtl/>
-        </w:rPr>
-        <w:t xml:space="preserve"> </w:t>
-      </w:r>
-      <w:r>
-        <w:rPr>
-          <w:rtl/>
-        </w:rPr>
-        <w:t xml:space="preserve">· الصَّحَابَةُ الْكِرَامُ · الْأَنْبِيَاءُ جَمِيعًا — «تَغْشَى النَّبِيَّ الْخَاتَمَا».</w:t>
-      </w:r>
-    </w:p>
-    <w:p>
-      <w:pPr>
-        <w:numPr>
-          <w:ilvl w:val="0"/>
-          <w:numId w:val="1239"/>
-        </w:numPr>
-        <w:pStyle w:val="Compact"/>
-        <w:bidi/>
-      </w:pPr>
-      <w:r>
-        <w:rPr>
-          <w:rtl/>
-          <w:bCs/>
-          <w:b/>
-        </w:rPr>
-        <w:t xml:space="preserve">s1v5·2</w:t>
-      </w:r>
-      <w:r>
-        <w:rPr>
-          <w:rtl/>
-        </w:rPr>
-        <w:t xml:space="preserve"> </w:t>
-      </w:r>
-      <w:r>
-        <w:rPr>
-          <w:rtl/>
-        </w:rPr>
-        <w:t xml:space="preserve">(المقدمة · غَرَضُ الْمَنْظُومَةِ) كَيْفَ وَصَفَ النَّاظِمُ سِيرَتَهُ؟ —</w:t>
-      </w:r>
-      <w:r>
-        <w:rPr>
-          <w:rtl/>
-        </w:rPr>
-        <w:t xml:space="preserve"> </w:t>
-      </w:r>
-      <w:r>
-        <w:rPr>
-          <w:rtl/>
-          <w:bCs/>
-          <w:b/>
-        </w:rPr>
-        <w:t xml:space="preserve">مُوجَزَةٌ يَسِيرَةٌ</w:t>
-      </w:r>
-      <w:r>
-        <w:rPr>
-          <w:rtl/>
-        </w:rPr>
-        <w:t xml:space="preserve"> </w:t>
-      </w:r>
-      <w:r>
-        <w:rPr>
-          <w:rtl/>
-        </w:rPr>
-        <w:t xml:space="preserve">· طَوِيلَةٌ مُطَوَّلَةٌ · مَلِيئَةٌ بِالْأَخْبَارِ الْمُتَعَارِضَةِ — «وَبَعْدُ هَذِي السِّيرَةْ مُوجَزَةٌ يَسِيرَةْ».</w:t>
-      </w:r>
-    </w:p>
-    <w:p>
-      <w:pPr>
-        <w:numPr>
-          <w:ilvl w:val="0"/>
-          <w:numId w:val="1239"/>
-        </w:numPr>
-        <w:pStyle w:val="Compact"/>
-        <w:bidi/>
-      </w:pPr>
-      <w:r>
-        <w:rPr>
-          <w:rtl/>
-          <w:bCs/>
-          <w:b/>
-        </w:rPr>
-        <w:t xml:space="preserve">s2v1·3</w:t>
-      </w:r>
-      <w:r>
-        <w:rPr>
-          <w:rtl/>
-        </w:rPr>
-        <w:t xml:space="preserve"> </w:t>
-      </w:r>
-      <w:r>
-        <w:rPr>
-          <w:rtl/>
-        </w:rPr>
-        <w:t xml:space="preserve">(المولد والنشأة · الْمَوْلِدُ الشَّرِيفُ) فِي أَيِّ عَامٍ وُلِدَ النَّبِيُّ ﷺ؟ —</w:t>
-      </w:r>
-      <w:r>
-        <w:rPr>
-          <w:rtl/>
-        </w:rPr>
-        <w:t xml:space="preserve"> </w:t>
-      </w:r>
-      <w:r>
-        <w:rPr>
-          <w:rtl/>
-          <w:bCs/>
-          <w:b/>
-        </w:rPr>
-        <w:t xml:space="preserve">عَامُ الْفِيلِ</w:t>
-      </w:r>
-      <w:r>
-        <w:rPr>
-          <w:rtl/>
-        </w:rPr>
-        <w:t xml:space="preserve"> </w:t>
-      </w:r>
-      <w:r>
-        <w:rPr>
-          <w:rtl/>
-        </w:rPr>
-        <w:t xml:space="preserve">· عَامُ الْحُزْنِ · عَامُ الْفَتْحِ — «فَمَوْلِدُ الرَّسُولِ كَانَ بِعَامِ الْفِيلِ».</w:t>
-      </w:r>
-    </w:p>
-    <w:p>
-      <w:pPr>
-        <w:numPr>
-          <w:ilvl w:val="0"/>
-          <w:numId w:val="1239"/>
-        </w:numPr>
-        <w:pStyle w:val="Compact"/>
-        <w:bidi/>
-      </w:pPr>
-      <w:r>
-        <w:rPr>
-          <w:rtl/>
-          <w:bCs/>
-          <w:b/>
-        </w:rPr>
-        <w:t xml:space="preserve">s2v4·4</w:t>
-      </w:r>
-      <w:r>
-        <w:rPr>
-          <w:rtl/>
-        </w:rPr>
-        <w:t xml:space="preserve"> </w:t>
-      </w:r>
-      <w:r>
-        <w:rPr>
-          <w:rtl/>
-        </w:rPr>
-        <w:t xml:space="preserve">(المولد والنشأة · الْحَاضِنَاتُ) مَنِ الَّتِي حَضَنَتِ النَّبِيَّ ﷺ فِي صِغَرِهِ؟ —</w:t>
-      </w:r>
-      <w:r>
-        <w:rPr>
-          <w:rtl/>
-        </w:rPr>
-        <w:t xml:space="preserve"> </w:t>
-      </w:r>
-      <w:r>
-        <w:rPr>
-          <w:rtl/>
-          <w:bCs/>
-          <w:b/>
-        </w:rPr>
-        <w:t xml:space="preserve">أُمُّ أَيْمَنَ</w:t>
-      </w:r>
-      <w:r>
-        <w:rPr>
-          <w:rtl/>
-        </w:rPr>
-        <w:t xml:space="preserve"> </w:t>
-      </w:r>
-      <w:r>
-        <w:rPr>
-          <w:rtl/>
-        </w:rPr>
-        <w:t xml:space="preserve">· عَائِشَةُ · سَوْدَةُ — «حَضَنَتْهُ أُمُّ أَيْمَنِ».</w:t>
-      </w:r>
-    </w:p>
-    <w:p>
-      <w:pPr>
-        <w:numPr>
-          <w:ilvl w:val="0"/>
-          <w:numId w:val="1239"/>
-        </w:numPr>
-        <w:pStyle w:val="Compact"/>
-        <w:bidi/>
-      </w:pPr>
-      <w:r>
-        <w:rPr>
-          <w:rtl/>
-          <w:bCs/>
-          <w:b/>
-        </w:rPr>
-        <w:t xml:space="preserve">s2v7·5</w:t>
-      </w:r>
-      <w:r>
-        <w:rPr>
-          <w:rtl/>
-        </w:rPr>
-        <w:t xml:space="preserve"> </w:t>
-      </w:r>
-      <w:r>
-        <w:rPr>
-          <w:rtl/>
-        </w:rPr>
-        <w:t xml:space="preserve">(المولد والنشأة · شَقُّ الصَّدْرِ) فِي أَيِّ سِنٍّ شُقَّ صَدْرُ النَّبِيِّ ﷺ؟ —</w:t>
-      </w:r>
-      <w:r>
-        <w:rPr>
-          <w:rtl/>
-        </w:rPr>
-        <w:t xml:space="preserve"> </w:t>
-      </w:r>
-      <w:r>
-        <w:rPr>
-          <w:rtl/>
-          <w:bCs/>
-          <w:b/>
-        </w:rPr>
-        <w:t xml:space="preserve">أَرْبَعٌ</w:t>
-      </w:r>
-      <w:r>
-        <w:rPr>
-          <w:rtl/>
-        </w:rPr>
-        <w:t xml:space="preserve"> </w:t>
-      </w:r>
-      <w:r>
-        <w:rPr>
-          <w:rtl/>
-        </w:rPr>
-        <w:t xml:space="preserve">· عَشْرٌ · سِتٌّ — «وَكَانَ شَقُّ صَدْرِهِ فِي أَرْبَعٍ مِنْ عُمْرِهِ».</w:t>
-      </w:r>
-    </w:p>
-    <w:p>
-      <w:pPr>
-        <w:numPr>
-          <w:ilvl w:val="0"/>
-          <w:numId w:val="1239"/>
-        </w:numPr>
-        <w:pStyle w:val="Compact"/>
-        <w:bidi/>
-      </w:pPr>
-      <w:r>
-        <w:rPr>
-          <w:rtl/>
-          <w:bCs/>
-          <w:b/>
-        </w:rPr>
-        <w:t xml:space="preserve">s3v1·6</w:t>
-      </w:r>
-      <w:r>
-        <w:rPr>
-          <w:rtl/>
-        </w:rPr>
-        <w:t xml:space="preserve"> </w:t>
-      </w:r>
-      <w:r>
-        <w:rPr>
-          <w:rtl/>
-        </w:rPr>
-        <w:t xml:space="preserve">(الكفالة والرحلة · كَفَالَةُ الْجَدِّ) مَنْ رَعَى النَّبِيَّ ﷺ بَعْدَ وَفَاةِ أُمِّهِ؟ —</w:t>
-      </w:r>
-      <w:r>
-        <w:rPr>
-          <w:rtl/>
-        </w:rPr>
-        <w:t xml:space="preserve"> </w:t>
-      </w:r>
-      <w:r>
-        <w:rPr>
-          <w:rtl/>
-          <w:bCs/>
-          <w:b/>
-        </w:rPr>
-        <w:t xml:space="preserve">عَبْدُ الْمُطَّلِبِ</w:t>
-      </w:r>
-      <w:r>
-        <w:rPr>
-          <w:rtl/>
-        </w:rPr>
-        <w:t xml:space="preserve"> </w:t>
-      </w:r>
-      <w:r>
-        <w:rPr>
-          <w:rtl/>
-        </w:rPr>
-        <w:t xml:space="preserve">· أَبُو لَهَبٍ · حَمْزَةُ — «لَكِنَّ عَبْدَ الْمُطَّلِبْ رَعَى رِعَايَةَ الْمُحِبّْ».</w:t>
-      </w:r>
-    </w:p>
-    <w:p>
-      <w:pPr>
-        <w:numPr>
-          <w:ilvl w:val="0"/>
-          <w:numId w:val="1239"/>
-        </w:numPr>
-        <w:pStyle w:val="Compact"/>
-        <w:bidi/>
-      </w:pPr>
-      <w:r>
-        <w:rPr>
-          <w:rtl/>
-          <w:bCs/>
-          <w:b/>
-        </w:rPr>
-        <w:t xml:space="preserve">s3v2·7</w:t>
-      </w:r>
-      <w:r>
-        <w:rPr>
-          <w:rtl/>
-        </w:rPr>
-        <w:t xml:space="preserve"> </w:t>
-      </w:r>
-      <w:r>
-        <w:rPr>
-          <w:rtl/>
-        </w:rPr>
-        <w:t xml:space="preserve">(الكفالة والرحلة · كَفَالَةُ الْعَمِّ) مَنْ كَفَلَهُ بَعْدَ جَدِّهِ؟ —</w:t>
-      </w:r>
-      <w:r>
-        <w:rPr>
-          <w:rtl/>
-        </w:rPr>
-        <w:t xml:space="preserve"> </w:t>
-      </w:r>
-      <w:r>
-        <w:rPr>
-          <w:rtl/>
-          <w:bCs/>
-          <w:b/>
-        </w:rPr>
-        <w:t xml:space="preserve">عَمُّهُ</w:t>
-      </w:r>
-      <w:r>
-        <w:rPr>
-          <w:rtl/>
-        </w:rPr>
-        <w:t xml:space="preserve"> </w:t>
-      </w:r>
-      <w:r>
-        <w:rPr>
-          <w:rtl/>
-        </w:rPr>
-        <w:t xml:space="preserve">· خَالُهُ · أَخُوهُ — «وَعَمُّهُ مِنْ وُدِّهْ رَعَاهُ بَعْدَ جَدِّهْ».</w:t>
-      </w:r>
-    </w:p>
-    <w:p>
-      <w:pPr>
-        <w:numPr>
-          <w:ilvl w:val="0"/>
-          <w:numId w:val="1239"/>
-        </w:numPr>
-        <w:pStyle w:val="Compact"/>
-        <w:bidi/>
-      </w:pPr>
-      <w:r>
-        <w:rPr>
-          <w:rtl/>
-          <w:bCs/>
-          <w:b/>
-        </w:rPr>
-        <w:t xml:space="preserve">s3v7·8</w:t>
-      </w:r>
-      <w:r>
-        <w:rPr>
-          <w:rtl/>
-        </w:rPr>
-        <w:t xml:space="preserve"> </w:t>
-      </w:r>
-      <w:r>
-        <w:rPr>
-          <w:rtl/>
-        </w:rPr>
-        <w:t xml:space="preserve">(الكفالة والرحلة · مُعْجِزَةُ السَّحَابَةِ) مَاذَا رَأَى أَهْلُ الْقَافِلَةِ فِي الطَّرِيقِ إِلَى الشَّامِ؟ —</w:t>
-      </w:r>
-      <w:r>
-        <w:rPr>
-          <w:rtl/>
-        </w:rPr>
-        <w:t xml:space="preserve"> </w:t>
-      </w:r>
-      <w:r>
-        <w:rPr>
-          <w:rtl/>
-          <w:bCs/>
-          <w:b/>
-        </w:rPr>
-        <w:t xml:space="preserve">السَّحَابَا</w:t>
-      </w:r>
-      <w:r>
-        <w:rPr>
-          <w:rtl/>
-        </w:rPr>
-        <w:t xml:space="preserve"> </w:t>
-      </w:r>
-      <w:r>
-        <w:rPr>
-          <w:rtl/>
-        </w:rPr>
-        <w:t xml:space="preserve">· الطُّيُورَ · النُّجُومَ — «فَأَبْصَرُوا السَّحَابَا تُظَلِّلُ الرِّكَابَا».</w:t>
-      </w:r>
-    </w:p>
-    <w:p>
-      <w:pPr>
-        <w:numPr>
-          <w:ilvl w:val="0"/>
-          <w:numId w:val="1239"/>
-        </w:numPr>
-        <w:pStyle w:val="Compact"/>
-        <w:bidi/>
-      </w:pPr>
-      <w:r>
-        <w:rPr>
-          <w:rtl/>
-          <w:bCs/>
-          <w:b/>
-        </w:rPr>
-        <w:t xml:space="preserve">s4v2·9</w:t>
-      </w:r>
-      <w:r>
-        <w:rPr>
-          <w:rtl/>
-        </w:rPr>
-        <w:t xml:space="preserve"> </w:t>
-      </w:r>
-      <w:r>
-        <w:rPr>
-          <w:rtl/>
-        </w:rPr>
-        <w:t xml:space="preserve">(الزواج وبناء الكعبة · نَسَبُ خَدِيجَةَ) مَنْ هِيَ الْحُرَّةُ الْمُخْتَارَةُ الَّتِي تَاجَرَ لَهَا النَّبِيُّ ﷺ؟ —</w:t>
-      </w:r>
-      <w:r>
-        <w:rPr>
-          <w:rtl/>
-        </w:rPr>
-        <w:t xml:space="preserve"> </w:t>
-      </w:r>
-      <w:r>
-        <w:rPr>
-          <w:rtl/>
-          <w:bCs/>
-          <w:b/>
-        </w:rPr>
-        <w:t xml:space="preserve">خَدِيجَةُ</w:t>
-      </w:r>
-      <w:r>
-        <w:rPr>
-          <w:rtl/>
-        </w:rPr>
-        <w:t xml:space="preserve"> </w:t>
-      </w:r>
-      <w:r>
-        <w:rPr>
-          <w:rtl/>
-        </w:rPr>
-        <w:t xml:space="preserve">· عَائِشَةُ · زَيْنَبُ — «خَدِيجَةٍ ذَاتِ الْحَسَبْ».</w:t>
-      </w:r>
-    </w:p>
-    <w:p>
-      <w:pPr>
-        <w:numPr>
-          <w:ilvl w:val="0"/>
-          <w:numId w:val="1239"/>
-        </w:numPr>
-        <w:pStyle w:val="Compact"/>
-        <w:bidi/>
-      </w:pPr>
-      <w:r>
-        <w:rPr>
-          <w:rtl/>
-          <w:bCs/>
-          <w:b/>
-        </w:rPr>
-        <w:t xml:space="preserve">s4v3·10</w:t>
-      </w:r>
-      <w:r>
-        <w:rPr>
-          <w:rtl/>
-        </w:rPr>
-        <w:t xml:space="preserve"> </w:t>
-      </w:r>
-      <w:r>
-        <w:rPr>
-          <w:rtl/>
-        </w:rPr>
-        <w:t xml:space="preserve">(الزواج وبناء الكعبة · عُمْرُ الزَّوَاجِ) كَمْ كَانَ عُمْرُهُ ﷺ حِينَ تَزَوَّجَ خَدِيجَةَ؟ —</w:t>
-      </w:r>
-      <w:r>
-        <w:rPr>
-          <w:rtl/>
-        </w:rPr>
-        <w:t xml:space="preserve"> </w:t>
-      </w:r>
-      <w:r>
-        <w:rPr>
-          <w:rtl/>
-          <w:bCs/>
-          <w:b/>
-        </w:rPr>
-        <w:t xml:space="preserve">خَمْسًا وَعِشْرِينَ</w:t>
-      </w:r>
-      <w:r>
-        <w:rPr>
-          <w:rtl/>
-        </w:rPr>
-        <w:t xml:space="preserve"> </w:t>
-      </w:r>
-      <w:r>
-        <w:rPr>
-          <w:rtl/>
-        </w:rPr>
-        <w:t xml:space="preserve">· أَرْبَعِينَ · خَمْسَ عَشْرَةَ — «وَكَانَ عُمْرُ الْمُصْطَفَى خَمْسًا وَعِشْرِينَ وَفَى».</w:t>
-      </w:r>
-    </w:p>
-    <w:p>
-      <w:pPr>
-        <w:numPr>
-          <w:ilvl w:val="0"/>
-          <w:numId w:val="1239"/>
-        </w:numPr>
-        <w:pStyle w:val="Compact"/>
-        <w:bidi/>
-      </w:pPr>
-      <w:r>
-        <w:rPr>
-          <w:rtl/>
-          <w:bCs/>
-          <w:b/>
-        </w:rPr>
-        <w:t xml:space="preserve">s4v10·11</w:t>
-      </w:r>
-      <w:r>
-        <w:rPr>
-          <w:rtl/>
-        </w:rPr>
-        <w:t xml:space="preserve"> </w:t>
-      </w:r>
-      <w:r>
-        <w:rPr>
-          <w:rtl/>
-        </w:rPr>
-        <w:t xml:space="preserve">(الزواج وبناء الكعبة · حِلْفُ الْفُضُولِ) أَيُّ حِلْفٍ شَهِدَهُ النَّبِيُّ ﷺ قَبْلَ الْبِعْثَةِ؟ —</w:t>
-      </w:r>
-      <w:r>
-        <w:rPr>
-          <w:rtl/>
-        </w:rPr>
-        <w:t xml:space="preserve"> </w:t>
-      </w:r>
-      <w:r>
-        <w:rPr>
-          <w:rtl/>
-          <w:bCs/>
-          <w:b/>
-        </w:rPr>
-        <w:t xml:space="preserve">حِلْفُ الْفُضُولِ</w:t>
-      </w:r>
-      <w:r>
-        <w:rPr>
-          <w:rtl/>
-        </w:rPr>
-        <w:t xml:space="preserve"> </w:t>
-      </w:r>
-      <w:r>
-        <w:rPr>
-          <w:rtl/>
-        </w:rPr>
-        <w:t xml:space="preserve">· صُلْحُ الْحُدَيْبِيَةِ · بَيْعَةُ الرِّضْوَانِ — «وَمَشْهَدُ الرَّسُولِ بِهَا حِلْفُ الْفُضُولِ».</w:t>
-      </w:r>
-    </w:p>
-    <w:p>
-      <w:pPr>
-        <w:numPr>
-          <w:ilvl w:val="0"/>
-          <w:numId w:val="1239"/>
-        </w:numPr>
-        <w:pStyle w:val="Compact"/>
-        <w:bidi/>
-      </w:pPr>
-      <w:r>
-        <w:rPr>
-          <w:rtl/>
-          <w:bCs/>
-          <w:b/>
-        </w:rPr>
-        <w:t xml:space="preserve">s5v2·12</w:t>
-      </w:r>
-      <w:r>
-        <w:rPr>
-          <w:rtl/>
-        </w:rPr>
-        <w:t xml:space="preserve"> </w:t>
-      </w:r>
-      <w:r>
-        <w:rPr>
-          <w:rtl/>
-        </w:rPr>
-        <w:t xml:space="preserve">(البعثة والوحي · اقْرَأْ) مَا أَوَّلُ مَا نَزَلَ مِنَ الْقُرْآنِ؟ —</w:t>
-      </w:r>
-      <w:r>
-        <w:rPr>
-          <w:rtl/>
-        </w:rPr>
-        <w:t xml:space="preserve"> </w:t>
-      </w:r>
-      <w:r>
-        <w:rPr>
-          <w:rtl/>
-          <w:bCs/>
-          <w:b/>
-        </w:rPr>
-        <w:t xml:space="preserve">أَوَائِلُ سُورَةِ الْعَلَقِ</w:t>
-      </w:r>
-      <w:r>
-        <w:rPr>
-          <w:rtl/>
-        </w:rPr>
-        <w:t xml:space="preserve"> </w:t>
-      </w:r>
-      <w:r>
-        <w:rPr>
-          <w:rtl/>
-        </w:rPr>
-        <w:t xml:space="preserve">· سُورَةُ الْفَاتِحَةِ · سُورَةُ الْإِخْلَاصِ — «فَكَانَ بِدْءُ مَا نَطَقْ بِهِ أَوَائِلُ الْعَلَقْ».</w:t>
-      </w:r>
-    </w:p>
-    <w:p>
-      <w:pPr>
-        <w:numPr>
-          <w:ilvl w:val="0"/>
-          <w:numId w:val="1239"/>
-        </w:numPr>
-        <w:pStyle w:val="Compact"/>
-        <w:bidi/>
-      </w:pPr>
-      <w:r>
-        <w:rPr>
-          <w:rtl/>
-          <w:bCs/>
-          <w:b/>
-        </w:rPr>
-        <w:t xml:space="preserve">s5v5·13</w:t>
-      </w:r>
-      <w:r>
-        <w:rPr>
-          <w:rtl/>
-        </w:rPr>
-        <w:t xml:space="preserve"> </w:t>
-      </w:r>
-      <w:r>
-        <w:rPr>
-          <w:rtl/>
-        </w:rPr>
-        <w:t xml:space="preserve">(البعثة والوحي · وَرَقَةُ بْنُ نَوْفَلٍ) إِلَى مَنِ انْطَلَقَتْ خَدِيجَةُ بِالنَّبِيِّ ﷺ بَعْدَ نُزُولِ الْوَحْيِ؟ —</w:t>
-      </w:r>
-      <w:r>
-        <w:rPr>
-          <w:rtl/>
-        </w:rPr>
-        <w:t xml:space="preserve"> </w:t>
-      </w:r>
-      <w:r>
-        <w:rPr>
-          <w:rtl/>
-          <w:bCs/>
-          <w:b/>
-        </w:rPr>
-        <w:t xml:space="preserve">وَرَقَةَ</w:t>
-      </w:r>
-      <w:r>
-        <w:rPr>
-          <w:rtl/>
-        </w:rPr>
-        <w:t xml:space="preserve"> </w:t>
-      </w:r>
-      <w:r>
-        <w:rPr>
-          <w:rtl/>
-        </w:rPr>
-        <w:t xml:space="preserve">· أَبِي طَالِبٍ · أَبِي بَكْرٍ — «فَإِذْ بِهَا مُنْطَلِقَةْ إِلَى الْكَرِيمِ وَرَقَةْ».</w:t>
-      </w:r>
-    </w:p>
-    <w:p>
-      <w:pPr>
-        <w:numPr>
-          <w:ilvl w:val="0"/>
-          <w:numId w:val="1239"/>
-        </w:numPr>
-        <w:pStyle w:val="Compact"/>
-        <w:bidi/>
-      </w:pPr>
-      <w:r>
-        <w:rPr>
-          <w:rtl/>
-          <w:bCs/>
-          <w:b/>
-        </w:rPr>
-        <w:t xml:space="preserve">s5v8·14</w:t>
-      </w:r>
-      <w:r>
-        <w:rPr>
-          <w:rtl/>
-        </w:rPr>
-        <w:t xml:space="preserve"> </w:t>
-      </w:r>
-      <w:r>
-        <w:rPr>
-          <w:rtl/>
-        </w:rPr>
-        <w:t xml:space="preserve">(البعثة والوحي · الدَّعْوَةُ السِّرِّيَّةُ) كَيْفَ بَدَأَ النَّبِيُّ ﷺ دَعْوَتَهُ؟ —</w:t>
-      </w:r>
-      <w:r>
-        <w:rPr>
-          <w:rtl/>
-        </w:rPr>
-        <w:t xml:space="preserve"> </w:t>
-      </w:r>
-      <w:r>
-        <w:rPr>
-          <w:rtl/>
-          <w:bCs/>
-          <w:b/>
-        </w:rPr>
-        <w:t xml:space="preserve">سِرًّا</w:t>
-      </w:r>
-      <w:r>
-        <w:rPr>
-          <w:rtl/>
-        </w:rPr>
-        <w:t xml:space="preserve"> </w:t>
-      </w:r>
-      <w:r>
-        <w:rPr>
-          <w:rtl/>
-        </w:rPr>
-        <w:t xml:space="preserve">· جَهْرًا · بِالسَّيْفِ — «ثُمَّ دَعَا سِرًّا إِلَى دِينِ الْهُدَى».</w:t>
-      </w:r>
-    </w:p>
-    <w:p>
-      <w:pPr>
-        <w:numPr>
-          <w:ilvl w:val="0"/>
-          <w:numId w:val="1239"/>
-        </w:numPr>
-        <w:pStyle w:val="Compact"/>
-        <w:bidi/>
-      </w:pPr>
-      <w:r>
-        <w:rPr>
-          <w:rtl/>
-          <w:bCs/>
-          <w:b/>
-        </w:rPr>
-        <w:t xml:space="preserve">s6v2·15</w:t>
-      </w:r>
-      <w:r>
-        <w:rPr>
-          <w:rtl/>
-        </w:rPr>
-        <w:t xml:space="preserve"> </w:t>
-      </w:r>
-      <w:r>
-        <w:rPr>
-          <w:rtl/>
-        </w:rPr>
-        <w:t xml:space="preserve">(الجهر بالدعوة · الدَّعْوَةُ جِهَارًا) كَيْفَ دَعَا النَّبِيُّ ﷺ بَعْدَ الدَّعْوَةِ السِّرِّيَّةِ؟ —</w:t>
-      </w:r>
-      <w:r>
-        <w:rPr>
-          <w:rtl/>
-        </w:rPr>
-        <w:t xml:space="preserve"> </w:t>
-      </w:r>
-      <w:r>
-        <w:rPr>
-          <w:rtl/>
-          <w:bCs/>
-          <w:b/>
-        </w:rPr>
-        <w:t xml:space="preserve">جِهَارًا</w:t>
-      </w:r>
-      <w:r>
-        <w:rPr>
-          <w:rtl/>
-        </w:rPr>
-        <w:t xml:space="preserve"> </w:t>
-      </w:r>
-      <w:r>
-        <w:rPr>
-          <w:rtl/>
-        </w:rPr>
-        <w:t xml:space="preserve">· لَيْلًا · بِالْهَدِيَّةِ — «ثُمَّ دَعَا جِهَارَا وَأَنْذَرَ الْكُفَّارَا».</w:t>
-      </w:r>
-    </w:p>
-    <w:p>
-      <w:pPr>
-        <w:numPr>
-          <w:ilvl w:val="0"/>
-          <w:numId w:val="1239"/>
-        </w:numPr>
-        <w:pStyle w:val="Compact"/>
-        <w:bidi/>
-      </w:pPr>
-      <w:r>
-        <w:rPr>
-          <w:rtl/>
-          <w:bCs/>
-          <w:b/>
-        </w:rPr>
-        <w:t xml:space="preserve">s6v4·16</w:t>
-      </w:r>
-      <w:r>
-        <w:rPr>
-          <w:rtl/>
-        </w:rPr>
-        <w:t xml:space="preserve"> </w:t>
-      </w:r>
-      <w:r>
-        <w:rPr>
-          <w:rtl/>
-        </w:rPr>
-        <w:t xml:space="preserve">(الجهر بالدعوة · التَّعْذِيبُ) مَاذَا فَعَلَتْ قُرَيْشٌ بِمَنْ أَسْلَمَ؟ —</w:t>
-      </w:r>
-      <w:r>
-        <w:rPr>
-          <w:rtl/>
-        </w:rPr>
-        <w:t xml:space="preserve"> </w:t>
-      </w:r>
-      <w:r>
-        <w:rPr>
-          <w:rtl/>
-          <w:bCs/>
-          <w:b/>
-        </w:rPr>
-        <w:t xml:space="preserve">عَذَّبُوا</w:t>
-      </w:r>
-      <w:r>
-        <w:rPr>
-          <w:rtl/>
-        </w:rPr>
-        <w:t xml:space="preserve"> </w:t>
-      </w:r>
-      <w:r>
-        <w:rPr>
-          <w:rtl/>
-        </w:rPr>
-        <w:t xml:space="preserve">· أَكْرَمُوهُمْ · تَرَكُوهُمْ — «وَعَذَّبُوا مَنْ أَسْلَمَا».</w:t>
-      </w:r>
-    </w:p>
-    <w:p>
-      <w:pPr>
-        <w:numPr>
-          <w:ilvl w:val="0"/>
-          <w:numId w:val="1239"/>
-        </w:numPr>
-        <w:pStyle w:val="Compact"/>
-        <w:bidi/>
-      </w:pPr>
-      <w:r>
-        <w:rPr>
-          <w:rtl/>
-          <w:bCs/>
-          <w:b/>
-        </w:rPr>
-        <w:t xml:space="preserve">s6v7·17</w:t>
-      </w:r>
-      <w:r>
-        <w:rPr>
-          <w:rtl/>
-        </w:rPr>
-        <w:t xml:space="preserve"> </w:t>
-      </w:r>
-      <w:r>
-        <w:rPr>
-          <w:rtl/>
-        </w:rPr>
-        <w:t xml:space="preserve">(الجهر بالدعوة · شَقُّ الْقَمَرِ) مَا الْآيَةُ الَّتِي أَظْهَرَهَا اللَّهُ لِقُرَيْشٍ؟ —</w:t>
-      </w:r>
-      <w:r>
-        <w:rPr>
-          <w:rtl/>
-        </w:rPr>
-        <w:t xml:space="preserve"> </w:t>
-      </w:r>
-      <w:r>
-        <w:rPr>
-          <w:rtl/>
-          <w:bCs/>
-          <w:b/>
-        </w:rPr>
-        <w:t xml:space="preserve">شَقُّ الْقَمَرِ</w:t>
-      </w:r>
-      <w:r>
-        <w:rPr>
-          <w:rtl/>
-        </w:rPr>
-        <w:t xml:space="preserve"> </w:t>
-      </w:r>
-      <w:r>
-        <w:rPr>
-          <w:rtl/>
-        </w:rPr>
-        <w:t xml:space="preserve">· نُزُولُ الْمَطَرِ · إِحْيَاءُ الْمَوْتَى — «فَكَانَ شَقُّ الْقَمَرِ».</w:t>
-      </w:r>
-    </w:p>
-    <w:p>
-      <w:pPr>
-        <w:numPr>
-          <w:ilvl w:val="0"/>
-          <w:numId w:val="1239"/>
-        </w:numPr>
-        <w:pStyle w:val="Compact"/>
-        <w:bidi/>
-      </w:pPr>
-      <w:r>
-        <w:rPr>
-          <w:rtl/>
-          <w:bCs/>
-          <w:b/>
-        </w:rPr>
-        <w:t xml:space="preserve">s7v2·18</w:t>
-      </w:r>
-      <w:r>
-        <w:rPr>
-          <w:rtl/>
-        </w:rPr>
-        <w:t xml:space="preserve"> </w:t>
-      </w:r>
-      <w:r>
-        <w:rPr>
-          <w:rtl/>
-        </w:rPr>
-        <w:t xml:space="preserve">(الهجرة إلى الحبشة · الْهِجْرَةُ لِلْحَبَشَةِ) إِلَى أَيِّ بِلَادٍ هَاجَرَ بَعْضُ الصَّحَابَةِ هَرَبًا مِنَ الْأَذَى؟ —</w:t>
-      </w:r>
-      <w:r>
-        <w:rPr>
-          <w:rtl/>
-        </w:rPr>
-        <w:t xml:space="preserve"> </w:t>
-      </w:r>
-      <w:r>
-        <w:rPr>
-          <w:rtl/>
-          <w:bCs/>
-          <w:b/>
-        </w:rPr>
-        <w:t xml:space="preserve">الْحَبَشَةُ</w:t>
-      </w:r>
-      <w:r>
-        <w:rPr>
-          <w:rtl/>
-        </w:rPr>
-        <w:t xml:space="preserve"> </w:t>
-      </w:r>
-      <w:r>
-        <w:rPr>
-          <w:rtl/>
-        </w:rPr>
-        <w:t xml:space="preserve">· الشَّامُ · الْيَمَنُ — «إِلَى بِلَادِ الْحَبَشَةْ».</w:t>
-      </w:r>
-    </w:p>
-    <w:p>
-      <w:pPr>
-        <w:numPr>
-          <w:ilvl w:val="0"/>
-          <w:numId w:val="1239"/>
-        </w:numPr>
-        <w:pStyle w:val="Compact"/>
-        <w:bidi/>
-      </w:pPr>
-      <w:r>
-        <w:rPr>
-          <w:rtl/>
-          <w:bCs/>
-          <w:b/>
-        </w:rPr>
-        <w:t xml:space="preserve">s7v3·19</w:t>
-      </w:r>
-      <w:r>
-        <w:rPr>
-          <w:rtl/>
-        </w:rPr>
-        <w:t xml:space="preserve"> </w:t>
-      </w:r>
-      <w:r>
-        <w:rPr>
-          <w:rtl/>
-        </w:rPr>
-        <w:t xml:space="preserve">(الهجرة إلى الحبشة · عَدَدُ الْمُهَاجِرِينَ) كَمْ رَجُلًا هَاجَرُوا فِي الْهِجْرَةِ الْأُولَى؟ —</w:t>
-      </w:r>
-      <w:r>
-        <w:rPr>
-          <w:rtl/>
-        </w:rPr>
-        <w:t xml:space="preserve"> </w:t>
-      </w:r>
-      <w:r>
-        <w:rPr>
-          <w:rtl/>
-          <w:bCs/>
-          <w:b/>
-        </w:rPr>
-        <w:t xml:space="preserve">أَحَدَ عَشَرَ</w:t>
-      </w:r>
-      <w:r>
-        <w:rPr>
-          <w:rtl/>
-        </w:rPr>
-        <w:t xml:space="preserve"> </w:t>
-      </w:r>
-      <w:r>
-        <w:rPr>
-          <w:rtl/>
-        </w:rPr>
-        <w:t xml:space="preserve">· سَبْعَةٌ · عِشْرُونَ — «كَانَ كُلُّ مَنْ هَجَرْ مِنَ الرِّجَالِ إِحْدَى عَشَرْ».</w:t>
-      </w:r>
-    </w:p>
-    <w:p>
-      <w:pPr>
-        <w:numPr>
-          <w:ilvl w:val="0"/>
-          <w:numId w:val="1239"/>
-        </w:numPr>
-        <w:pStyle w:val="Compact"/>
-        <w:bidi/>
-      </w:pPr>
-      <w:r>
-        <w:rPr>
-          <w:rtl/>
-          <w:bCs/>
-          <w:b/>
-        </w:rPr>
-        <w:t xml:space="preserve">s7v13·20</w:t>
-      </w:r>
-      <w:r>
-        <w:rPr>
-          <w:rtl/>
-        </w:rPr>
-        <w:t xml:space="preserve"> </w:t>
-      </w:r>
-      <w:r>
-        <w:rPr>
-          <w:rtl/>
-        </w:rPr>
-        <w:t xml:space="preserve">(الهجرة إلى الحبشة · الْهِجْرَةُ الثَّانِيَةُ) كَيْفَ وَصَفَ النَّاظِمُ أَرْضَ الْحَبَشَةِ فِي الْهِجْرَةِ الثَّانِيَةِ؟ —</w:t>
-      </w:r>
-      <w:r>
-        <w:rPr>
-          <w:rtl/>
-        </w:rPr>
-        <w:t xml:space="preserve"> </w:t>
-      </w:r>
-      <w:r>
-        <w:rPr>
-          <w:rtl/>
-          <w:bCs/>
-          <w:b/>
-        </w:rPr>
-        <w:t xml:space="preserve">الْقُلُوبُ الْحَانِيَةُ</w:t>
-      </w:r>
-      <w:r>
-        <w:rPr>
-          <w:rtl/>
-        </w:rPr>
-        <w:t xml:space="preserve"> </w:t>
-      </w:r>
-      <w:r>
-        <w:rPr>
-          <w:rtl/>
-        </w:rPr>
-        <w:t xml:space="preserve">· الْجِبَالُ الشَّامِخَةُ · الْبِحَارُ الْوَاسِعَةُ — «فَهَاجَرُوا فِي الثَّانِيَةْ نَحْوَ الْقُلُوبِ الْحَانِيَةْ».</w:t>
-      </w:r>
-    </w:p>
-    <w:p>
-      <w:pPr>
-        <w:numPr>
-          <w:ilvl w:val="0"/>
-          <w:numId w:val="1239"/>
-        </w:numPr>
-        <w:pStyle w:val="Compact"/>
-        <w:bidi/>
-      </w:pPr>
-      <w:r>
-        <w:rPr>
-          <w:rtl/>
-          <w:bCs/>
-          <w:b/>
-        </w:rPr>
-        <w:t xml:space="preserve">s8v1·21</w:t>
-      </w:r>
-      <w:r>
-        <w:rPr>
-          <w:rtl/>
-        </w:rPr>
-        <w:t xml:space="preserve"> </w:t>
-      </w:r>
-      <w:r>
-        <w:rPr>
-          <w:rtl/>
-        </w:rPr>
-        <w:t xml:space="preserve">(إسلام عمر والحصار · إِسْلَامُ عُمَرَ) مَنْ أَسْلَمَ جَهْرًا فَنَصَرَ الدِّينَ؟ —</w:t>
-      </w:r>
-      <w:r>
-        <w:rPr>
-          <w:rtl/>
-        </w:rPr>
-        <w:t xml:space="preserve"> </w:t>
-      </w:r>
-      <w:r>
-        <w:rPr>
-          <w:rtl/>
-          <w:bCs/>
-          <w:b/>
-        </w:rPr>
-        <w:t xml:space="preserve">عُمَرُ</w:t>
-      </w:r>
-      <w:r>
-        <w:rPr>
-          <w:rtl/>
-        </w:rPr>
-        <w:t xml:space="preserve"> </w:t>
-      </w:r>
-      <w:r>
-        <w:rPr>
-          <w:rtl/>
-        </w:rPr>
-        <w:t xml:space="preserve">· عُثْمَانُ · أَبُو عُبَيْدَةَ — «وَأَسْلَمَ الْفَذُّ عُمَرْ جَهْرًا وَلِلدِّينِ نَصَرْ».</w:t>
-      </w:r>
-    </w:p>
-    <w:p>
-      <w:pPr>
-        <w:numPr>
-          <w:ilvl w:val="0"/>
-          <w:numId w:val="1239"/>
-        </w:numPr>
-        <w:pStyle w:val="Compact"/>
-        <w:bidi/>
-      </w:pPr>
-      <w:r>
-        <w:rPr>
-          <w:rtl/>
-          <w:bCs/>
-          <w:b/>
-        </w:rPr>
-        <w:t xml:space="preserve">s8v2·22</w:t>
-      </w:r>
-      <w:r>
-        <w:rPr>
-          <w:rtl/>
-        </w:rPr>
-        <w:t xml:space="preserve"> </w:t>
-      </w:r>
-      <w:r>
-        <w:rPr>
-          <w:rtl/>
-        </w:rPr>
-        <w:t xml:space="preserve">(إسلام عمر والحصار · حِصَارُ الشِّعْبِ) أَيْنَ حَاصَرَتْ قُرَيْشٌ بَنِي هَاشِمٍ وَمَعَهُمُ النَّبِيُّ ﷺ؟ —</w:t>
-      </w:r>
-      <w:r>
-        <w:rPr>
-          <w:rtl/>
-        </w:rPr>
-        <w:t xml:space="preserve"> </w:t>
-      </w:r>
-      <w:r>
-        <w:rPr>
-          <w:rtl/>
-          <w:bCs/>
-          <w:b/>
-        </w:rPr>
-        <w:t xml:space="preserve">الشِّعْبُ</w:t>
-      </w:r>
-      <w:r>
-        <w:rPr>
-          <w:rtl/>
-        </w:rPr>
-        <w:t xml:space="preserve"> </w:t>
-      </w:r>
-      <w:r>
-        <w:rPr>
-          <w:rtl/>
-        </w:rPr>
-        <w:t xml:space="preserve">· الطَّائِفُ · الْمَدِينَةُ — «ثُمَّ حِصَارُ الشِّعْبِ».</w:t>
-      </w:r>
-    </w:p>
-    <w:p>
-      <w:pPr>
-        <w:numPr>
-          <w:ilvl w:val="0"/>
-          <w:numId w:val="1239"/>
-        </w:numPr>
-        <w:pStyle w:val="Compact"/>
-        <w:bidi/>
-      </w:pPr>
-      <w:r>
-        <w:rPr>
-          <w:rtl/>
-          <w:bCs/>
-          <w:b/>
-        </w:rPr>
-        <w:t xml:space="preserve">s8v3·23</w:t>
-      </w:r>
-      <w:r>
-        <w:rPr>
-          <w:rtl/>
-        </w:rPr>
-        <w:t xml:space="preserve"> </w:t>
-      </w:r>
-      <w:r>
-        <w:rPr>
-          <w:rtl/>
-        </w:rPr>
-        <w:t xml:space="preserve">(إسلام عمر والحصار · مُدَّةُ الْحِصَارِ) كَمْ دَامَ الْحِصَارُ كَمَا يَذْكُرُ النَّاظِمُ؟ —</w:t>
-      </w:r>
-      <w:r>
-        <w:rPr>
-          <w:rtl/>
-        </w:rPr>
-        <w:t xml:space="preserve"> </w:t>
-      </w:r>
-      <w:r>
-        <w:rPr>
-          <w:rtl/>
-          <w:bCs/>
-          <w:b/>
-        </w:rPr>
-        <w:t xml:space="preserve">عَامَيْنِ</w:t>
-      </w:r>
-      <w:r>
-        <w:rPr>
-          <w:rtl/>
-        </w:rPr>
-        <w:t xml:space="preserve"> </w:t>
-      </w:r>
-      <w:r>
-        <w:rPr>
-          <w:rtl/>
-        </w:rPr>
-        <w:t xml:space="preserve">· شَهْرَيْنِ · سَبْعَ سَنَوَاتٍ — «فَدَامَ عَامَيْنِ».</w:t>
-      </w:r>
-    </w:p>
-    <w:p>
-      <w:pPr>
-        <w:numPr>
-          <w:ilvl w:val="0"/>
-          <w:numId w:val="1239"/>
-        </w:numPr>
-        <w:pStyle w:val="Compact"/>
-        <w:bidi/>
-      </w:pPr>
-      <w:r>
-        <w:rPr>
-          <w:rtl/>
-          <w:bCs/>
-          <w:b/>
-        </w:rPr>
-        <w:t xml:space="preserve">s9v1·24</w:t>
-      </w:r>
-      <w:r>
-        <w:rPr>
-          <w:rtl/>
-        </w:rPr>
-        <w:t xml:space="preserve"> </w:t>
-      </w:r>
-      <w:r>
-        <w:rPr>
-          <w:rtl/>
-        </w:rPr>
-        <w:t xml:space="preserve">(الطائف والإسراء · رِحْلَةُ الطَّائِفِ) لِمَاذَا ذَهَبَ النَّبِيُّ ﷺ إِلَى الطَّائِفِ؟ —</w:t>
-      </w:r>
-      <w:r>
-        <w:rPr>
-          <w:rtl/>
-        </w:rPr>
-        <w:t xml:space="preserve"> </w:t>
-      </w:r>
-      <w:r>
-        <w:rPr>
-          <w:rtl/>
-          <w:bCs/>
-          <w:b/>
-        </w:rPr>
-        <w:t xml:space="preserve">يَطْلُبُ أَمْنَ الْخَائِفِ</w:t>
-      </w:r>
-      <w:r>
-        <w:rPr>
-          <w:rtl/>
-        </w:rPr>
-        <w:t xml:space="preserve"> </w:t>
-      </w:r>
-      <w:r>
-        <w:rPr>
-          <w:rtl/>
-        </w:rPr>
-        <w:t xml:space="preserve">· لِيُتَاجِرَ · لِيَحُجَّ — «ثُمَّ مَضَى لِلطَّائِفْ يَطْلُبُ أَمْنَ الْخَائِفِ».</w:t>
-      </w:r>
-    </w:p>
-    <w:p>
-      <w:pPr>
-        <w:numPr>
-          <w:ilvl w:val="0"/>
-          <w:numId w:val="1239"/>
-        </w:numPr>
-        <w:pStyle w:val="Compact"/>
-        <w:bidi/>
-      </w:pPr>
-      <w:r>
-        <w:rPr>
-          <w:rtl/>
-          <w:bCs/>
-          <w:b/>
-        </w:rPr>
-        <w:t xml:space="preserve">s9v2·25</w:t>
-      </w:r>
-      <w:r>
-        <w:rPr>
-          <w:rtl/>
-        </w:rPr>
-        <w:t xml:space="preserve"> </w:t>
-      </w:r>
-      <w:r>
-        <w:rPr>
-          <w:rtl/>
-        </w:rPr>
-        <w:t xml:space="preserve">(الطائف والإسراء · رَجْمُ الطَّائِفِ) مَاذَا فَعَلَ أَهْلُ الطَّائِفِ بِهِ؟ —</w:t>
-      </w:r>
-      <w:r>
-        <w:rPr>
-          <w:rtl/>
-        </w:rPr>
-        <w:t xml:space="preserve"> </w:t>
-      </w:r>
-      <w:r>
-        <w:rPr>
-          <w:rtl/>
-          <w:bCs/>
-          <w:b/>
-        </w:rPr>
-        <w:t xml:space="preserve">أَدْمَوْا قَدَمَهُ</w:t>
-      </w:r>
-      <w:r>
-        <w:rPr>
-          <w:rtl/>
-        </w:rPr>
-        <w:t xml:space="preserve"> </w:t>
-      </w:r>
-      <w:r>
-        <w:rPr>
-          <w:rtl/>
-        </w:rPr>
-        <w:t xml:space="preserve">· أَكْرَمُوهُ · نَصَرُوهُ — «وَأَدْمَوْا قَدَمَهْ».</w:t>
-      </w:r>
-    </w:p>
-    <w:p>
-      <w:pPr>
-        <w:numPr>
-          <w:ilvl w:val="0"/>
-          <w:numId w:val="1239"/>
-        </w:numPr>
-        <w:pStyle w:val="Compact"/>
-        <w:bidi/>
-      </w:pPr>
-      <w:r>
-        <w:rPr>
-          <w:rtl/>
-          <w:bCs/>
-          <w:b/>
-        </w:rPr>
-        <w:t xml:space="preserve">s9v3·26</w:t>
-      </w:r>
-      <w:r>
-        <w:rPr>
-          <w:rtl/>
-        </w:rPr>
-        <w:t xml:space="preserve"> </w:t>
-      </w:r>
-      <w:r>
-        <w:rPr>
-          <w:rtl/>
-        </w:rPr>
-        <w:t xml:space="preserve">(الطائف والإسراء · الْإِسْرَاءُ) بِمَاذَا سَلَّاهُ اللَّهُ بَعْدَ الْعَنَاءِ؟ —</w:t>
-      </w:r>
-      <w:r>
-        <w:rPr>
-          <w:rtl/>
-        </w:rPr>
-        <w:t xml:space="preserve"> </w:t>
-      </w:r>
-      <w:r>
-        <w:rPr>
-          <w:rtl/>
-          <w:bCs/>
-          <w:b/>
-        </w:rPr>
-        <w:t xml:space="preserve">بِالْإِسْرَاءِ</w:t>
-      </w:r>
-      <w:r>
-        <w:rPr>
-          <w:rtl/>
-        </w:rPr>
-        <w:t xml:space="preserve"> </w:t>
-      </w:r>
-      <w:r>
-        <w:rPr>
-          <w:rtl/>
-        </w:rPr>
-        <w:t xml:space="preserve">· بِالنَّصْرِ · بِالْمَالِ — «وَبَعْدَ ذَا الْعَنَاءِ سَلَّاهُ بِالْإِسْرَاءِ».</w:t>
-      </w:r>
-    </w:p>
-    <w:p>
-      <w:pPr>
-        <w:numPr>
-          <w:ilvl w:val="0"/>
-          <w:numId w:val="1239"/>
-        </w:numPr>
-        <w:pStyle w:val="Compact"/>
-        <w:bidi/>
-      </w:pPr>
-      <w:r>
-        <w:rPr>
-          <w:rtl/>
-          <w:bCs/>
-          <w:b/>
-        </w:rPr>
-        <w:t xml:space="preserve">s10v1·27</w:t>
-      </w:r>
-      <w:r>
-        <w:rPr>
-          <w:rtl/>
-        </w:rPr>
-        <w:t xml:space="preserve"> </w:t>
-      </w:r>
-      <w:r>
-        <w:rPr>
-          <w:rtl/>
-        </w:rPr>
-        <w:t xml:space="preserve">(بيعة العقبة · مَوْسِمُ الْحَجِّ) مَتَى كَانَ النَّبِيُّ ﷺ يَعْرِضُ نَفْسَهُ عَلَى الْقَبَائِلِ؟ —</w:t>
-      </w:r>
-      <w:r>
-        <w:rPr>
-          <w:rtl/>
-        </w:rPr>
-        <w:t xml:space="preserve"> </w:t>
-      </w:r>
-      <w:r>
-        <w:rPr>
-          <w:rtl/>
-          <w:bCs/>
-          <w:b/>
-        </w:rPr>
-        <w:t xml:space="preserve">وَقْتَ الْمَوْسِمِ</w:t>
-      </w:r>
-      <w:r>
-        <w:rPr>
-          <w:rtl/>
-        </w:rPr>
-        <w:t xml:space="preserve"> </w:t>
-      </w:r>
-      <w:r>
-        <w:rPr>
-          <w:rtl/>
-        </w:rPr>
-        <w:t xml:space="preserve">· فِي رَمَضَانَ · فِي الشِّتَاءِ — «وَكَانَ وَقْتَ الْمَوْسِمِ يَدُورُ بَيْنَ الْخِيَمِ».</w:t>
-      </w:r>
-    </w:p>
-    <w:p>
-      <w:pPr>
-        <w:numPr>
-          <w:ilvl w:val="0"/>
-          <w:numId w:val="1239"/>
-        </w:numPr>
-        <w:pStyle w:val="Compact"/>
-        <w:bidi/>
-      </w:pPr>
-      <w:r>
-        <w:rPr>
-          <w:rtl/>
-          <w:bCs/>
-          <w:b/>
-        </w:rPr>
-        <w:t xml:space="preserve">s10v8·28</w:t>
-      </w:r>
-      <w:r>
-        <w:rPr>
-          <w:rtl/>
-        </w:rPr>
-        <w:t xml:space="preserve"> </w:t>
-      </w:r>
-      <w:r>
-        <w:rPr>
-          <w:rtl/>
-        </w:rPr>
-        <w:t xml:space="preserve">(بيعة العقبة · لِقَاءُ وَفْدِ يَثْرِبَ) فِي أَيِّ شَهْرٍ جَاءَ وَفْدُ يَثْرِبَ كَمَا يَذْكُرُ النَّاظِمُ؟ —</w:t>
-      </w:r>
-      <w:r>
-        <w:rPr>
-          <w:rtl/>
-        </w:rPr>
-        <w:t xml:space="preserve"> </w:t>
-      </w:r>
-      <w:r>
-        <w:rPr>
-          <w:rtl/>
-          <w:bCs/>
-          <w:b/>
-        </w:rPr>
-        <w:t xml:space="preserve">رَجَبٌ</w:t>
-      </w:r>
-      <w:r>
-        <w:rPr>
-          <w:rtl/>
-        </w:rPr>
-        <w:t xml:space="preserve"> </w:t>
-      </w:r>
-      <w:r>
-        <w:rPr>
-          <w:rtl/>
-        </w:rPr>
-        <w:t xml:space="preserve">· رَمَضَانُ · شَوَّالٌ — «وَكَانَ ذَا فِي رَجَبِ بَيْعَةُ وَفْدِ يَثْرِبِ».</w:t>
-      </w:r>
-    </w:p>
-    <w:p>
-      <w:pPr>
-        <w:numPr>
-          <w:ilvl w:val="0"/>
-          <w:numId w:val="1239"/>
-        </w:numPr>
-        <w:pStyle w:val="Compact"/>
-        <w:bidi/>
-      </w:pPr>
-      <w:r>
-        <w:rPr>
-          <w:rtl/>
-          <w:bCs/>
-          <w:b/>
-        </w:rPr>
-        <w:t xml:space="preserve">s10v14·29</w:t>
-      </w:r>
-      <w:r>
-        <w:rPr>
-          <w:rtl/>
-        </w:rPr>
-        <w:t xml:space="preserve"> </w:t>
-      </w:r>
-      <w:r>
-        <w:rPr>
-          <w:rtl/>
-        </w:rPr>
-        <w:t xml:space="preserve">(بيعة العقبة · الْبَيْعَتَانِ) أَيْنَ كَانَتِ الْبَيْعَتَانِ؟ —</w:t>
-      </w:r>
-      <w:r>
-        <w:rPr>
-          <w:rtl/>
-        </w:rPr>
-        <w:t xml:space="preserve"> </w:t>
-      </w:r>
-      <w:r>
-        <w:rPr>
-          <w:rtl/>
-          <w:bCs/>
-          <w:b/>
-        </w:rPr>
-        <w:t xml:space="preserve">فِي الْعَقَبَةِ</w:t>
-      </w:r>
-      <w:r>
-        <w:rPr>
-          <w:rtl/>
-        </w:rPr>
-        <w:t xml:space="preserve"> </w:t>
-      </w:r>
-      <w:r>
-        <w:rPr>
-          <w:rtl/>
-        </w:rPr>
-        <w:t xml:space="preserve">· فِي قُبَاءٍ · فِي بَدْرٍ — «كِلَاهُمَا فِي الْعَقَبَةْ».</w:t>
-      </w:r>
-    </w:p>
-    <w:p>
-      <w:pPr>
-        <w:numPr>
-          <w:ilvl w:val="0"/>
-          <w:numId w:val="1239"/>
-        </w:numPr>
-        <w:pStyle w:val="Compact"/>
-        <w:bidi/>
-      </w:pPr>
-      <w:r>
-        <w:rPr>
-          <w:rtl/>
-          <w:bCs/>
-          <w:b/>
-        </w:rPr>
-        <w:t xml:space="preserve">s11av1·30</w:t>
-      </w:r>
-      <w:r>
-        <w:rPr>
-          <w:rtl/>
-        </w:rPr>
-        <w:t xml:space="preserve"> </w:t>
-      </w:r>
-      <w:r>
-        <w:rPr>
-          <w:rtl/>
-        </w:rPr>
-        <w:t xml:space="preserve">(الهجرة: من مكة إلى الغار · هِجْرَةُ عُمَرَ) كَمْ كَانَ عَدَدُ الَّذِينَ هَاجَرُوا مَعَ عُمَرَ رَضِيَ اللَّهُ عَنْهُ؟ —</w:t>
-      </w:r>
-      <w:r>
-        <w:rPr>
-          <w:rtl/>
-        </w:rPr>
-        <w:t xml:space="preserve"> </w:t>
-      </w:r>
-      <w:r>
-        <w:rPr>
-          <w:rtl/>
-          <w:bCs/>
-          <w:b/>
-        </w:rPr>
-        <w:t xml:space="preserve">عِشْرُونَ</w:t>
-      </w:r>
-      <w:r>
-        <w:rPr>
-          <w:rtl/>
-        </w:rPr>
-        <w:t xml:space="preserve"> </w:t>
-      </w:r>
-      <w:r>
-        <w:rPr>
-          <w:rtl/>
-        </w:rPr>
-        <w:t xml:space="preserve">· ثَلَاثَةٌ · سَبْعُونَ — «عِشْرُونَ شَخْصًا قَدْ هَجَرْ».</w:t>
-      </w:r>
-    </w:p>
-    <w:p>
-      <w:pPr>
-        <w:numPr>
-          <w:ilvl w:val="0"/>
-          <w:numId w:val="1239"/>
-        </w:numPr>
-        <w:pStyle w:val="Compact"/>
-        <w:bidi/>
-      </w:pPr>
-      <w:r>
-        <w:rPr>
-          <w:rtl/>
-          <w:bCs/>
-          <w:b/>
-        </w:rPr>
-        <w:t xml:space="preserve">s11av2·31</w:t>
-      </w:r>
-      <w:r>
-        <w:rPr>
-          <w:rtl/>
-        </w:rPr>
-        <w:t xml:space="preserve"> </w:t>
-      </w:r>
-      <w:r>
-        <w:rPr>
-          <w:rtl/>
-        </w:rPr>
-        <w:t xml:space="preserve">(الهجرة: من مكة إلى الغار · الْإِذْنُ بِالْهِجْرَةِ) مَاذَا نَزَلَ مِنَ اللَّهِ لِلنَّبِيِّ ﷺ لِيَرْحَلَ؟ —</w:t>
-      </w:r>
-      <w:r>
-        <w:rPr>
-          <w:rtl/>
-        </w:rPr>
-        <w:t xml:space="preserve"> </w:t>
-      </w:r>
-      <w:r>
-        <w:rPr>
-          <w:rtl/>
-          <w:bCs/>
-          <w:b/>
-        </w:rPr>
-        <w:t xml:space="preserve">الْإِذْنُ</w:t>
-      </w:r>
-      <w:r>
-        <w:rPr>
-          <w:rtl/>
-        </w:rPr>
-        <w:t xml:space="preserve"> </w:t>
-      </w:r>
-      <w:r>
-        <w:rPr>
-          <w:rtl/>
-        </w:rPr>
-        <w:t xml:space="preserve">· الْجِهَادُ · الصَّلَاةُ — «وَالْإِذْنُ بَعْدُ نَزَلَا لِلْمُصْطَفَى أَنْ يَرْحَلَا».</w:t>
-      </w:r>
-    </w:p>
-    <w:p>
-      <w:pPr>
-        <w:numPr>
-          <w:ilvl w:val="0"/>
-          <w:numId w:val="1239"/>
-        </w:numPr>
-        <w:pStyle w:val="Compact"/>
-        <w:bidi/>
-      </w:pPr>
-      <w:r>
-        <w:rPr>
-          <w:rtl/>
-          <w:bCs/>
-          <w:b/>
-        </w:rPr>
-        <w:t xml:space="preserve">s11av5·32</w:t>
-      </w:r>
-      <w:r>
-        <w:rPr>
-          <w:rtl/>
-        </w:rPr>
-        <w:t xml:space="preserve"> </w:t>
-      </w:r>
-      <w:r>
-        <w:rPr>
-          <w:rtl/>
-        </w:rPr>
-        <w:t xml:space="preserve">(الهجرة: من مكة إلى الغار · غَارُ ثَوْرٍ) أَيْنَ دَخَلَ النَّبِيُّ ﷺ مَعَ أَبِي بَكْرٍ؟ —</w:t>
-      </w:r>
-      <w:r>
-        <w:rPr>
-          <w:rtl/>
-        </w:rPr>
-        <w:t xml:space="preserve"> </w:t>
-      </w:r>
-      <w:r>
-        <w:rPr>
-          <w:rtl/>
-          <w:bCs/>
-          <w:b/>
-        </w:rPr>
-        <w:t xml:space="preserve">الْغَارُ</w:t>
-      </w:r>
-      <w:r>
-        <w:rPr>
-          <w:rtl/>
-        </w:rPr>
-        <w:t xml:space="preserve"> </w:t>
-      </w:r>
-      <w:r>
-        <w:rPr>
-          <w:rtl/>
-        </w:rPr>
-        <w:t xml:space="preserve">· الْمَسْجِدُ · قُبَاءٌ — «فَدَخَلَا فِي الْغَارِ».</w:t>
-      </w:r>
-    </w:p>
-    <w:p>
-      <w:pPr>
-        <w:numPr>
-          <w:ilvl w:val="0"/>
-          <w:numId w:val="1239"/>
-        </w:numPr>
-        <w:pStyle w:val="Compact"/>
-        <w:bidi/>
-      </w:pPr>
-      <w:r>
-        <w:rPr>
-          <w:rtl/>
-          <w:bCs/>
-          <w:b/>
-        </w:rPr>
-        <w:t xml:space="preserve">s11bv1·33</w:t>
-      </w:r>
-      <w:r>
-        <w:rPr>
-          <w:rtl/>
-        </w:rPr>
-        <w:t xml:space="preserve"> </w:t>
-      </w:r>
-      <w:r>
-        <w:rPr>
-          <w:rtl/>
-        </w:rPr>
-        <w:t xml:space="preserve">(الوصول إلى المدينة · دَلِيلُ الطَّرِيقِ) مَنِ الَّذِي اسْتَأْجَرُوهُ دَلِيلًا لِلطَّرِيقِ؟ —</w:t>
-      </w:r>
-      <w:r>
-        <w:rPr>
-          <w:rtl/>
-        </w:rPr>
-        <w:t xml:space="preserve"> </w:t>
-      </w:r>
-      <w:r>
-        <w:rPr>
-          <w:rtl/>
-          <w:bCs/>
-          <w:b/>
-        </w:rPr>
-        <w:t xml:space="preserve">ابْنُ أَرْقَطَ</w:t>
-      </w:r>
-      <w:r>
-        <w:rPr>
-          <w:rtl/>
-        </w:rPr>
-        <w:t xml:space="preserve"> </w:t>
-      </w:r>
-      <w:r>
-        <w:rPr>
-          <w:rtl/>
-        </w:rPr>
-        <w:t xml:space="preserve">· ابْنُ الْحَارِثِ · ابْنُ مَسْعُودٍ — «وَاسْتَأْجَرُوا ابْنَ أَرْقَطِ خِرِّيتًا».</w:t>
-      </w:r>
-    </w:p>
-    <w:p>
-      <w:pPr>
-        <w:numPr>
-          <w:ilvl w:val="0"/>
-          <w:numId w:val="1239"/>
-        </w:numPr>
-        <w:pStyle w:val="Compact"/>
-        <w:bidi/>
-      </w:pPr>
-      <w:r>
-        <w:rPr>
-          <w:rtl/>
-          <w:bCs/>
-          <w:b/>
-        </w:rPr>
-        <w:t xml:space="preserve">s11bv2·34</w:t>
-      </w:r>
-      <w:r>
-        <w:rPr>
-          <w:rtl/>
-        </w:rPr>
-        <w:t xml:space="preserve"> </w:t>
-      </w:r>
-      <w:r>
-        <w:rPr>
-          <w:rtl/>
-        </w:rPr>
-        <w:t xml:space="preserve">(الوصول إلى المدينة · الْوُصُولُ لِقُبَاءٍ) أَيْنَ أَنَاخَ النَّبِيُّ ﷺ نَاقَتَهُ ضُحًى؟ —</w:t>
-      </w:r>
-      <w:r>
-        <w:rPr>
-          <w:rtl/>
-        </w:rPr>
-        <w:t xml:space="preserve"> </w:t>
-      </w:r>
-      <w:r>
-        <w:rPr>
-          <w:rtl/>
-          <w:bCs/>
-          <w:b/>
-        </w:rPr>
-        <w:t xml:space="preserve">قُبَا</w:t>
-      </w:r>
-      <w:r>
-        <w:rPr>
-          <w:rtl/>
-        </w:rPr>
-        <w:t xml:space="preserve"> </w:t>
-      </w:r>
-      <w:r>
-        <w:rPr>
-          <w:rtl/>
-        </w:rPr>
-        <w:t xml:space="preserve">· بَدْرٌ · أُحُدٌ — «وَقَدْ أَنَاخَ الْمَرْكَبَا ضُحًى عَلَى أَرْضِ قُبَا».</w:t>
-      </w:r>
-    </w:p>
-    <w:p>
-      <w:pPr>
-        <w:numPr>
-          <w:ilvl w:val="0"/>
-          <w:numId w:val="1239"/>
-        </w:numPr>
-        <w:pStyle w:val="Compact"/>
-        <w:bidi/>
-      </w:pPr>
-      <w:r>
-        <w:rPr>
-          <w:rtl/>
-          <w:bCs/>
-          <w:b/>
-        </w:rPr>
-        <w:t xml:space="preserve">s11bv9·35</w:t>
-      </w:r>
-      <w:r>
-        <w:rPr>
-          <w:rtl/>
-        </w:rPr>
-        <w:t xml:space="preserve"> </w:t>
-      </w:r>
-      <w:r>
-        <w:rPr>
-          <w:rtl/>
-        </w:rPr>
-        <w:t xml:space="preserve">(الوصول إلى المدينة · الْأَذَانُ) مَاذَا شُرِعَ فِي الْمَدِينَةِ بَعْدَ الرُّؤْيَا الصَّادِقَةِ؟ —</w:t>
-      </w:r>
-      <w:r>
-        <w:rPr>
-          <w:rtl/>
-        </w:rPr>
-        <w:t xml:space="preserve"> </w:t>
-      </w:r>
-      <w:r>
-        <w:rPr>
-          <w:rtl/>
-          <w:bCs/>
-          <w:b/>
-        </w:rPr>
-        <w:t xml:space="preserve">الْأَذَانُ</w:t>
-      </w:r>
-      <w:r>
-        <w:rPr>
-          <w:rtl/>
-        </w:rPr>
-        <w:t xml:space="preserve"> </w:t>
-      </w:r>
-      <w:r>
-        <w:rPr>
-          <w:rtl/>
-        </w:rPr>
-        <w:t xml:space="preserve">· الصِّيَامُ · الْحَجُّ — «وَشُرِعَ الْأَذَانُ جَاءَ بِهِ الْبَيَانُ».</w:t>
-      </w:r>
-    </w:p>
-    <w:p>
-      <w:pPr>
-        <w:numPr>
-          <w:ilvl w:val="0"/>
-          <w:numId w:val="1239"/>
-        </w:numPr>
-        <w:pStyle w:val="Compact"/>
-        <w:bidi/>
-      </w:pPr>
-      <w:r>
-        <w:rPr>
-          <w:rtl/>
-          <w:bCs/>
-          <w:b/>
-        </w:rPr>
-        <w:t xml:space="preserve">s12av5·36</w:t>
-      </w:r>
-      <w:r>
-        <w:rPr>
-          <w:rtl/>
-        </w:rPr>
-        <w:t xml:space="preserve"> </w:t>
-      </w:r>
-      <w:r>
-        <w:rPr>
-          <w:rtl/>
-        </w:rPr>
-        <w:t xml:space="preserve">(السرايا الأولى · أَوَّلُ الرَّايَاتِ) مَنْ خَصَّهُ النَّبِيُّ ﷺ بِأَوَّلِ الرَّايَاتِ؟ —</w:t>
-      </w:r>
-      <w:r>
-        <w:rPr>
-          <w:rtl/>
-        </w:rPr>
-        <w:t xml:space="preserve"> </w:t>
-      </w:r>
-      <w:r>
-        <w:rPr>
-          <w:rtl/>
-          <w:bCs/>
-          <w:b/>
-        </w:rPr>
-        <w:t xml:space="preserve">عُبَيْدَةُ</w:t>
-      </w:r>
-      <w:r>
-        <w:rPr>
-          <w:rtl/>
-        </w:rPr>
-        <w:t xml:space="preserve"> </w:t>
-      </w:r>
-      <w:r>
-        <w:rPr>
-          <w:rtl/>
-        </w:rPr>
-        <w:t xml:space="preserve">· زَيْدٌ · عَلِيٌّ — «خَصَّ خَيْرُ بَاعِثٍ عُبَيْدَةَ ابْنَ الْحَارِثِ».</w:t>
-      </w:r>
-    </w:p>
-    <w:p>
-      <w:pPr>
-        <w:numPr>
-          <w:ilvl w:val="0"/>
-          <w:numId w:val="1239"/>
-        </w:numPr>
-        <w:pStyle w:val="Compact"/>
-        <w:bidi/>
-      </w:pPr>
-      <w:r>
-        <w:rPr>
-          <w:rtl/>
-          <w:bCs/>
-          <w:b/>
-        </w:rPr>
-        <w:t xml:space="preserve">s12av7·37</w:t>
-      </w:r>
-      <w:r>
-        <w:rPr>
-          <w:rtl/>
-        </w:rPr>
-        <w:t xml:space="preserve"> </w:t>
-      </w:r>
-      <w:r>
-        <w:rPr>
-          <w:rtl/>
-        </w:rPr>
-        <w:t xml:space="preserve">(السرايا الأولى · أَوَّلُ سَهْمٍ) مَنْ كَانَ أَوَّلَ مَنْ رَمَى سَهْمًا فِي سَبِيلِ اللَّهِ؟ —</w:t>
-      </w:r>
-      <w:r>
-        <w:rPr>
-          <w:rtl/>
-        </w:rPr>
-        <w:t xml:space="preserve"> </w:t>
-      </w:r>
-      <w:r>
-        <w:rPr>
-          <w:rtl/>
-          <w:bCs/>
-          <w:b/>
-        </w:rPr>
-        <w:t xml:space="preserve">سَعْدٌ</w:t>
-      </w:r>
-      <w:r>
-        <w:rPr>
-          <w:rtl/>
-        </w:rPr>
-        <w:t xml:space="preserve"> </w:t>
-      </w:r>
-      <w:r>
-        <w:rPr>
-          <w:rtl/>
-        </w:rPr>
-        <w:t xml:space="preserve">· عَلِيٌّ · عُمَرُ — «فَكَانَ سَهْمُ سَعْدٍ أَوَّلَ رَمْيِ الْجُنْدِ».</w:t>
-      </w:r>
-    </w:p>
-    <w:p>
-      <w:pPr>
-        <w:numPr>
-          <w:ilvl w:val="0"/>
-          <w:numId w:val="1239"/>
-        </w:numPr>
-        <w:pStyle w:val="Compact"/>
-        <w:bidi/>
-      </w:pPr>
-      <w:r>
-        <w:rPr>
-          <w:rtl/>
-          <w:bCs/>
-          <w:b/>
-        </w:rPr>
-        <w:t xml:space="preserve">s12av3·38</w:t>
-      </w:r>
-      <w:r>
-        <w:rPr>
-          <w:rtl/>
-        </w:rPr>
-        <w:t xml:space="preserve"> </w:t>
-      </w:r>
-      <w:r>
-        <w:rPr>
-          <w:rtl/>
-        </w:rPr>
-        <w:t xml:space="preserve">(السرايا الأولى · غَزْوَةُ الْأَبْوَاءِ) مَا الْغَزْوَةُ الَّتِي كَانَتْ بَدْءَ لِقَاءِ الْأَعْدَاءِ؟ —</w:t>
-      </w:r>
-      <w:r>
-        <w:rPr>
-          <w:rtl/>
-        </w:rPr>
-        <w:t xml:space="preserve"> </w:t>
-      </w:r>
-      <w:r>
-        <w:rPr>
-          <w:rtl/>
-          <w:bCs/>
-          <w:b/>
-        </w:rPr>
-        <w:t xml:space="preserve">الْأَبْوَاءُ</w:t>
-      </w:r>
-      <w:r>
-        <w:rPr>
-          <w:rtl/>
-        </w:rPr>
-        <w:t xml:space="preserve"> </w:t>
-      </w:r>
-      <w:r>
-        <w:rPr>
-          <w:rtl/>
-        </w:rPr>
-        <w:t xml:space="preserve">· بَدْرٌ · أُحُدٌ — «وَغَزْوَةُ الْأَبْوَاءِ بِدْءُ لِقَاءِ الْأَعْدَاءِ».</w:t>
-      </w:r>
-    </w:p>
-    <w:p>
-      <w:pPr>
-        <w:numPr>
-          <w:ilvl w:val="0"/>
-          <w:numId w:val="1239"/>
-        </w:numPr>
-        <w:pStyle w:val="Compact"/>
-        <w:bidi/>
-      </w:pPr>
-      <w:r>
-        <w:rPr>
-          <w:rtl/>
-          <w:bCs/>
-          <w:b/>
-        </w:rPr>
-        <w:t xml:space="preserve">s12bv1·39</w:t>
-      </w:r>
-      <w:r>
-        <w:rPr>
-          <w:rtl/>
-        </w:rPr>
-        <w:t xml:space="preserve"> </w:t>
-      </w:r>
-      <w:r>
-        <w:rPr>
-          <w:rtl/>
-        </w:rPr>
-        <w:t xml:space="preserve">(بدر الكبرى · تَحْوِيلُ الْقِبْلَةِ) مَا الَّذِي تَحَوَّلَ بَعْدَ غَزْوِ نَخْلَةَ؟ —</w:t>
-      </w:r>
-      <w:r>
-        <w:rPr>
-          <w:rtl/>
-        </w:rPr>
-        <w:t xml:space="preserve"> </w:t>
-      </w:r>
-      <w:r>
-        <w:rPr>
-          <w:rtl/>
-          <w:bCs/>
-          <w:b/>
-        </w:rPr>
-        <w:t xml:space="preserve">الْقِبْلَةُ</w:t>
-      </w:r>
-      <w:r>
-        <w:rPr>
-          <w:rtl/>
-        </w:rPr>
-        <w:t xml:space="preserve"> </w:t>
-      </w:r>
-      <w:r>
-        <w:rPr>
-          <w:rtl/>
-        </w:rPr>
-        <w:t xml:space="preserve">· الْمَسْجِدُ · السُّوقُ — «وَبَعْدَ غَزْوِ نَخْلَةْ تَحْوِيلُ أَمْرِ الْقِبْلَةْ».</w:t>
-      </w:r>
-    </w:p>
-    <w:p>
-      <w:pPr>
-        <w:numPr>
-          <w:ilvl w:val="0"/>
-          <w:numId w:val="1239"/>
-        </w:numPr>
-        <w:pStyle w:val="Compact"/>
-        <w:bidi/>
-      </w:pPr>
-      <w:r>
-        <w:rPr>
-          <w:rtl/>
-          <w:bCs/>
-          <w:b/>
-        </w:rPr>
-        <w:t xml:space="preserve">s12bv3·40</w:t>
-      </w:r>
-      <w:r>
-        <w:rPr>
-          <w:rtl/>
-        </w:rPr>
-        <w:t xml:space="preserve"> </w:t>
-      </w:r>
-      <w:r>
-        <w:rPr>
-          <w:rtl/>
-        </w:rPr>
-        <w:t xml:space="preserve">(بدر الكبرى · فَرْضُ الصِّيَامِ) مَا الْأَمْرُ الَّذِي جَاءَ فِي ثَنَايَا الْعَامِ الثَّانِي؟ —</w:t>
-      </w:r>
-      <w:r>
-        <w:rPr>
-          <w:rtl/>
-        </w:rPr>
-        <w:t xml:space="preserve"> </w:t>
-      </w:r>
-      <w:r>
-        <w:rPr>
-          <w:rtl/>
-          <w:bCs/>
-          <w:b/>
-        </w:rPr>
-        <w:t xml:space="preserve">الصِّيَامُ</w:t>
-      </w:r>
-      <w:r>
-        <w:rPr>
-          <w:rtl/>
-        </w:rPr>
-        <w:t xml:space="preserve"> </w:t>
-      </w:r>
-      <w:r>
-        <w:rPr>
-          <w:rtl/>
-        </w:rPr>
-        <w:t xml:space="preserve">· الْحَجُّ · الزَّكَاةُ — «وَفِي ثَنَايَا الْعَامِ الْأَمْرُ بِالصِّيَامِ».</w:t>
-      </w:r>
-    </w:p>
-    <w:p>
-      <w:pPr>
-        <w:numPr>
-          <w:ilvl w:val="0"/>
-          <w:numId w:val="1239"/>
-        </w:numPr>
-        <w:pStyle w:val="Compact"/>
-        <w:bidi/>
-      </w:pPr>
-      <w:r>
-        <w:rPr>
-          <w:rtl/>
-          <w:bCs/>
-          <w:b/>
-        </w:rPr>
-        <w:t xml:space="preserve">s12bv5·41</w:t>
-      </w:r>
-      <w:r>
-        <w:rPr>
-          <w:rtl/>
-        </w:rPr>
-        <w:t xml:space="preserve"> </w:t>
-      </w:r>
-      <w:r>
-        <w:rPr>
-          <w:rtl/>
-        </w:rPr>
-        <w:t xml:space="preserve">(بدر الكبرى · بَدْرُ الْكُبْرَى) أَيُّ غَزْوَةٍ أَذَلَّ اللَّهُ بِهَا الْكُفْرَ؟ —</w:t>
-      </w:r>
-      <w:r>
-        <w:rPr>
-          <w:rtl/>
-        </w:rPr>
-        <w:t xml:space="preserve"> </w:t>
-      </w:r>
-      <w:r>
-        <w:rPr>
-          <w:rtl/>
-          <w:bCs/>
-          <w:b/>
-        </w:rPr>
-        <w:t xml:space="preserve">بَدْرُ الْكُبْرَى</w:t>
-      </w:r>
-      <w:r>
-        <w:rPr>
-          <w:rtl/>
-        </w:rPr>
-        <w:t xml:space="preserve"> </w:t>
-      </w:r>
-      <w:r>
-        <w:rPr>
-          <w:rtl/>
-        </w:rPr>
-        <w:t xml:space="preserve">· أُحُدٌ · نَخْلَةُ — «فَقَدْ أَذَلَّ الْكُفْرَا رَبِّي بِبَدْرِ الْكُبْرَى».</w:t>
-      </w:r>
-    </w:p>
-    <w:p>
-      <w:pPr>
-        <w:numPr>
-          <w:ilvl w:val="0"/>
-          <w:numId w:val="1239"/>
-        </w:numPr>
-        <w:pStyle w:val="Compact"/>
-        <w:bidi/>
-      </w:pPr>
-      <w:r>
-        <w:rPr>
-          <w:rtl/>
-          <w:bCs/>
-          <w:b/>
-        </w:rPr>
-        <w:t xml:space="preserve">s12cv3·42</w:t>
-      </w:r>
-      <w:r>
-        <w:rPr>
-          <w:rtl/>
-        </w:rPr>
-        <w:t xml:space="preserve"> </w:t>
-      </w:r>
-      <w:r>
-        <w:rPr>
-          <w:rtl/>
-        </w:rPr>
-        <w:t xml:space="preserve">(ما بين بدر وأحد · زَوَاجُ فَاطِمَةَ) مَنْ تَزَوَّجَ فَاطِمَةَ الزَّهْرَاءَ؟ —</w:t>
-      </w:r>
-      <w:r>
-        <w:rPr>
-          <w:rtl/>
-        </w:rPr>
-        <w:t xml:space="preserve"> </w:t>
-      </w:r>
-      <w:r>
-        <w:rPr>
-          <w:rtl/>
-          <w:bCs/>
-          <w:b/>
-        </w:rPr>
-        <w:t xml:space="preserve">عَلِيٌّ</w:t>
-      </w:r>
-      <w:r>
-        <w:rPr>
-          <w:rtl/>
-        </w:rPr>
-        <w:t xml:space="preserve"> </w:t>
-      </w:r>
-      <w:r>
-        <w:rPr>
-          <w:rtl/>
-        </w:rPr>
-        <w:t xml:space="preserve">· عُمَرُ · سَعْدٌ — «فَاطِمَةَ الزَّهْرَاءَ عَلِي».</w:t>
-      </w:r>
-    </w:p>
-    <w:p>
-      <w:pPr>
-        <w:numPr>
-          <w:ilvl w:val="0"/>
-          <w:numId w:val="1239"/>
-        </w:numPr>
-        <w:pStyle w:val="Compact"/>
-        <w:bidi/>
-      </w:pPr>
-      <w:r>
-        <w:rPr>
-          <w:rtl/>
-          <w:bCs/>
-          <w:b/>
-        </w:rPr>
-        <w:t xml:space="preserve">s12cv2·43</w:t>
-      </w:r>
-      <w:r>
-        <w:rPr>
-          <w:rtl/>
-        </w:rPr>
-        <w:t xml:space="preserve"> </w:t>
-      </w:r>
-      <w:r>
-        <w:rPr>
-          <w:rtl/>
-        </w:rPr>
-        <w:t xml:space="preserve">(ما بين بدر وأحد · بَنِي قَيْنُقَاعَ) أَيُّ قَبِيلَةٍ مِنَ الْيَهُودِ كَانَتْ أَوَّلَ مَنْ نَقَضَ الْعَهْدَ؟ —</w:t>
-      </w:r>
-      <w:r>
-        <w:rPr>
-          <w:rtl/>
-        </w:rPr>
-        <w:t xml:space="preserve"> </w:t>
-      </w:r>
-      <w:r>
-        <w:rPr>
-          <w:rtl/>
-          <w:bCs/>
-          <w:b/>
-        </w:rPr>
-        <w:t xml:space="preserve">قَيْنُقَاعُ</w:t>
-      </w:r>
-      <w:r>
-        <w:rPr>
-          <w:rtl/>
-        </w:rPr>
-        <w:t xml:space="preserve"> </w:t>
-      </w:r>
-      <w:r>
-        <w:rPr>
-          <w:rtl/>
-        </w:rPr>
-        <w:t xml:space="preserve">· قُرَيْظَةُ · النَّضِيرُ — «وَقَيْنُقَاعُ بَعْدَهَا لَمَّا أَضَاعَتْ عَهْدَهَا».</w:t>
-      </w:r>
-    </w:p>
-    <w:p>
-      <w:pPr>
-        <w:numPr>
-          <w:ilvl w:val="0"/>
-          <w:numId w:val="1239"/>
-        </w:numPr>
-        <w:pStyle w:val="Compact"/>
-        <w:bidi/>
-      </w:pPr>
-      <w:r>
-        <w:rPr>
-          <w:rtl/>
-          <w:bCs/>
-          <w:b/>
-        </w:rPr>
-        <w:t xml:space="preserve">s12cv8·44</w:t>
-      </w:r>
-      <w:r>
-        <w:rPr>
-          <w:rtl/>
-        </w:rPr>
-        <w:t xml:space="preserve"> </w:t>
-      </w:r>
-      <w:r>
-        <w:rPr>
-          <w:rtl/>
-        </w:rPr>
-        <w:t xml:space="preserve">(ما بين بدر وأحد · بُحْرَانُ) إِلَى أَيْنَ خَرَجَ النَّبِيُّ ﷺ وَلَمْ يَلْتَقِ الْجَيْشَانِ؟ —</w:t>
-      </w:r>
-      <w:r>
-        <w:rPr>
-          <w:rtl/>
-        </w:rPr>
-        <w:t xml:space="preserve"> </w:t>
-      </w:r>
-      <w:r>
-        <w:rPr>
-          <w:rtl/>
-          <w:bCs/>
-          <w:b/>
-        </w:rPr>
-        <w:t xml:space="preserve">بُحْرَانُ</w:t>
-      </w:r>
-      <w:r>
-        <w:rPr>
-          <w:rtl/>
-        </w:rPr>
-        <w:t xml:space="preserve"> </w:t>
-      </w:r>
-      <w:r>
-        <w:rPr>
-          <w:rtl/>
-        </w:rPr>
-        <w:t xml:space="preserve">· بَدْرٌ · أُحُدٌ — «ثُمَّ إِلَى بُحْرَانِ وَمَا الْتَقَى الْجَيْشَانِ».</w:t>
-      </w:r>
-    </w:p>
-    <w:p>
-      <w:pPr>
-        <w:numPr>
-          <w:ilvl w:val="0"/>
-          <w:numId w:val="1239"/>
-        </w:numPr>
-        <w:pStyle w:val="Compact"/>
-        <w:bidi/>
-      </w:pPr>
-      <w:r>
-        <w:rPr>
-          <w:rtl/>
-          <w:bCs/>
-          <w:b/>
-        </w:rPr>
-        <w:t xml:space="preserve">s13v2·45</w:t>
-      </w:r>
-      <w:r>
-        <w:rPr>
-          <w:rtl/>
-        </w:rPr>
-        <w:t xml:space="preserve"> </w:t>
-      </w:r>
-      <w:r>
-        <w:rPr>
-          <w:rtl/>
-        </w:rPr>
-        <w:t xml:space="preserve">(أُحد وما بعدها · اسْتِشْهَادُ حَمْزَةَ) مَنِ الْأَسَدُ الَّذِي اسْتُشْهِدَ فِي أُحُدٍ؟ —</w:t>
-      </w:r>
-      <w:r>
-        <w:rPr>
-          <w:rtl/>
-        </w:rPr>
-        <w:t xml:space="preserve"> </w:t>
-      </w:r>
-      <w:r>
-        <w:rPr>
-          <w:rtl/>
-          <w:bCs/>
-          <w:b/>
-        </w:rPr>
-        <w:t xml:space="preserve">حَمْزَةُ</w:t>
-      </w:r>
-      <w:r>
-        <w:rPr>
-          <w:rtl/>
-        </w:rPr>
-        <w:t xml:space="preserve"> </w:t>
-      </w:r>
-      <w:r>
-        <w:rPr>
-          <w:rtl/>
-        </w:rPr>
-        <w:t xml:space="preserve">· عَلِيٌّ · جَعْفَرٌ — «فَكَانَ مَقْتَلُ الْأَسَدِ حَمْزَةَ».</w:t>
-      </w:r>
-    </w:p>
-    <w:p>
-      <w:pPr>
-        <w:numPr>
-          <w:ilvl w:val="0"/>
-          <w:numId w:val="1239"/>
-        </w:numPr>
-        <w:pStyle w:val="Compact"/>
-        <w:bidi/>
-      </w:pPr>
-      <w:r>
-        <w:rPr>
-          <w:rtl/>
-          <w:bCs/>
-          <w:b/>
-        </w:rPr>
-        <w:t xml:space="preserve">s13v4·46</w:t>
-      </w:r>
-      <w:r>
-        <w:rPr>
-          <w:rtl/>
-        </w:rPr>
-        <w:t xml:space="preserve"> </w:t>
-      </w:r>
-      <w:r>
-        <w:rPr>
-          <w:rtl/>
-        </w:rPr>
-        <w:t xml:space="preserve">(أُحد وما بعدها · حَمْرَاءُ الْأَسَدِ) إِلَى أَيْنَ خَرَجَ النَّبِيُّ ﷺ بَعْدَ أُحُدٍ؟ —</w:t>
-      </w:r>
-      <w:r>
-        <w:rPr>
-          <w:rtl/>
-        </w:rPr>
-        <w:t xml:space="preserve"> </w:t>
-      </w:r>
-      <w:r>
-        <w:rPr>
-          <w:rtl/>
-          <w:bCs/>
-          <w:b/>
-        </w:rPr>
-        <w:t xml:space="preserve">حَمْرَاءُ الْأَسَدِ</w:t>
-      </w:r>
-      <w:r>
-        <w:rPr>
-          <w:rtl/>
-        </w:rPr>
-        <w:t xml:space="preserve"> </w:t>
-      </w:r>
-      <w:r>
-        <w:rPr>
-          <w:rtl/>
-        </w:rPr>
-        <w:t xml:space="preserve">· بَدْرٌ · الطَّائِفُ — «وَجَاءَ حَمْرَاءَ الْأَسَدْ».</w:t>
-      </w:r>
-    </w:p>
-    <w:p>
-      <w:pPr>
-        <w:numPr>
-          <w:ilvl w:val="0"/>
-          <w:numId w:val="1239"/>
-        </w:numPr>
-        <w:pStyle w:val="Compact"/>
-        <w:bidi/>
-      </w:pPr>
-      <w:r>
-        <w:rPr>
-          <w:rtl/>
-          <w:bCs/>
-          <w:b/>
-        </w:rPr>
-        <w:t xml:space="preserve">s13v7·47</w:t>
-      </w:r>
-      <w:r>
-        <w:rPr>
-          <w:rtl/>
-        </w:rPr>
-        <w:t xml:space="preserve"> </w:t>
-      </w:r>
-      <w:r>
-        <w:rPr>
-          <w:rtl/>
-        </w:rPr>
-        <w:t xml:space="preserve">(أُحد وما بعدها · الرَّجِيعُ) أَيْنَ غُدِرَ بِعَاصِمِ بْنِ ثَابِتٍ وَأَصْحَابِهِ؟ —</w:t>
-      </w:r>
-      <w:r>
-        <w:rPr>
-          <w:rtl/>
-        </w:rPr>
-        <w:t xml:space="preserve"> </w:t>
-      </w:r>
-      <w:r>
-        <w:rPr>
-          <w:rtl/>
-          <w:bCs/>
-          <w:b/>
-        </w:rPr>
-        <w:t xml:space="preserve">الرَّجِيعُ</w:t>
-      </w:r>
-      <w:r>
-        <w:rPr>
-          <w:rtl/>
-        </w:rPr>
-        <w:t xml:space="preserve"> </w:t>
-      </w:r>
-      <w:r>
-        <w:rPr>
-          <w:rtl/>
-        </w:rPr>
-        <w:t xml:space="preserve">· حَمْرَاءُ الْأَسَدِ · بَدْرٌ — «ثُمَّ عَلَى الرَّجِيعِ الْغَدْرُ بِالْجَمِيعِ».</w:t>
       </w:r>
     </w:p>
     <w:p>
@@ -39082,956 +36525,6 @@
                 <w:rtl/>
               </w:rPr>
               <w:t xml:space="preserve">الحروف المفردة وضعتُ عليها سكونًا (صوت الحرف) لأنها تُقرأ بأسمائها؛ يجوز تركها بلا شكل.</w:t>
-            </w:r>
-          </w:p>
-        </w:tc>
-      </w:tr>
-      <w:tr>
-        <w:tc>
-          <w:tcPr/>
-          <w:p>
-            <w:pPr>
-              <w:pStyle w:val="Compact"/>
-              <w:bidi/>
-              <w:jc w:val="left"/>
-            </w:pPr>
-            <w:r>
-              <w:rPr>
-                <w:rtl/>
-              </w:rPr>
-              <w:t xml:space="preserve">s1v1·0</w:t>
-            </w:r>
-          </w:p>
-        </w:tc>
-        <w:tc>
-          <w:tcPr/>
-          <w:p>
-            <w:pPr>
-              <w:pStyle w:val="Compact"/>
-              <w:bidi/>
-              <w:jc w:val="left"/>
-            </w:pPr>
-            <w:r>
-              <w:rPr>
-                <w:rtl/>
-              </w:rPr>
-              <w:t xml:space="preserve">لِلْمَحْمُودِ الْوَاحِدِ الْمَعْبُودِ</w:t>
-            </w:r>
-          </w:p>
-        </w:tc>
-        <w:tc>
-          <w:tcPr/>
-          <w:p>
-            <w:pPr>
-              <w:pStyle w:val="Compact"/>
-              <w:bidi/>
-              <w:jc w:val="left"/>
-            </w:pPr>
-            <w:r>
-              <w:rPr>
-                <w:rtl/>
-              </w:rPr>
-              <w:t xml:space="preserve">الجواب منقول من البيت بلامه، فلا يتّصل بالسؤال «موجَّه إلى:» (إلى للمحمود)؛ يُقترح حذف اللام: «المحمود الواحد المعبود» ليوافق الخيارين المجرورين.</w:t>
-            </w:r>
-          </w:p>
-        </w:tc>
-      </w:tr>
-      <w:tr>
-        <w:tc>
-          <w:tcPr/>
-          <w:p>
-            <w:pPr>
-              <w:pStyle w:val="Compact"/>
-              <w:bidi/>
-              <w:jc w:val="left"/>
-            </w:pPr>
-            <w:r>
-              <w:rPr>
-                <w:rtl/>
-              </w:rPr>
-              <w:t xml:space="preserve">s1v3·1</w:t>
-            </w:r>
-          </w:p>
-        </w:tc>
-        <w:tc>
-          <w:tcPr/>
-          <w:p>
-            <w:pPr>
-              <w:pStyle w:val="Compact"/>
-              <w:bidi/>
-              <w:jc w:val="left"/>
-            </w:pPr>
-            <w:r>
-              <w:rPr>
-                <w:rtl/>
-              </w:rPr>
-              <w:t xml:space="preserve">النَّبِيَّ الْخَاتَمَا</w:t>
-            </w:r>
-          </w:p>
-        </w:tc>
-        <w:tc>
-          <w:tcPr/>
-          <w:p>
-            <w:pPr>
-              <w:pStyle w:val="Compact"/>
-              <w:bidi/>
-              <w:jc w:val="left"/>
-            </w:pPr>
-            <w:r>
-              <w:rPr>
-                <w:rtl/>
-              </w:rPr>
-              <w:t xml:space="preserve">شكّلته كما في البيت (مفعول «تغشى» وألفه للإطلاق)، فيخالف إعرابه الخيارين المرفوعين؛ يُقترح «النبيّ الخاتَم» بلا ألف.</w:t>
-            </w:r>
-          </w:p>
-        </w:tc>
-      </w:tr>
-      <w:tr>
-        <w:tc>
-          <w:tcPr/>
-          <w:p>
-            <w:pPr>
-              <w:pStyle w:val="Compact"/>
-              <w:bidi/>
-              <w:jc w:val="left"/>
-            </w:pPr>
-            <w:r>
-              <w:rPr>
-                <w:rtl/>
-              </w:rPr>
-              <w:t xml:space="preserve">s1v5·2</w:t>
-            </w:r>
-          </w:p>
-        </w:tc>
-        <w:tc>
-          <w:tcPr/>
-          <w:p>
-            <w:pPr>
-              <w:pStyle w:val="Compact"/>
-              <w:bidi/>
-              <w:jc w:val="left"/>
-            </w:pPr>
-            <w:r>
-              <w:rPr>
-                <w:rtl/>
-              </w:rPr>
-              <w:t xml:space="preserve">«وَبَعْدُ هَذِي السِّيرَةْ مُوجَزَةٌ يَسِيرَةْ».</w:t>
-            </w:r>
-          </w:p>
-        </w:tc>
-        <w:tc>
-          <w:tcPr/>
-          <w:p>
-            <w:pPr>
-              <w:pStyle w:val="Compact"/>
-              <w:bidi/>
-              <w:jc w:val="left"/>
-            </w:pPr>
-            <w:r>
-              <w:rPr>
-                <w:rtl/>
-              </w:rPr>
-              <w:t xml:space="preserve">في اقتباسات الأبيات (explain) اتّبعتُ شكل البيت في المنظومة، ومنه سكون القافية وآخر الشطر (السِّيرَةْ، عُمَرْ، الْمُطَّلِبْ…)، لا الشكل التام؛ لأنها شعر محفوظ بوزنه.</w:t>
-            </w:r>
-          </w:p>
-        </w:tc>
-      </w:tr>
-      <w:tr>
-        <w:tc>
-          <w:tcPr/>
-          <w:p>
-            <w:pPr>
-              <w:pStyle w:val="Compact"/>
-              <w:bidi/>
-              <w:jc w:val="left"/>
-            </w:pPr>
-            <w:r>
-              <w:rPr>
-                <w:rtl/>
-              </w:rPr>
-              <w:t xml:space="preserve">s2v4·4</w:t>
-            </w:r>
-          </w:p>
-        </w:tc>
-        <w:tc>
-          <w:tcPr/>
-          <w:p>
-            <w:pPr>
-              <w:pStyle w:val="Compact"/>
-              <w:bidi/>
-              <w:jc w:val="left"/>
-            </w:pPr>
-            <w:r>
-              <w:rPr>
-                <w:rtl/>
-              </w:rPr>
-              <w:t xml:space="preserve">«حَضَنَتْهُ أُمُّ أَيْمَنِ».</w:t>
-            </w:r>
-          </w:p>
-        </w:tc>
-        <w:tc>
-          <w:tcPr/>
-          <w:p>
-            <w:pPr>
-              <w:pStyle w:val="Compact"/>
-              <w:bidi/>
-              <w:jc w:val="left"/>
-            </w:pPr>
-            <w:r>
-              <w:rPr>
-                <w:rtl/>
-              </w:rPr>
-              <w:t xml:space="preserve">«أَيْمَنِ» بالكسر كما في البيت للقافية، وحقّها في النثر «أَيْمَنَ» (ممنوعة من الصرف).</w:t>
-            </w:r>
-          </w:p>
-        </w:tc>
-      </w:tr>
-      <w:tr>
-        <w:tc>
-          <w:tcPr/>
-          <w:p>
-            <w:pPr>
-              <w:pStyle w:val="Compact"/>
-              <w:bidi/>
-              <w:jc w:val="left"/>
-            </w:pPr>
-            <w:r>
-              <w:rPr>
-                <w:rtl/>
-              </w:rPr>
-              <w:t xml:space="preserve">s3v2·7</w:t>
-            </w:r>
-          </w:p>
-        </w:tc>
-        <w:tc>
-          <w:tcPr/>
-          <w:p>
-            <w:pPr>
-              <w:pStyle w:val="Compact"/>
-              <w:bidi/>
-              <w:jc w:val="left"/>
-            </w:pPr>
-            <w:r>
-              <w:rPr>
-                <w:rtl/>
-              </w:rPr>
-              <w:t xml:space="preserve">«وَعَمُّهُ مِنْ وُدِّهْ رَعَاهُ بَعْدَ جَدِّهْ».</w:t>
-            </w:r>
-          </w:p>
-        </w:tc>
-        <w:tc>
-          <w:tcPr/>
-          <w:p>
-            <w:pPr>
-              <w:pStyle w:val="Compact"/>
-              <w:bidi/>
-              <w:jc w:val="left"/>
-            </w:pPr>
-            <w:r>
-              <w:rPr>
-                <w:rtl/>
-              </w:rPr>
-              <w:t xml:space="preserve">في البيت المشكول في التطبيق «بَعْدُ جَدِّهْ» بالضم، والصواب «بَعْدَ جَدِّهْ» لأنها مضافة.</w:t>
-            </w:r>
-          </w:p>
-        </w:tc>
-      </w:tr>
-      <w:tr>
-        <w:tc>
-          <w:tcPr/>
-          <w:p>
-            <w:pPr>
-              <w:pStyle w:val="Compact"/>
-              <w:bidi/>
-              <w:jc w:val="left"/>
-            </w:pPr>
-            <w:r>
-              <w:rPr>
-                <w:rtl/>
-              </w:rPr>
-              <w:t xml:space="preserve">s3v7·8</w:t>
-            </w:r>
-          </w:p>
-        </w:tc>
-        <w:tc>
-          <w:tcPr/>
-          <w:p>
-            <w:pPr>
-              <w:pStyle w:val="Compact"/>
-              <w:bidi/>
-              <w:jc w:val="left"/>
-            </w:pPr>
-            <w:r>
-              <w:rPr>
-                <w:rtl/>
-              </w:rPr>
-              <w:t xml:space="preserve">السَّحَابَا</w:t>
-            </w:r>
-          </w:p>
-        </w:tc>
-        <w:tc>
-          <w:tcPr/>
-          <w:p>
-            <w:pPr>
-              <w:pStyle w:val="Compact"/>
-              <w:bidi/>
-              <w:jc w:val="left"/>
-            </w:pPr>
-            <w:r>
-              <w:rPr>
-                <w:rtl/>
-              </w:rPr>
-              <w:t xml:space="preserve">مفعول به وألفه للإطلاق من البيت؛ لذلك نصبتُ الخيارين أيضًا (الطُّيُورَ، النُّجُومَ) حتى لا يدلّ الإعراب على الجواب.</w:t>
-            </w:r>
-          </w:p>
-        </w:tc>
-      </w:tr>
-      <w:tr>
-        <w:tc>
-          <w:tcPr/>
-          <w:p>
-            <w:pPr>
-              <w:pStyle w:val="Compact"/>
-              <w:bidi/>
-              <w:jc w:val="left"/>
-            </w:pPr>
-            <w:r>
-              <w:rPr>
-                <w:rtl/>
-              </w:rPr>
-              <w:t xml:space="preserve">s4v2·9</w:t>
-            </w:r>
-          </w:p>
-        </w:tc>
-        <w:tc>
-          <w:tcPr/>
-          <w:p>
-            <w:pPr>
-              <w:pStyle w:val="Compact"/>
-              <w:bidi/>
-              <w:jc w:val="left"/>
-            </w:pPr>
-            <w:r>
-              <w:rPr>
-                <w:rtl/>
-              </w:rPr>
-              <w:t xml:space="preserve">«خَدِيجَةٍ ذَاتِ الْحَسَبْ».</w:t>
-            </w:r>
-          </w:p>
-        </w:tc>
-        <w:tc>
-          <w:tcPr/>
-          <w:p>
-            <w:pPr>
-              <w:pStyle w:val="Compact"/>
-              <w:bidi/>
-              <w:jc w:val="left"/>
-            </w:pPr>
-            <w:r>
-              <w:rPr>
-                <w:rtl/>
-              </w:rPr>
-              <w:t xml:space="preserve">تنوين «خَدِيجَةٍ» كما في البيت (صرف للضرورة الشعرية).</w:t>
-            </w:r>
-          </w:p>
-        </w:tc>
-      </w:tr>
-      <w:tr>
-        <w:tc>
-          <w:tcPr/>
-          <w:p>
-            <w:pPr>
-              <w:pStyle w:val="Compact"/>
-              <w:bidi/>
-              <w:jc w:val="left"/>
-            </w:pPr>
-            <w:r>
-              <w:rPr>
-                <w:rtl/>
-              </w:rPr>
-              <w:t xml:space="preserve">s5v2·12</w:t>
-            </w:r>
-          </w:p>
-        </w:tc>
-        <w:tc>
-          <w:tcPr/>
-          <w:p>
-            <w:pPr>
-              <w:pStyle w:val="Compact"/>
-              <w:bidi/>
-              <w:jc w:val="left"/>
-            </w:pPr>
-            <w:r>
-              <w:rPr>
-                <w:rtl/>
-              </w:rPr>
-              <w:t xml:space="preserve">«فَكَانَ بِدْءُ مَا نَطَقْ بِهِ أَوَائِلُ الْعَلَقْ».</w:t>
-            </w:r>
-          </w:p>
-        </w:tc>
-        <w:tc>
-          <w:tcPr/>
-          <w:p>
-            <w:pPr>
-              <w:pStyle w:val="Compact"/>
-              <w:bidi/>
-              <w:jc w:val="left"/>
-            </w:pPr>
-            <w:r>
-              <w:rPr>
-                <w:rtl/>
-              </w:rPr>
-              <w:t xml:space="preserve">أبقيت «بِدْءُ» بكسر الباء كما في البيت (بمعنى الأوّل)، والمشهور «بَدْءُ» بالفتح؛ وكذلك في بيت الأبواء.</w:t>
-            </w:r>
-          </w:p>
-        </w:tc>
-      </w:tr>
-      <w:tr>
-        <w:tc>
-          <w:tcPr/>
-          <w:p>
-            <w:pPr>
-              <w:pStyle w:val="Compact"/>
-              <w:bidi/>
-              <w:jc w:val="left"/>
-            </w:pPr>
-            <w:r>
-              <w:rPr>
-                <w:rtl/>
-              </w:rPr>
-              <w:t xml:space="preserve">s5v5·13</w:t>
-            </w:r>
-          </w:p>
-        </w:tc>
-        <w:tc>
-          <w:tcPr/>
-          <w:p>
-            <w:pPr>
-              <w:pStyle w:val="Compact"/>
-              <w:bidi/>
-              <w:jc w:val="left"/>
-            </w:pPr>
-            <w:r>
-              <w:rPr>
-                <w:rtl/>
-              </w:rPr>
-              <w:t xml:space="preserve">وَرَقَةَ</w:t>
-            </w:r>
-          </w:p>
-        </w:tc>
-        <w:tc>
-          <w:tcPr/>
-          <w:p>
-            <w:pPr>
-              <w:pStyle w:val="Compact"/>
-              <w:bidi/>
-              <w:jc w:val="left"/>
-            </w:pPr>
-            <w:r>
-              <w:rPr>
-                <w:rtl/>
-              </w:rPr>
-              <w:t xml:space="preserve">مجرور بالفتحة على تقدير «إلى ورقةَ» ليوافق الخيارين «أبي طالبٍ، أبي بكرٍ»؛ ومفردًا مستقلًّا: «وَرَقَةُ».</w:t>
-            </w:r>
-          </w:p>
-        </w:tc>
-      </w:tr>
-      <w:tr>
-        <w:tc>
-          <w:tcPr/>
-          <w:p>
-            <w:pPr>
-              <w:pStyle w:val="Compact"/>
-              <w:bidi/>
-              <w:jc w:val="left"/>
-            </w:pPr>
-            <w:r>
-              <w:rPr>
-                <w:rtl/>
-              </w:rPr>
-              <w:t xml:space="preserve">s7v3·19</w:t>
-            </w:r>
-          </w:p>
-        </w:tc>
-        <w:tc>
-          <w:tcPr/>
-          <w:p>
-            <w:pPr>
-              <w:pStyle w:val="Compact"/>
-              <w:bidi/>
-              <w:jc w:val="left"/>
-            </w:pPr>
-            <w:r>
-              <w:rPr>
-                <w:rtl/>
-              </w:rPr>
-              <w:t xml:space="preserve">«كَانَ كُلُّ مَنْ هَجَرْ مِنَ الرِّجَالِ إِحْدَى عَشَرْ».</w:t>
-            </w:r>
-          </w:p>
-        </w:tc>
-        <w:tc>
-          <w:tcPr/>
-          <w:p>
-            <w:pPr>
-              <w:pStyle w:val="Compact"/>
-              <w:bidi/>
-              <w:jc w:val="left"/>
-            </w:pPr>
-            <w:r>
-              <w:rPr>
-                <w:rtl/>
-              </w:rPr>
-              <w:t xml:space="preserve">في البيت «إحدى عشر» والمعدود رجال، والقياس «أَحَدَ عَشَرْ» (كما في الجواب)؛ أبقيته اقتباسًا، وللشيخ أن يقرّر.</w:t>
-            </w:r>
-          </w:p>
-        </w:tc>
-      </w:tr>
-      <w:tr>
-        <w:tc>
-          <w:tcPr/>
-          <w:p>
-            <w:pPr>
-              <w:pStyle w:val="Compact"/>
-              <w:bidi/>
-              <w:jc w:val="left"/>
-            </w:pPr>
-            <w:r>
-              <w:rPr>
-                <w:rtl/>
-              </w:rPr>
-              <w:t xml:space="preserve">s9v1·24</w:t>
-            </w:r>
-          </w:p>
-        </w:tc>
-        <w:tc>
-          <w:tcPr/>
-          <w:p>
-            <w:pPr>
-              <w:pStyle w:val="Compact"/>
-              <w:bidi/>
-              <w:jc w:val="left"/>
-            </w:pPr>
-            <w:r>
-              <w:rPr>
-                <w:rtl/>
-              </w:rPr>
-              <w:t xml:space="preserve">«ثُمَّ مَضَى لِلطَّائِفْ يَطْلُبُ أَمْنَ الْخَائِفِ».</w:t>
-            </w:r>
-          </w:p>
-        </w:tc>
-        <w:tc>
-          <w:tcPr/>
-          <w:p>
-            <w:pPr>
-              <w:pStyle w:val="Compact"/>
-              <w:bidi/>
-              <w:jc w:val="left"/>
-            </w:pPr>
-            <w:r>
-              <w:rPr>
-                <w:rtl/>
-              </w:rPr>
-              <w:t xml:space="preserve">في البيت المشكول في التطبيق «أُمْنَ» بضم الهمزة، والصواب «أَمْنَ» بالفتح.</w:t>
-            </w:r>
-          </w:p>
-        </w:tc>
-      </w:tr>
-      <w:tr>
-        <w:tc>
-          <w:tcPr/>
-          <w:p>
-            <w:pPr>
-              <w:pStyle w:val="Compact"/>
-              <w:bidi/>
-              <w:jc w:val="left"/>
-            </w:pPr>
-            <w:r>
-              <w:rPr>
-                <w:rtl/>
-              </w:rPr>
-              <w:t xml:space="preserve">s10v1·27</w:t>
-            </w:r>
-          </w:p>
-        </w:tc>
-        <w:tc>
-          <w:tcPr/>
-          <w:p>
-            <w:pPr>
-              <w:pStyle w:val="Compact"/>
-              <w:bidi/>
-              <w:jc w:val="left"/>
-            </w:pPr>
-            <w:r>
-              <w:rPr>
-                <w:rtl/>
-              </w:rPr>
-              <w:t xml:space="preserve">«وَكَانَ وَقْتَ الْمَوْسِمِ يَدُورُ بَيْنَ الْخِيَمِ».</w:t>
-            </w:r>
-          </w:p>
-        </w:tc>
-        <w:tc>
-          <w:tcPr/>
-          <w:p>
-            <w:pPr>
-              <w:pStyle w:val="Compact"/>
-              <w:bidi/>
-              <w:jc w:val="left"/>
-            </w:pPr>
-            <w:r>
-              <w:rPr>
-                <w:rtl/>
-              </w:rPr>
-              <w:t xml:space="preserve">في البيت المشكول في التطبيق «الْمُوسِمِ» بضم الميم، والصواب «الْمَوْسِمِ».</w:t>
-            </w:r>
-          </w:p>
-        </w:tc>
-      </w:tr>
-      <w:tr>
-        <w:tc>
-          <w:tcPr/>
-          <w:p>
-            <w:pPr>
-              <w:pStyle w:val="Compact"/>
-              <w:bidi/>
-              <w:jc w:val="left"/>
-            </w:pPr>
-            <w:r>
-              <w:rPr>
-                <w:rtl/>
-              </w:rPr>
-              <w:t xml:space="preserve">s10v8·28</w:t>
-            </w:r>
-          </w:p>
-        </w:tc>
-        <w:tc>
-          <w:tcPr/>
-          <w:p>
-            <w:pPr>
-              <w:pStyle w:val="Compact"/>
-              <w:bidi/>
-              <w:jc w:val="left"/>
-            </w:pPr>
-            <w:r>
-              <w:rPr>
-                <w:rtl/>
-              </w:rPr>
-              <w:t xml:space="preserve">«وَكَانَ ذَا فِي رَجَبِ بَيْعَةُ وَفْدِ يَثْرِبِ».</w:t>
-            </w:r>
-          </w:p>
-        </w:tc>
-        <w:tc>
-          <w:tcPr/>
-          <w:p>
-            <w:pPr>
-              <w:pStyle w:val="Compact"/>
-              <w:bidi/>
-              <w:jc w:val="left"/>
-            </w:pPr>
-            <w:r>
-              <w:rPr>
-                <w:rtl/>
-              </w:rPr>
-              <w:t xml:space="preserve">في البيت المشكول في التطبيق «وَفْدٍ يَثْرِبِ» بالتنوين، والصواب «وَفْدِ يَثْرِبِ» لأنها مضافة.</w:t>
-            </w:r>
-          </w:p>
-        </w:tc>
-      </w:tr>
-      <w:tr>
-        <w:tc>
-          <w:tcPr/>
-          <w:p>
-            <w:pPr>
-              <w:pStyle w:val="Compact"/>
-              <w:bidi/>
-              <w:jc w:val="left"/>
-            </w:pPr>
-            <w:r>
-              <w:rPr>
-                <w:rtl/>
-              </w:rPr>
-              <w:t xml:space="preserve">s10v14·29</w:t>
-            </w:r>
-          </w:p>
-        </w:tc>
-        <w:tc>
-          <w:tcPr/>
-          <w:p>
-            <w:pPr>
-              <w:pStyle w:val="Compact"/>
-              <w:bidi/>
-              <w:jc w:val="left"/>
-            </w:pPr>
-            <w:r>
-              <w:rPr>
-                <w:rtl/>
-              </w:rPr>
-              <w:t xml:space="preserve">«كِلَاهُمَا فِي الْعَقَبَةْ».</w:t>
-            </w:r>
-          </w:p>
-        </w:tc>
-        <w:tc>
-          <w:tcPr/>
-          <w:p>
-            <w:pPr>
-              <w:pStyle w:val="Compact"/>
-              <w:bidi/>
-              <w:jc w:val="left"/>
-            </w:pPr>
-            <w:r>
-              <w:rPr>
-                <w:rtl/>
-              </w:rPr>
-              <w:t xml:space="preserve">في البيت المشكول في التطبيق «كَلَاهُمَا» بفتح الكاف، والصواب «كِلَاهُمَا».</w:t>
-            </w:r>
-          </w:p>
-        </w:tc>
-      </w:tr>
-      <w:tr>
-        <w:tc>
-          <w:tcPr/>
-          <w:p>
-            <w:pPr>
-              <w:pStyle w:val="Compact"/>
-              <w:bidi/>
-              <w:jc w:val="left"/>
-            </w:pPr>
-            <w:r>
-              <w:rPr>
-                <w:rtl/>
-              </w:rPr>
-              <w:t xml:space="preserve">s11bv1·33</w:t>
-            </w:r>
-          </w:p>
-        </w:tc>
-        <w:tc>
-          <w:tcPr/>
-          <w:p>
-            <w:pPr>
-              <w:pStyle w:val="Compact"/>
-              <w:bidi/>
-              <w:jc w:val="left"/>
-            </w:pPr>
-            <w:r>
-              <w:rPr>
-                <w:rtl/>
-              </w:rPr>
-              <w:t xml:space="preserve">ابْنُ أَرْقَطَ</w:t>
-            </w:r>
-          </w:p>
-        </w:tc>
-        <w:tc>
-          <w:tcPr/>
-          <w:p>
-            <w:pPr>
-              <w:pStyle w:val="Compact"/>
-              <w:bidi/>
-              <w:jc w:val="left"/>
-            </w:pPr>
-            <w:r>
-              <w:rPr>
-                <w:rtl/>
-              </w:rPr>
-              <w:t xml:space="preserve">المشهور في كتب السيرة «عبد الله بن أُرَيْقِط»، و«أرقط» لفظ المنظومة؛ شكّلته «أَرْقَطَ» ممنوعًا من الصرف.</w:t>
-            </w:r>
-          </w:p>
-        </w:tc>
-      </w:tr>
-      <w:tr>
-        <w:tc>
-          <w:tcPr/>
-          <w:p>
-            <w:pPr>
-              <w:pStyle w:val="Compact"/>
-              <w:bidi/>
-              <w:jc w:val="left"/>
-            </w:pPr>
-            <w:r>
-              <w:rPr>
-                <w:rtl/>
-              </w:rPr>
-              <w:t xml:space="preserve">s11bv2·34</w:t>
-            </w:r>
-          </w:p>
-        </w:tc>
-        <w:tc>
-          <w:tcPr/>
-          <w:p>
-            <w:pPr>
-              <w:pStyle w:val="Compact"/>
-              <w:bidi/>
-              <w:jc w:val="left"/>
-            </w:pPr>
-            <w:r>
-              <w:rPr>
-                <w:rtl/>
-              </w:rPr>
-              <w:t xml:space="preserve">قُبَا</w:t>
-            </w:r>
-          </w:p>
-        </w:tc>
-        <w:tc>
-          <w:tcPr/>
-          <w:p>
-            <w:pPr>
-              <w:pStyle w:val="Compact"/>
-              <w:bidi/>
-              <w:jc w:val="left"/>
-            </w:pPr>
-            <w:r>
-              <w:rPr>
-                <w:rtl/>
-              </w:rPr>
-              <w:t xml:space="preserve">«قبا» مقصورة كما في البيت، وكُتبت «قباء» في السؤال 32 و«في قباء»؛ يُقترح توحيد الكتابة.</w:t>
-            </w:r>
-          </w:p>
-        </w:tc>
-      </w:tr>
-      <w:tr>
-        <w:tc>
-          <w:tcPr/>
-          <w:p>
-            <w:pPr>
-              <w:pStyle w:val="Compact"/>
-              <w:bidi/>
-              <w:jc w:val="left"/>
-            </w:pPr>
-            <w:r>
-              <w:rPr>
-                <w:rtl/>
-              </w:rPr>
-              <w:t xml:space="preserve">s12cv3·42</w:t>
-            </w:r>
-          </w:p>
-        </w:tc>
-        <w:tc>
-          <w:tcPr/>
-          <w:p>
-            <w:pPr>
-              <w:pStyle w:val="Compact"/>
-              <w:bidi/>
-              <w:jc w:val="left"/>
-            </w:pPr>
-            <w:r>
-              <w:rPr>
-                <w:rtl/>
-              </w:rPr>
-              <w:t xml:space="preserve">«فَاطِمَةَ الزَّهْرَاءَ عَلِي».</w:t>
-            </w:r>
-          </w:p>
-        </w:tc>
-        <w:tc>
-          <w:tcPr/>
-          <w:p>
-            <w:pPr>
-              <w:pStyle w:val="Compact"/>
-              <w:bidi/>
-              <w:jc w:val="left"/>
-            </w:pPr>
-            <w:r>
-              <w:rPr>
-                <w:rtl/>
-              </w:rPr>
-              <w:t xml:space="preserve">اقتباس مبتور من البيت («وَبَعْدَ ذَا الْأَمْرِ يَلِي فَاطِمَةَ الزَّهْرَا عَلِي»)، و«عَلِي» بلا شدّة للقافية؛ يُقترح اقتباس البيت كاملًا ليُفهم.</w:t>
-            </w:r>
-          </w:p>
-        </w:tc>
-      </w:tr>
-      <w:tr>
-        <w:tc>
-          <w:tcPr/>
-          <w:p>
-            <w:pPr>
-              <w:pStyle w:val="Compact"/>
-              <w:bidi/>
-              <w:jc w:val="left"/>
-            </w:pPr>
-            <w:r>
-              <w:rPr>
-                <w:rtl/>
-              </w:rPr>
-              <w:t xml:space="preserve">s12cv2·43</w:t>
-            </w:r>
-          </w:p>
-        </w:tc>
-        <w:tc>
-          <w:tcPr/>
-          <w:p>
-            <w:pPr>
-              <w:pStyle w:val="Compact"/>
-              <w:bidi/>
-              <w:jc w:val="left"/>
-            </w:pPr>
-            <w:r>
-              <w:rPr>
-                <w:rtl/>
-              </w:rPr>
-              <w:t xml:space="preserve">بَنِي قَيْنُقَاعَ</w:t>
-            </w:r>
-          </w:p>
-        </w:tc>
-        <w:tc>
-          <w:tcPr/>
-          <w:p>
-            <w:pPr>
-              <w:pStyle w:val="Compact"/>
-              <w:bidi/>
-              <w:jc w:val="left"/>
-            </w:pPr>
-            <w:r>
-              <w:rPr>
-                <w:rtl/>
-              </w:rPr>
-              <w:t xml:space="preserve">عنوان مستقلّ مكتوب بالياء؛ القياس «بنو قينقاع» أو «غزوة بني قينقاع». شكّلته مجرورًا على تقدير «غزوة».</w:t>
-            </w:r>
-          </w:p>
-        </w:tc>
-      </w:tr>
-      <w:tr>
-        <w:tc>
-          <w:tcPr/>
-          <w:p>
-            <w:pPr>
-              <w:pStyle w:val="Compact"/>
-              <w:bidi/>
-              <w:jc w:val="left"/>
-            </w:pPr>
-            <w:r>
-              <w:rPr>
-                <w:rtl/>
-              </w:rPr>
-              <w:t xml:space="preserve">s12cv8·44</w:t>
-            </w:r>
-          </w:p>
-        </w:tc>
-        <w:tc>
-          <w:tcPr/>
-          <w:p>
-            <w:pPr>
-              <w:pStyle w:val="Compact"/>
-              <w:bidi/>
-              <w:jc w:val="left"/>
-            </w:pPr>
-            <w:r>
-              <w:rPr>
-                <w:rtl/>
-              </w:rPr>
-              <w:t xml:space="preserve">«ثُمَّ إِلَى بُحْرَانِ وَمَا الْتَقَى الْجَيْشَانِ».</w:t>
-            </w:r>
-          </w:p>
-        </w:tc>
-        <w:tc>
-          <w:tcPr/>
-          <w:p>
-            <w:pPr>
-              <w:pStyle w:val="Compact"/>
-              <w:bidi/>
-              <w:jc w:val="left"/>
-            </w:pPr>
-            <w:r>
-              <w:rPr>
-                <w:rtl/>
-              </w:rPr>
-              <w:t xml:space="preserve">في البيت المشكول في التطبيق «التَّقَى» بشدّة على التاء، والصواب «الْتَقَى».</w:t>
             </w:r>
           </w:p>
         </w:tc>
@@ -43426,6 +39919,3106 @@
         </w:tc>
       </w:tr>
     </w:tbl>
+    <w:p>
+      <w:pPr>
+        <w:pStyle w:val="Heading3"/>
+        <w:bidi/>
+      </w:pPr>
+      <w:r>
+        <w:rPr>
+          <w:rtl/>
+        </w:rPr>
+        <w:t xml:space="preserve">كلماتٌ معناها في آيتها غير معناها في التطبيق</w:t>
+      </w:r>
+    </w:p>
+    <w:p>
+      <w:pPr>
+        <w:bidi/>
+      </w:pPr>
+      <w:r>
+        <w:rPr>
+          <w:rtl/>
+        </w:rPr>
+        <w:t xml:space="preserve">لكل كلمةٍ في «كلماتٌ من القرآن» آيةٌ تظهر بجانبها. في هذه الكلمات معنى الكلمة في الآية غيرُ المعنى المكتوب لها في التطبيق، أو أوسع منه. لم يُغيَّر فيها شيء، فما يُقِرّه الشيخ يُكتب في التطبيق، وتتبعه ترجمة المعنى إلى الصينية والإنجليزية.</w:t>
+      </w:r>
+    </w:p>
+    <w:tbl>
+      <w:tblPr>
+        <w:tblStyle w:val="Table"/>
+        <w:tblW w:type="pct" w:w="5000"/>
+        <w:tblLook w:firstRow="1" w:lastRow="0" w:firstColumn="0" w:lastColumn="0" w:noHBand="0" w:noVBand="0" w:val="0020"/>
+        <w:jc w:val="start"/>
+      </w:tblPr>
+      <w:tblGrid>
+        <w:gridCol w:w="772"/>
+        <w:gridCol w:w="1352"/>
+        <w:gridCol w:w="1545"/>
+        <w:gridCol w:w="2704"/>
+        <w:gridCol w:w="1545"/>
+      </w:tblGrid>
+      <w:tr>
+        <w:trPr>
+          <w:tblHeader w:val="true"/>
+        </w:trPr>
+        <w:tc>
+          <w:tcPr/>
+          <w:p>
+            <w:pPr>
+              <w:pStyle w:val="Compact"/>
+              <w:bidi/>
+              <w:jc w:val="left"/>
+            </w:pPr>
+            <w:r>
+              <w:rPr>
+                <w:rtl/>
+              </w:rPr>
+              <w:t xml:space="preserve">الكلمة</w:t>
+            </w:r>
+          </w:p>
+        </w:tc>
+        <w:tc>
+          <w:tcPr/>
+          <w:p>
+            <w:pPr>
+              <w:pStyle w:val="Compact"/>
+              <w:bidi/>
+              <w:jc w:val="left"/>
+            </w:pPr>
+            <w:r>
+              <w:rPr>
+                <w:rtl/>
+              </w:rPr>
+              <w:t xml:space="preserve">معناها في التطبيق</w:t>
+            </w:r>
+          </w:p>
+        </w:tc>
+        <w:tc>
+          <w:tcPr/>
+          <w:p>
+            <w:pPr>
+              <w:pStyle w:val="Compact"/>
+              <w:bidi/>
+              <w:jc w:val="left"/>
+            </w:pPr>
+            <w:r>
+              <w:rPr>
+                <w:rtl/>
+              </w:rPr>
+              <w:t xml:space="preserve">الآية</w:t>
+            </w:r>
+          </w:p>
+        </w:tc>
+        <w:tc>
+          <w:tcPr/>
+          <w:p>
+            <w:pPr>
+              <w:pStyle w:val="Compact"/>
+              <w:bidi/>
+              <w:jc w:val="left"/>
+            </w:pPr>
+            <w:r>
+              <w:rPr>
+                <w:rtl/>
+              </w:rPr>
+              <w:t xml:space="preserve">معناها في الآية</w:t>
+            </w:r>
+          </w:p>
+        </w:tc>
+        <w:tc>
+          <w:tcPr/>
+          <w:p>
+            <w:pPr>
+              <w:pStyle w:val="Compact"/>
+              <w:bidi/>
+              <w:jc w:val="left"/>
+            </w:pPr>
+            <w:r>
+              <w:rPr>
+                <w:rtl/>
+              </w:rPr>
+              <w:t xml:space="preserve">ما نقترحه</w:t>
+            </w:r>
+          </w:p>
+        </w:tc>
+      </w:tr>
+      <w:tr>
+        <w:tc>
+          <w:tcPr/>
+          <w:p>
+            <w:pPr>
+              <w:pStyle w:val="Compact"/>
+              <w:bidi/>
+              <w:jc w:val="left"/>
+            </w:pPr>
+            <w:r>
+              <w:rPr>
+                <w:rtl/>
+              </w:rPr>
+              <w:t xml:space="preserve">عالِم</w:t>
+            </w:r>
+          </w:p>
+        </w:tc>
+        <w:tc>
+          <w:tcPr/>
+          <w:p>
+            <w:pPr>
+              <w:pStyle w:val="Compact"/>
+              <w:bidi/>
+              <w:jc w:val="left"/>
+            </w:pPr>
+            <w:r>
+              <w:rPr>
+                <w:rtl/>
+              </w:rPr>
+              <w:t xml:space="preserve">الذي يعلم</w:t>
+            </w:r>
+          </w:p>
+        </w:tc>
+        <w:tc>
+          <w:tcPr/>
+          <w:p>
+            <w:pPr>
+              <w:pStyle w:val="Compact"/>
+              <w:bidi/>
+              <w:jc w:val="left"/>
+            </w:pPr>
+            <w:r>
+              <w:rPr>
+                <w:rtl/>
+              </w:rPr>
+              <w:t xml:space="preserve">الجن ٢٦</w:t>
+            </w:r>
+          </w:p>
+        </w:tc>
+        <w:tc>
+          <w:tcPr/>
+          <w:p>
+            <w:pPr>
+              <w:pStyle w:val="Compact"/>
+              <w:bidi/>
+              <w:jc w:val="left"/>
+            </w:pPr>
+            <w:r>
+              <w:rPr>
+                <w:rtl/>
+              </w:rPr>
+              <w:t xml:space="preserve">«عالمُ الغيب»: اسمٌ لله تعالى، العليم بالغيب. وجملة التطبيق «العالِمُ يسأل…» بمعنى أهل العلم.</w:t>
+            </w:r>
+          </w:p>
+        </w:tc>
+        <w:tc>
+          <w:tcPr/>
+          <w:p>
+            <w:pPr>
+              <w:pStyle w:val="Compact"/>
+              <w:bidi/>
+              <w:jc w:val="left"/>
+            </w:pPr>
+            <w:r>
+              <w:rPr>
+                <w:rtl/>
+              </w:rPr>
+              <w:t xml:space="preserve">يبقى المعنى العام، أو نزيد: «ومن أسماء الله: عالِم الغيب».</w:t>
+            </w:r>
+          </w:p>
+        </w:tc>
+      </w:tr>
+      <w:tr>
+        <w:tc>
+          <w:tcPr/>
+          <w:p>
+            <w:pPr>
+              <w:pStyle w:val="Compact"/>
+              <w:bidi/>
+              <w:jc w:val="left"/>
+            </w:pPr>
+            <w:r>
+              <w:rPr>
+                <w:rtl/>
+              </w:rPr>
+              <w:t xml:space="preserve">أَخْذ</w:t>
+            </w:r>
+          </w:p>
+        </w:tc>
+        <w:tc>
+          <w:tcPr/>
+          <w:p>
+            <w:pPr>
+              <w:pStyle w:val="Compact"/>
+              <w:bidi/>
+              <w:jc w:val="left"/>
+            </w:pPr>
+            <w:r>
+              <w:rPr>
+                <w:rtl/>
+              </w:rPr>
+              <w:t xml:space="preserve">التناول</w:t>
+            </w:r>
+          </w:p>
+        </w:tc>
+        <w:tc>
+          <w:tcPr/>
+          <w:p>
+            <w:pPr>
+              <w:pStyle w:val="Compact"/>
+              <w:bidi/>
+              <w:jc w:val="left"/>
+            </w:pPr>
+            <w:r>
+              <w:rPr>
+                <w:rtl/>
+              </w:rPr>
+              <w:t xml:space="preserve">الحاقة ١٠، المزمل ١٦</w:t>
+            </w:r>
+          </w:p>
+        </w:tc>
+        <w:tc>
+          <w:tcPr/>
+          <w:p>
+            <w:pPr>
+              <w:pStyle w:val="Compact"/>
+              <w:bidi/>
+              <w:jc w:val="left"/>
+            </w:pPr>
+            <w:r>
+              <w:rPr>
+                <w:rtl/>
+              </w:rPr>
+              <w:t xml:space="preserve">«أخذةً رابية»، «أخذًا وبيلًا»: الأخذ بالعقوبة الشديدة، لا التناول.</w:t>
+            </w:r>
+          </w:p>
+        </w:tc>
+        <w:tc>
+          <w:tcPr/>
+          <w:p>
+            <w:pPr>
+              <w:pStyle w:val="Compact"/>
+              <w:bidi/>
+              <w:jc w:val="left"/>
+            </w:pPr>
+            <w:r>
+              <w:rPr>
+                <w:rtl/>
+              </w:rPr>
+              <w:t xml:space="preserve">نزيد: «ويكون الأخذ بالعقوبة».</w:t>
+            </w:r>
+          </w:p>
+        </w:tc>
+      </w:tr>
+      <w:tr>
+        <w:tc>
+          <w:tcPr/>
+          <w:p>
+            <w:pPr>
+              <w:pStyle w:val="Compact"/>
+              <w:bidi/>
+              <w:jc w:val="left"/>
+            </w:pPr>
+            <w:r>
+              <w:rPr>
+                <w:rtl/>
+              </w:rPr>
+              <w:t xml:space="preserve">ذِكْر</w:t>
+            </w:r>
+          </w:p>
+        </w:tc>
+        <w:tc>
+          <w:tcPr/>
+          <w:p>
+            <w:pPr>
+              <w:pStyle w:val="Compact"/>
+              <w:bidi/>
+              <w:jc w:val="left"/>
+            </w:pPr>
+            <w:r>
+              <w:rPr>
+                <w:rtl/>
+              </w:rPr>
+              <w:t xml:space="preserve">التذكّر، وما يُقال من تسبيح</w:t>
+            </w:r>
+          </w:p>
+        </w:tc>
+        <w:tc>
+          <w:tcPr/>
+          <w:p>
+            <w:pPr>
+              <w:pStyle w:val="Compact"/>
+              <w:bidi/>
+              <w:jc w:val="left"/>
+            </w:pPr>
+            <w:r>
+              <w:rPr>
+                <w:rtl/>
+              </w:rPr>
+              <w:t xml:space="preserve">المرسلات ٥، الشرح ٤</w:t>
+            </w:r>
+          </w:p>
+        </w:tc>
+        <w:tc>
+          <w:tcPr/>
+          <w:p>
+            <w:pPr>
+              <w:pStyle w:val="Compact"/>
+              <w:bidi/>
+              <w:jc w:val="left"/>
+            </w:pPr>
+            <w:r>
+              <w:rPr>
+                <w:rtl/>
+              </w:rPr>
+              <w:t xml:space="preserve">«فالملقيات ذكرًا»: الوحي تلقيه الملائكة إلى الرسل. «ورفعنا لك ذكرك»: الصيت وعلوّ المنزلة.</w:t>
+            </w:r>
+          </w:p>
+        </w:tc>
+        <w:tc>
+          <w:tcPr/>
+          <w:p>
+            <w:pPr>
+              <w:pStyle w:val="Compact"/>
+              <w:bidi/>
+              <w:jc w:val="left"/>
+            </w:pPr>
+            <w:r>
+              <w:rPr>
+                <w:rtl/>
+              </w:rPr>
+              <w:t xml:space="preserve">نزيد: «والوحي والقرآن، والصيت».</w:t>
+            </w:r>
+          </w:p>
+        </w:tc>
+      </w:tr>
+      <w:tr>
+        <w:tc>
+          <w:tcPr/>
+          <w:p>
+            <w:pPr>
+              <w:pStyle w:val="Compact"/>
+              <w:bidi/>
+              <w:jc w:val="left"/>
+            </w:pPr>
+            <w:r>
+              <w:rPr>
+                <w:rtl/>
+              </w:rPr>
+              <w:t xml:space="preserve">تَذَكَّرَ</w:t>
+            </w:r>
+          </w:p>
+        </w:tc>
+        <w:tc>
+          <w:tcPr/>
+          <w:p>
+            <w:pPr>
+              <w:pStyle w:val="Compact"/>
+              <w:bidi/>
+              <w:jc w:val="left"/>
+            </w:pPr>
+            <w:r>
+              <w:rPr>
+                <w:rtl/>
+              </w:rPr>
+              <w:t xml:space="preserve">عاد الشيء إلى ذاكرته</w:t>
+            </w:r>
+          </w:p>
+        </w:tc>
+        <w:tc>
+          <w:tcPr/>
+          <w:p>
+            <w:pPr>
+              <w:pStyle w:val="Compact"/>
+              <w:bidi/>
+              <w:jc w:val="left"/>
+            </w:pPr>
+            <w:r>
+              <w:rPr>
+                <w:rtl/>
+              </w:rPr>
+              <w:t xml:space="preserve">الأعلى ١٠، عبس ٤</w:t>
+            </w:r>
+          </w:p>
+        </w:tc>
+        <w:tc>
+          <w:tcPr/>
+          <w:p>
+            <w:pPr>
+              <w:pStyle w:val="Compact"/>
+              <w:bidi/>
+              <w:jc w:val="left"/>
+            </w:pPr>
+            <w:r>
+              <w:rPr>
+                <w:rtl/>
+              </w:rPr>
+              <w:t xml:space="preserve">«سيذّكّر من يخشى»: يتّعظ وينتفع بالموعظة.</w:t>
+            </w:r>
+          </w:p>
+        </w:tc>
+        <w:tc>
+          <w:tcPr/>
+          <w:p>
+            <w:pPr>
+              <w:pStyle w:val="Compact"/>
+              <w:bidi/>
+              <w:jc w:val="left"/>
+            </w:pPr>
+            <w:r>
+              <w:rPr>
+                <w:rtl/>
+              </w:rPr>
+              <w:t xml:space="preserve">نزيد: «واتّعظ».</w:t>
+            </w:r>
+          </w:p>
+        </w:tc>
+      </w:tr>
+      <w:tr>
+        <w:tc>
+          <w:tcPr/>
+          <w:p>
+            <w:pPr>
+              <w:pStyle w:val="Compact"/>
+              <w:bidi/>
+              <w:jc w:val="left"/>
+            </w:pPr>
+            <w:r>
+              <w:rPr>
+                <w:rtl/>
+              </w:rPr>
+              <w:t xml:space="preserve">ذِكْرَى</w:t>
+            </w:r>
+          </w:p>
+        </w:tc>
+        <w:tc>
+          <w:tcPr/>
+          <w:p>
+            <w:pPr>
+              <w:pStyle w:val="Compact"/>
+              <w:bidi/>
+              <w:jc w:val="left"/>
+            </w:pPr>
+            <w:r>
+              <w:rPr>
+                <w:rtl/>
+              </w:rPr>
+              <w:t xml:space="preserve">ما يبقى في الذاكرة</w:t>
+            </w:r>
+          </w:p>
+        </w:tc>
+        <w:tc>
+          <w:tcPr/>
+          <w:p>
+            <w:pPr>
+              <w:pStyle w:val="Compact"/>
+              <w:bidi/>
+              <w:jc w:val="left"/>
+            </w:pPr>
+            <w:r>
+              <w:rPr>
+                <w:rtl/>
+              </w:rPr>
+              <w:t xml:space="preserve">النازعات ٤٣، الأعلى ٩</w:t>
+            </w:r>
+          </w:p>
+        </w:tc>
+        <w:tc>
+          <w:tcPr/>
+          <w:p>
+            <w:pPr>
+              <w:pStyle w:val="Compact"/>
+              <w:bidi/>
+              <w:jc w:val="left"/>
+            </w:pPr>
+            <w:r>
+              <w:rPr>
+                <w:rtl/>
+              </w:rPr>
+              <w:t xml:space="preserve">«فيم أنت من ذكراها»: ليس عندك علمُ وقتها فتذكره. «نفعت الذكرى»: الموعظة والتذكير.</w:t>
+            </w:r>
+          </w:p>
+        </w:tc>
+        <w:tc>
+          <w:tcPr/>
+          <w:p>
+            <w:pPr>
+              <w:pStyle w:val="Compact"/>
+              <w:bidi/>
+              <w:jc w:val="left"/>
+            </w:pPr>
+            <w:r>
+              <w:rPr>
+                <w:rtl/>
+              </w:rPr>
+              <w:t xml:space="preserve">نجعله: «التذكير والموعظة، وما يبقى في الذاكرة».</w:t>
+            </w:r>
+          </w:p>
+        </w:tc>
+      </w:tr>
+      <w:tr>
+        <w:tc>
+          <w:tcPr/>
+          <w:p>
+            <w:pPr>
+              <w:pStyle w:val="Compact"/>
+              <w:bidi/>
+              <w:jc w:val="left"/>
+            </w:pPr>
+            <w:r>
+              <w:rPr>
+                <w:rtl/>
+              </w:rPr>
+              <w:t xml:space="preserve">رُؤْيا</w:t>
+            </w:r>
+          </w:p>
+        </w:tc>
+        <w:tc>
+          <w:tcPr/>
+          <w:p>
+            <w:pPr>
+              <w:pStyle w:val="Compact"/>
+              <w:bidi/>
+              <w:jc w:val="left"/>
+            </w:pPr>
+            <w:r>
+              <w:rPr>
+                <w:rtl/>
+              </w:rPr>
+              <w:t xml:space="preserve">ما يُرى في المنام</w:t>
+            </w:r>
+          </w:p>
+        </w:tc>
+        <w:tc>
+          <w:tcPr/>
+          <w:p>
+            <w:pPr>
+              <w:pStyle w:val="Compact"/>
+              <w:bidi/>
+              <w:jc w:val="left"/>
+            </w:pPr>
+            <w:r>
+              <w:rPr>
+                <w:rtl/>
+              </w:rPr>
+              <w:t xml:space="preserve">الإسراء ٦٠</w:t>
+            </w:r>
+          </w:p>
+        </w:tc>
+        <w:tc>
+          <w:tcPr/>
+          <w:p>
+            <w:pPr>
+              <w:pStyle w:val="Compact"/>
+              <w:bidi/>
+              <w:jc w:val="left"/>
+            </w:pPr>
+            <w:r>
+              <w:rPr>
+                <w:rtl/>
+              </w:rPr>
+              <w:t xml:space="preserve">قال ابن عباس رضي الله عنهما: «هي رؤيا عينٍ أُريها رسول الله ﷺ ليلة أُسري به» (البخاري)، فليست منامًا.</w:t>
+            </w:r>
+          </w:p>
+        </w:tc>
+        <w:tc>
+          <w:tcPr/>
+          <w:p>
+            <w:pPr>
+              <w:pStyle w:val="Compact"/>
+              <w:bidi/>
+              <w:jc w:val="left"/>
+            </w:pPr>
+            <w:r>
+              <w:rPr>
+                <w:rtl/>
+              </w:rPr>
+              <w:t xml:space="preserve">تُبدَّل الآية شاهدًا (مثل يوسف ٤٣ أو الصافات ١٠٥)، أو يُنبَّه إلى معناها.</w:t>
+            </w:r>
+          </w:p>
+        </w:tc>
+      </w:tr>
+      <w:tr>
+        <w:tc>
+          <w:tcPr/>
+          <w:p>
+            <w:pPr>
+              <w:pStyle w:val="Compact"/>
+              <w:bidi/>
+              <w:jc w:val="left"/>
+            </w:pPr>
+            <w:r>
+              <w:rPr>
+                <w:rtl/>
+              </w:rPr>
+              <w:t xml:space="preserve">أَقامَ</w:t>
+            </w:r>
+          </w:p>
+        </w:tc>
+        <w:tc>
+          <w:tcPr/>
+          <w:p>
+            <w:pPr>
+              <w:pStyle w:val="Compact"/>
+              <w:bidi/>
+              <w:jc w:val="left"/>
+            </w:pPr>
+            <w:r>
+              <w:rPr>
+                <w:rtl/>
+              </w:rPr>
+              <w:t xml:space="preserve">جعله قائمًا، أو سكن في مكان</w:t>
+            </w:r>
+          </w:p>
+        </w:tc>
+        <w:tc>
+          <w:tcPr/>
+          <w:p>
+            <w:pPr>
+              <w:pStyle w:val="Compact"/>
+              <w:bidi/>
+              <w:jc w:val="left"/>
+            </w:pPr>
+            <w:r>
+              <w:rPr>
+                <w:rtl/>
+              </w:rPr>
+              <w:t xml:space="preserve">البينة ٥، المزمل ٢٠</w:t>
+            </w:r>
+          </w:p>
+        </w:tc>
+        <w:tc>
+          <w:tcPr/>
+          <w:p>
+            <w:pPr>
+              <w:pStyle w:val="Compact"/>
+              <w:bidi/>
+              <w:jc w:val="left"/>
+            </w:pPr>
+            <w:r>
+              <w:rPr>
+                <w:rtl/>
+              </w:rPr>
+              <w:t xml:space="preserve">«ويقيموا الصلاة»: يؤدّونها تامّةً في وقتها.</w:t>
+            </w:r>
+          </w:p>
+        </w:tc>
+        <w:tc>
+          <w:tcPr/>
+          <w:p>
+            <w:pPr>
+              <w:pStyle w:val="Compact"/>
+              <w:bidi/>
+              <w:jc w:val="left"/>
+            </w:pPr>
+            <w:r>
+              <w:rPr>
+                <w:rtl/>
+              </w:rPr>
+              <w:t xml:space="preserve">نزيد: «وأقام الصلاة: أدّاها تامّة».</w:t>
+            </w:r>
+          </w:p>
+        </w:tc>
+      </w:tr>
+      <w:tr>
+        <w:tc>
+          <w:tcPr/>
+          <w:p>
+            <w:pPr>
+              <w:pStyle w:val="Compact"/>
+              <w:bidi/>
+              <w:jc w:val="left"/>
+            </w:pPr>
+            <w:r>
+              <w:rPr>
+                <w:rtl/>
+              </w:rPr>
+              <w:t xml:space="preserve">قائِم</w:t>
+            </w:r>
+          </w:p>
+        </w:tc>
+        <w:tc>
+          <w:tcPr/>
+          <w:p>
+            <w:pPr>
+              <w:pStyle w:val="Compact"/>
+              <w:bidi/>
+              <w:jc w:val="left"/>
+            </w:pPr>
+            <w:r>
+              <w:rPr>
+                <w:rtl/>
+              </w:rPr>
+              <w:t xml:space="preserve">الذي يقوم</w:t>
+            </w:r>
+          </w:p>
+        </w:tc>
+        <w:tc>
+          <w:tcPr/>
+          <w:p>
+            <w:pPr>
+              <w:pStyle w:val="Compact"/>
+              <w:bidi/>
+              <w:jc w:val="left"/>
+            </w:pPr>
+            <w:r>
+              <w:rPr>
+                <w:rtl/>
+              </w:rPr>
+              <w:t xml:space="preserve">المعارج ٣٣</w:t>
+            </w:r>
+          </w:p>
+        </w:tc>
+        <w:tc>
+          <w:tcPr/>
+          <w:p>
+            <w:pPr>
+              <w:pStyle w:val="Compact"/>
+              <w:bidi/>
+              <w:jc w:val="left"/>
+            </w:pPr>
+            <w:r>
+              <w:rPr>
+                <w:rtl/>
+              </w:rPr>
+              <w:t xml:space="preserve">«بشهاداتهم قائمون»: يؤدّونها بالحقّ ولا يكتمونها.</w:t>
+            </w:r>
+          </w:p>
+        </w:tc>
+        <w:tc>
+          <w:tcPr/>
+          <w:p>
+            <w:pPr>
+              <w:pStyle w:val="Compact"/>
+              <w:bidi/>
+              <w:jc w:val="left"/>
+            </w:pPr>
+            <w:r>
+              <w:rPr>
+                <w:rtl/>
+              </w:rPr>
+              <w:t xml:space="preserve">نزيد: «والقائم بالشيء: المحافظ عليه».</w:t>
+            </w:r>
+          </w:p>
+        </w:tc>
+      </w:tr>
+      <w:tr>
+        <w:tc>
+          <w:tcPr/>
+          <w:p>
+            <w:pPr>
+              <w:pStyle w:val="Compact"/>
+              <w:bidi/>
+              <w:jc w:val="left"/>
+            </w:pPr>
+            <w:r>
+              <w:rPr>
+                <w:rtl/>
+              </w:rPr>
+              <w:t xml:space="preserve">كَبِيرَة</w:t>
+            </w:r>
+          </w:p>
+        </w:tc>
+        <w:tc>
+          <w:tcPr/>
+          <w:p>
+            <w:pPr>
+              <w:pStyle w:val="Compact"/>
+              <w:bidi/>
+              <w:jc w:val="left"/>
+            </w:pPr>
+            <w:r>
+              <w:rPr>
+                <w:rtl/>
+              </w:rPr>
+              <w:t xml:space="preserve">عظيمة</w:t>
+            </w:r>
+          </w:p>
+        </w:tc>
+        <w:tc>
+          <w:tcPr/>
+          <w:p>
+            <w:pPr>
+              <w:pStyle w:val="Compact"/>
+              <w:bidi/>
+              <w:jc w:val="left"/>
+            </w:pPr>
+            <w:r>
+              <w:rPr>
+                <w:rtl/>
+              </w:rPr>
+              <w:t xml:space="preserve">البقرة ٤٥، ١٤٣</w:t>
+            </w:r>
+          </w:p>
+        </w:tc>
+        <w:tc>
+          <w:tcPr/>
+          <w:p>
+            <w:pPr>
+              <w:pStyle w:val="Compact"/>
+              <w:bidi/>
+              <w:jc w:val="left"/>
+            </w:pPr>
+            <w:r>
+              <w:rPr>
+                <w:rtl/>
+              </w:rPr>
+              <w:t xml:space="preserve">«وإنها لكبيرة»: شاقّةٌ ثقيلة إلا على الخاشعين. وجملة التطبيق «الكذب كبيرة» بمعنى الذنب العظيم.</w:t>
+            </w:r>
+          </w:p>
+        </w:tc>
+        <w:tc>
+          <w:tcPr/>
+          <w:p>
+            <w:pPr>
+              <w:pStyle w:val="Compact"/>
+              <w:bidi/>
+              <w:jc w:val="left"/>
+            </w:pPr>
+            <w:r>
+              <w:rPr>
+                <w:rtl/>
+              </w:rPr>
+              <w:t xml:space="preserve">نجعله: «عظيمة، أو شاقّة ثقيلة».</w:t>
+            </w:r>
+          </w:p>
+        </w:tc>
+      </w:tr>
+      <w:tr>
+        <w:tc>
+          <w:tcPr/>
+          <w:p>
+            <w:pPr>
+              <w:pStyle w:val="Compact"/>
+              <w:bidi/>
+              <w:jc w:val="left"/>
+            </w:pPr>
+            <w:r>
+              <w:rPr>
+                <w:rtl/>
+              </w:rPr>
+              <w:t xml:space="preserve">حَسَنَة</w:t>
+            </w:r>
+          </w:p>
+        </w:tc>
+        <w:tc>
+          <w:tcPr/>
+          <w:p>
+            <w:pPr>
+              <w:pStyle w:val="Compact"/>
+              <w:bidi/>
+              <w:jc w:val="left"/>
+            </w:pPr>
+            <w:r>
+              <w:rPr>
+                <w:rtl/>
+              </w:rPr>
+              <w:t xml:space="preserve">العمل الطيب وثوابه</w:t>
+            </w:r>
+          </w:p>
+        </w:tc>
+        <w:tc>
+          <w:tcPr/>
+          <w:p>
+            <w:pPr>
+              <w:pStyle w:val="Compact"/>
+              <w:bidi/>
+              <w:jc w:val="left"/>
+            </w:pPr>
+            <w:r>
+              <w:rPr>
+                <w:rtl/>
+              </w:rPr>
+              <w:t xml:space="preserve">البقرة ٢٠١</w:t>
+            </w:r>
+          </w:p>
+        </w:tc>
+        <w:tc>
+          <w:tcPr/>
+          <w:p>
+            <w:pPr>
+              <w:pStyle w:val="Compact"/>
+              <w:bidi/>
+              <w:jc w:val="left"/>
+            </w:pPr>
+            <w:r>
+              <w:rPr>
+                <w:rtl/>
+              </w:rPr>
+              <w:t xml:space="preserve">«في الدنيا حسنة»: كل خيرٍ في الدنيا من عافيةٍ ورزقٍ وعلمٍ وزوجةٍ صالحة.</w:t>
+            </w:r>
+          </w:p>
+        </w:tc>
+        <w:tc>
+          <w:tcPr/>
+          <w:p>
+            <w:pPr>
+              <w:pStyle w:val="Compact"/>
+              <w:bidi/>
+              <w:jc w:val="left"/>
+            </w:pPr>
+            <w:r>
+              <w:rPr>
+                <w:rtl/>
+              </w:rPr>
+              <w:t xml:space="preserve">نجعله: «كل خير: العمل الطيب وثوابه، ونعمة الله».</w:t>
+            </w:r>
+          </w:p>
+        </w:tc>
+      </w:tr>
+      <w:tr>
+        <w:tc>
+          <w:tcPr/>
+          <w:p>
+            <w:pPr>
+              <w:pStyle w:val="Compact"/>
+              <w:bidi/>
+              <w:jc w:val="left"/>
+            </w:pPr>
+            <w:r>
+              <w:rPr>
+                <w:rtl/>
+              </w:rPr>
+              <w:t xml:space="preserve">حَسُنَ</w:t>
+            </w:r>
+          </w:p>
+        </w:tc>
+        <w:tc>
+          <w:tcPr/>
+          <w:p>
+            <w:pPr>
+              <w:pStyle w:val="Compact"/>
+              <w:bidi/>
+              <w:jc w:val="left"/>
+            </w:pPr>
+            <w:r>
+              <w:rPr>
+                <w:rtl/>
+              </w:rPr>
+              <w:t xml:space="preserve">صار حسنًا</w:t>
+            </w:r>
+          </w:p>
+        </w:tc>
+        <w:tc>
+          <w:tcPr/>
+          <w:p>
+            <w:pPr>
+              <w:pStyle w:val="Compact"/>
+              <w:bidi/>
+              <w:jc w:val="left"/>
+            </w:pPr>
+            <w:r>
+              <w:rPr>
+                <w:rtl/>
+              </w:rPr>
+              <w:t xml:space="preserve">النساء ٦٩</w:t>
+            </w:r>
+          </w:p>
+        </w:tc>
+        <w:tc>
+          <w:tcPr/>
+          <w:p>
+            <w:pPr>
+              <w:pStyle w:val="Compact"/>
+              <w:bidi/>
+              <w:jc w:val="left"/>
+            </w:pPr>
+            <w:r>
+              <w:rPr>
+                <w:rtl/>
+              </w:rPr>
+              <w:t xml:space="preserve">«وحسن أولئك رفيقًا»: مدح، أي ما أحسنَهم رفقاء.</w:t>
+            </w:r>
+          </w:p>
+        </w:tc>
+        <w:tc>
+          <w:tcPr/>
+          <w:p>
+            <w:pPr>
+              <w:pStyle w:val="Compact"/>
+              <w:bidi/>
+              <w:jc w:val="left"/>
+            </w:pPr>
+            <w:r>
+              <w:rPr>
+                <w:rtl/>
+              </w:rPr>
+              <w:t xml:space="preserve">يبقى، والآية شاهدٌ صحيح على الوزن.</w:t>
+            </w:r>
+          </w:p>
+        </w:tc>
+      </w:tr>
+      <w:tr>
+        <w:tc>
+          <w:tcPr/>
+          <w:p>
+            <w:pPr>
+              <w:pStyle w:val="Compact"/>
+              <w:bidi/>
+              <w:jc w:val="left"/>
+            </w:pPr>
+            <w:r>
+              <w:rPr>
+                <w:rtl/>
+              </w:rPr>
+              <w:t xml:space="preserve">مُصَدِّق</w:t>
+            </w:r>
+          </w:p>
+        </w:tc>
+        <w:tc>
+          <w:tcPr/>
+          <w:p>
+            <w:pPr>
+              <w:pStyle w:val="Compact"/>
+              <w:bidi/>
+              <w:jc w:val="left"/>
+            </w:pPr>
+            <w:r>
+              <w:rPr>
+                <w:rtl/>
+              </w:rPr>
+              <w:t xml:space="preserve">الذي يؤمن بأن الشيء حق</w:t>
+            </w:r>
+          </w:p>
+        </w:tc>
+        <w:tc>
+          <w:tcPr/>
+          <w:p>
+            <w:pPr>
+              <w:pStyle w:val="Compact"/>
+              <w:bidi/>
+              <w:jc w:val="left"/>
+            </w:pPr>
+            <w:r>
+              <w:rPr>
+                <w:rtl/>
+              </w:rPr>
+              <w:t xml:space="preserve">البقرة ٩٧، ٤١</w:t>
+            </w:r>
+          </w:p>
+        </w:tc>
+        <w:tc>
+          <w:tcPr/>
+          <w:p>
+            <w:pPr>
+              <w:pStyle w:val="Compact"/>
+              <w:bidi/>
+              <w:jc w:val="left"/>
+            </w:pPr>
+            <w:r>
+              <w:rPr>
+                <w:rtl/>
+              </w:rPr>
+              <w:t xml:space="preserve">«مصدّقًا لما بين يديه»: موافقًا للكتب قبله، شاهدًا بصدقها. وجملة التطبيق بهذا المعنى نفسه، فالمعنى المكتوب لا يوافق جملته.</w:t>
+            </w:r>
+          </w:p>
+        </w:tc>
+        <w:tc>
+          <w:tcPr/>
+          <w:p>
+            <w:pPr>
+              <w:pStyle w:val="Compact"/>
+              <w:bidi/>
+              <w:jc w:val="left"/>
+            </w:pPr>
+            <w:r>
+              <w:rPr>
+                <w:rtl/>
+              </w:rPr>
+              <w:t xml:space="preserve">نجعله: «الذي يشهد بأن الشيء حقّ».</w:t>
+            </w:r>
+          </w:p>
+        </w:tc>
+      </w:tr>
+      <w:tr>
+        <w:tc>
+          <w:tcPr/>
+          <w:p>
+            <w:pPr>
+              <w:pStyle w:val="Compact"/>
+              <w:bidi/>
+              <w:jc w:val="left"/>
+            </w:pPr>
+            <w:r>
+              <w:rPr>
+                <w:rtl/>
+              </w:rPr>
+              <w:t xml:space="preserve">مُسْلِمَة</w:t>
+            </w:r>
+          </w:p>
+        </w:tc>
+        <w:tc>
+          <w:tcPr/>
+          <w:p>
+            <w:pPr>
+              <w:pStyle w:val="Compact"/>
+              <w:bidi/>
+              <w:jc w:val="left"/>
+            </w:pPr>
+            <w:r>
+              <w:rPr>
+                <w:rtl/>
+              </w:rPr>
+              <w:t xml:space="preserve">التي أسلمت</w:t>
+            </w:r>
+          </w:p>
+        </w:tc>
+        <w:tc>
+          <w:tcPr/>
+          <w:p>
+            <w:pPr>
+              <w:pStyle w:val="Compact"/>
+              <w:bidi/>
+              <w:jc w:val="left"/>
+            </w:pPr>
+            <w:r>
+              <w:rPr>
+                <w:rtl/>
+              </w:rPr>
+              <w:t xml:space="preserve">البقرة ١٢٨</w:t>
+            </w:r>
+          </w:p>
+        </w:tc>
+        <w:tc>
+          <w:tcPr/>
+          <w:p>
+            <w:pPr>
+              <w:pStyle w:val="Compact"/>
+              <w:bidi/>
+              <w:jc w:val="left"/>
+            </w:pPr>
+            <w:r>
+              <w:rPr>
+                <w:rtl/>
+              </w:rPr>
+              <w:t xml:space="preserve">«أمةً مسلمةً لك»: جماعةً منقادةً لله.</w:t>
+            </w:r>
+          </w:p>
+        </w:tc>
+        <w:tc>
+          <w:tcPr/>
+          <w:p>
+            <w:pPr>
+              <w:pStyle w:val="Compact"/>
+              <w:bidi/>
+              <w:jc w:val="left"/>
+            </w:pPr>
+            <w:r>
+              <w:rPr>
+                <w:rtl/>
+              </w:rPr>
+              <w:t xml:space="preserve">يبقى؛ ويُفهم منه المؤنث للجماعة.</w:t>
+            </w:r>
+          </w:p>
+        </w:tc>
+      </w:tr>
+      <w:tr>
+        <w:tc>
+          <w:tcPr/>
+          <w:p>
+            <w:pPr>
+              <w:pStyle w:val="Compact"/>
+              <w:bidi/>
+              <w:jc w:val="left"/>
+            </w:pPr>
+            <w:r>
+              <w:rPr>
+                <w:rtl/>
+              </w:rPr>
+              <w:t xml:space="preserve">سِلْم</w:t>
+            </w:r>
+          </w:p>
+        </w:tc>
+        <w:tc>
+          <w:tcPr/>
+          <w:p>
+            <w:pPr>
+              <w:pStyle w:val="Compact"/>
+              <w:bidi/>
+              <w:jc w:val="left"/>
+            </w:pPr>
+            <w:r>
+              <w:rPr>
+                <w:rtl/>
+              </w:rPr>
+              <w:t xml:space="preserve">الصلح وعدم الحرب</w:t>
+            </w:r>
+          </w:p>
+        </w:tc>
+        <w:tc>
+          <w:tcPr/>
+          <w:p>
+            <w:pPr>
+              <w:pStyle w:val="Compact"/>
+              <w:bidi/>
+              <w:jc w:val="left"/>
+            </w:pPr>
+            <w:r>
+              <w:rPr>
+                <w:rtl/>
+              </w:rPr>
+              <w:t xml:space="preserve">البقرة ٢٠٨</w:t>
+            </w:r>
+          </w:p>
+        </w:tc>
+        <w:tc>
+          <w:tcPr/>
+          <w:p>
+            <w:pPr>
+              <w:pStyle w:val="Compact"/>
+              <w:bidi/>
+              <w:jc w:val="left"/>
+            </w:pPr>
+            <w:r>
+              <w:rPr>
+                <w:rtl/>
+              </w:rPr>
+              <w:t xml:space="preserve">«ادخلوا في السلم كافة»: أكثر المفسرين أن السلم هنا الإسلام بشرائعه كلها.</w:t>
+            </w:r>
+          </w:p>
+        </w:tc>
+        <w:tc>
+          <w:tcPr/>
+          <w:p>
+            <w:pPr>
+              <w:pStyle w:val="Compact"/>
+              <w:bidi/>
+              <w:jc w:val="left"/>
+            </w:pPr>
+            <w:r>
+              <w:rPr>
+                <w:rtl/>
+              </w:rPr>
+              <w:t xml:space="preserve">نزيد: «والإسلام».</w:t>
+            </w:r>
+          </w:p>
+        </w:tc>
+      </w:tr>
+      <w:tr>
+        <w:tc>
+          <w:tcPr/>
+          <w:p>
+            <w:pPr>
+              <w:pStyle w:val="Compact"/>
+              <w:bidi/>
+              <w:jc w:val="left"/>
+            </w:pPr>
+            <w:r>
+              <w:rPr>
+                <w:rtl/>
+              </w:rPr>
+              <w:t xml:space="preserve">سَلَّمَ</w:t>
+            </w:r>
+          </w:p>
+        </w:tc>
+        <w:tc>
+          <w:tcPr/>
+          <w:p>
+            <w:pPr>
+              <w:pStyle w:val="Compact"/>
+              <w:bidi/>
+              <w:jc w:val="left"/>
+            </w:pPr>
+            <w:r>
+              <w:rPr>
+                <w:rtl/>
+              </w:rPr>
+              <w:t xml:space="preserve">قال: السلام عليكم، أو أعطى</w:t>
+            </w:r>
+          </w:p>
+        </w:tc>
+        <w:tc>
+          <w:tcPr/>
+          <w:p>
+            <w:pPr>
+              <w:pStyle w:val="Compact"/>
+              <w:bidi/>
+              <w:jc w:val="left"/>
+            </w:pPr>
+            <w:r>
+              <w:rPr>
+                <w:rtl/>
+              </w:rPr>
+              <w:t xml:space="preserve">البقرة ٢٣٣</w:t>
+            </w:r>
+          </w:p>
+        </w:tc>
+        <w:tc>
+          <w:tcPr/>
+          <w:p>
+            <w:pPr>
+              <w:pStyle w:val="Compact"/>
+              <w:bidi/>
+              <w:jc w:val="left"/>
+            </w:pPr>
+            <w:r>
+              <w:rPr>
+                <w:rtl/>
+              </w:rPr>
+              <w:t xml:space="preserve">«إذا سلّمتم ما آتيتم»: أدّيتم ودفعتم.</w:t>
+            </w:r>
+          </w:p>
+        </w:tc>
+        <w:tc>
+          <w:tcPr/>
+          <w:p>
+            <w:pPr>
+              <w:pStyle w:val="Compact"/>
+              <w:bidi/>
+              <w:jc w:val="left"/>
+            </w:pPr>
+            <w:r>
+              <w:rPr>
+                <w:rtl/>
+              </w:rPr>
+              <w:t xml:space="preserve">يبقى («أو أعطى»).</w:t>
+            </w:r>
+          </w:p>
+        </w:tc>
+      </w:tr>
+      <w:tr>
+        <w:tc>
+          <w:tcPr/>
+          <w:p>
+            <w:pPr>
+              <w:pStyle w:val="Compact"/>
+              <w:bidi/>
+              <w:jc w:val="left"/>
+            </w:pPr>
+            <w:r>
+              <w:rPr>
+                <w:rtl/>
+              </w:rPr>
+              <w:t xml:space="preserve">أَرْحام</w:t>
+            </w:r>
+          </w:p>
+        </w:tc>
+        <w:tc>
+          <w:tcPr/>
+          <w:p>
+            <w:pPr>
+              <w:pStyle w:val="Compact"/>
+              <w:bidi/>
+              <w:jc w:val="left"/>
+            </w:pPr>
+            <w:r>
+              <w:rPr>
+                <w:rtl/>
+              </w:rPr>
+              <w:t xml:space="preserve">القرابة، ومكان الجنين</w:t>
+            </w:r>
+          </w:p>
+        </w:tc>
+        <w:tc>
+          <w:tcPr/>
+          <w:p>
+            <w:pPr>
+              <w:pStyle w:val="Compact"/>
+              <w:bidi/>
+              <w:jc w:val="left"/>
+            </w:pPr>
+            <w:r>
+              <w:rPr>
+                <w:rtl/>
+              </w:rPr>
+              <w:t xml:space="preserve">البقرة ٢٢٨</w:t>
+            </w:r>
+          </w:p>
+        </w:tc>
+        <w:tc>
+          <w:tcPr/>
+          <w:p>
+            <w:pPr>
+              <w:pStyle w:val="Compact"/>
+              <w:bidi/>
+              <w:jc w:val="left"/>
+            </w:pPr>
+            <w:r>
+              <w:rPr>
+                <w:rtl/>
+              </w:rPr>
+              <w:t xml:space="preserve">في الآية: مكان الجنين. وجملة التطبيق «صلة الأرحام» بمعنى القرابة.</w:t>
+            </w:r>
+          </w:p>
+        </w:tc>
+        <w:tc>
+          <w:tcPr/>
+          <w:p>
+            <w:pPr>
+              <w:pStyle w:val="Compact"/>
+              <w:bidi/>
+              <w:jc w:val="left"/>
+            </w:pPr>
+            <w:r>
+              <w:rPr>
+                <w:rtl/>
+              </w:rPr>
+              <w:t xml:space="preserve">يبقى؛ والمعنيان مكتوبان.</w:t>
+            </w:r>
+          </w:p>
+        </w:tc>
+      </w:tr>
+      <w:tr>
+        <w:tc>
+          <w:tcPr/>
+          <w:p>
+            <w:pPr>
+              <w:pStyle w:val="Compact"/>
+              <w:bidi/>
+              <w:jc w:val="left"/>
+            </w:pPr>
+            <w:r>
+              <w:rPr>
+                <w:rtl/>
+              </w:rPr>
+              <w:t xml:space="preserve">مَنازِل</w:t>
+            </w:r>
+          </w:p>
+        </w:tc>
+        <w:tc>
+          <w:tcPr/>
+          <w:p>
+            <w:pPr>
+              <w:pStyle w:val="Compact"/>
+              <w:bidi/>
+              <w:jc w:val="left"/>
+            </w:pPr>
+            <w:r>
+              <w:rPr>
+                <w:rtl/>
+              </w:rPr>
+              <w:t xml:space="preserve">أماكن النزول</w:t>
+            </w:r>
+          </w:p>
+        </w:tc>
+        <w:tc>
+          <w:tcPr/>
+          <w:p>
+            <w:pPr>
+              <w:pStyle w:val="Compact"/>
+              <w:bidi/>
+              <w:jc w:val="left"/>
+            </w:pPr>
+            <w:r>
+              <w:rPr>
+                <w:rtl/>
+              </w:rPr>
+              <w:t xml:space="preserve">يونس ٥</w:t>
+            </w:r>
+          </w:p>
+        </w:tc>
+        <w:tc>
+          <w:tcPr/>
+          <w:p>
+            <w:pPr>
+              <w:pStyle w:val="Compact"/>
+              <w:bidi/>
+              <w:jc w:val="left"/>
+            </w:pPr>
+            <w:r>
+              <w:rPr>
+                <w:rtl/>
+              </w:rPr>
+              <w:t xml:space="preserve">«وقدّره منازل»: منازل القمر، ينزل كل ليلةٍ منزلًا.</w:t>
+            </w:r>
+          </w:p>
+        </w:tc>
+        <w:tc>
+          <w:tcPr/>
+          <w:p>
+            <w:pPr>
+              <w:pStyle w:val="Compact"/>
+              <w:bidi/>
+              <w:jc w:val="left"/>
+            </w:pPr>
+            <w:r>
+              <w:rPr>
+                <w:rtl/>
+              </w:rPr>
+              <w:t xml:space="preserve">نزيد: «ومنازل القمر».</w:t>
+            </w:r>
+          </w:p>
+        </w:tc>
+      </w:tr>
+      <w:tr>
+        <w:tc>
+          <w:tcPr/>
+          <w:p>
+            <w:pPr>
+              <w:pStyle w:val="Compact"/>
+              <w:bidi/>
+              <w:jc w:val="left"/>
+            </w:pPr>
+            <w:r>
+              <w:rPr>
+                <w:rtl/>
+              </w:rPr>
+              <w:t xml:space="preserve">مَوْلُود</w:t>
+            </w:r>
+          </w:p>
+        </w:tc>
+        <w:tc>
+          <w:tcPr/>
+          <w:p>
+            <w:pPr>
+              <w:pStyle w:val="Compact"/>
+              <w:bidi/>
+              <w:jc w:val="left"/>
+            </w:pPr>
+            <w:r>
+              <w:rPr>
+                <w:rtl/>
+              </w:rPr>
+              <w:t xml:space="preserve">الذي وُلد</w:t>
+            </w:r>
+          </w:p>
+        </w:tc>
+        <w:tc>
+          <w:tcPr/>
+          <w:p>
+            <w:pPr>
+              <w:pStyle w:val="Compact"/>
+              <w:bidi/>
+              <w:jc w:val="left"/>
+            </w:pPr>
+            <w:r>
+              <w:rPr>
+                <w:rtl/>
+              </w:rPr>
+              <w:t xml:space="preserve">البقرة ٢٣٣</w:t>
+            </w:r>
+          </w:p>
+        </w:tc>
+        <w:tc>
+          <w:tcPr/>
+          <w:p>
+            <w:pPr>
+              <w:pStyle w:val="Compact"/>
+              <w:bidi/>
+              <w:jc w:val="left"/>
+            </w:pPr>
+            <w:r>
+              <w:rPr>
+                <w:rtl/>
+              </w:rPr>
+              <w:t xml:space="preserve">«وعلى المولود له»: الأب، الذي وُلد الولد له.</w:t>
+            </w:r>
+          </w:p>
+        </w:tc>
+        <w:tc>
+          <w:tcPr/>
+          <w:p>
+            <w:pPr>
+              <w:pStyle w:val="Compact"/>
+              <w:bidi/>
+              <w:jc w:val="left"/>
+            </w:pPr>
+            <w:r>
+              <w:rPr>
+                <w:rtl/>
+              </w:rPr>
+              <w:t xml:space="preserve">تُبدَّل الآية شاهدًا، أو يُنبَّه إلى معناها.</w:t>
+            </w:r>
+          </w:p>
+        </w:tc>
+      </w:tr>
+      <w:tr>
+        <w:tc>
+          <w:tcPr/>
+          <w:p>
+            <w:pPr>
+              <w:pStyle w:val="Compact"/>
+              <w:bidi/>
+              <w:jc w:val="left"/>
+            </w:pPr>
+            <w:r>
+              <w:rPr>
+                <w:rtl/>
+              </w:rPr>
+              <w:t xml:space="preserve">بَيِّنَة</w:t>
+            </w:r>
+          </w:p>
+        </w:tc>
+        <w:tc>
+          <w:tcPr/>
+          <w:p>
+            <w:pPr>
+              <w:pStyle w:val="Compact"/>
+              <w:bidi/>
+              <w:jc w:val="left"/>
+            </w:pPr>
+            <w:r>
+              <w:rPr>
+                <w:rtl/>
+              </w:rPr>
+              <w:t xml:space="preserve">دليلٌ واضح لا شكّ فيه</w:t>
+            </w:r>
+          </w:p>
+        </w:tc>
+        <w:tc>
+          <w:tcPr/>
+          <w:p>
+            <w:pPr>
+              <w:pStyle w:val="Compact"/>
+              <w:bidi/>
+              <w:jc w:val="left"/>
+            </w:pPr>
+            <w:r>
+              <w:rPr>
+                <w:rtl/>
+              </w:rPr>
+              <w:t xml:space="preserve">البقرة ٩٩، البينة ٤</w:t>
+            </w:r>
+          </w:p>
+        </w:tc>
+        <w:tc>
+          <w:tcPr/>
+          <w:p>
+            <w:pPr>
+              <w:pStyle w:val="Compact"/>
+              <w:bidi/>
+              <w:jc w:val="left"/>
+            </w:pPr>
+            <w:r>
+              <w:rPr>
+                <w:rtl/>
+              </w:rPr>
+              <w:t xml:space="preserve">«آياتٍ بيّنات»: صفة، أي واضحات. «البيّنة»: الحجة الواضحة، وهي رسول الله ﷺ.</w:t>
+            </w:r>
+          </w:p>
+        </w:tc>
+        <w:tc>
+          <w:tcPr/>
+          <w:p>
+            <w:pPr>
+              <w:pStyle w:val="Compact"/>
+              <w:bidi/>
+              <w:jc w:val="left"/>
+            </w:pPr>
+            <w:r>
+              <w:rPr>
+                <w:rtl/>
+              </w:rPr>
+              <w:t xml:space="preserve">يبقى، ويُقدَّم شاهد البيّنة ٤.</w:t>
+            </w:r>
+          </w:p>
+        </w:tc>
+      </w:tr>
+      <w:tr>
+        <w:tc>
+          <w:tcPr/>
+          <w:p>
+            <w:pPr>
+              <w:pStyle w:val="Compact"/>
+              <w:bidi/>
+              <w:jc w:val="left"/>
+            </w:pPr>
+            <w:r>
+              <w:rPr>
+                <w:rtl/>
+              </w:rPr>
+              <w:t xml:space="preserve">هَدْي</w:t>
+            </w:r>
+          </w:p>
+        </w:tc>
+        <w:tc>
+          <w:tcPr/>
+          <w:p>
+            <w:pPr>
+              <w:pStyle w:val="Compact"/>
+              <w:bidi/>
+              <w:jc w:val="left"/>
+            </w:pPr>
+            <w:r>
+              <w:rPr>
+                <w:rtl/>
+              </w:rPr>
+              <w:t xml:space="preserve">الطريقة والسيرة، والذبيحة في الحج</w:t>
+            </w:r>
+          </w:p>
+        </w:tc>
+        <w:tc>
+          <w:tcPr/>
+          <w:p>
+            <w:pPr>
+              <w:pStyle w:val="Compact"/>
+              <w:bidi/>
+              <w:jc w:val="left"/>
+            </w:pPr>
+            <w:r>
+              <w:rPr>
+                <w:rtl/>
+              </w:rPr>
+              <w:t xml:space="preserve">البقرة ١٩٦</w:t>
+            </w:r>
+          </w:p>
+        </w:tc>
+        <w:tc>
+          <w:tcPr/>
+          <w:p>
+            <w:pPr>
+              <w:pStyle w:val="Compact"/>
+              <w:bidi/>
+              <w:jc w:val="left"/>
+            </w:pPr>
+            <w:r>
+              <w:rPr>
+                <w:rtl/>
+              </w:rPr>
+              <w:t xml:space="preserve">«الهَدْي»: ما يُهدى إلى الحرم من الأنعام.</w:t>
+            </w:r>
+          </w:p>
+        </w:tc>
+        <w:tc>
+          <w:tcPr/>
+          <w:p>
+            <w:pPr>
+              <w:pStyle w:val="Compact"/>
+              <w:bidi/>
+              <w:jc w:val="left"/>
+            </w:pPr>
+            <w:r>
+              <w:rPr>
+                <w:rtl/>
+              </w:rPr>
+              <w:t xml:space="preserve">يبقى؛ والمعنيان مكتوبان.</w:t>
+            </w:r>
+          </w:p>
+        </w:tc>
+      </w:tr>
+      <w:tr>
+        <w:tc>
+          <w:tcPr/>
+          <w:p>
+            <w:pPr>
+              <w:pStyle w:val="Compact"/>
+              <w:bidi/>
+              <w:jc w:val="left"/>
+            </w:pPr>
+            <w:r>
+              <w:rPr>
+                <w:rtl/>
+              </w:rPr>
+              <w:t xml:space="preserve">رِسالَة</w:t>
+            </w:r>
+          </w:p>
+        </w:tc>
+        <w:tc>
+          <w:tcPr/>
+          <w:p>
+            <w:pPr>
+              <w:pStyle w:val="Compact"/>
+              <w:bidi/>
+              <w:jc w:val="left"/>
+            </w:pPr>
+            <w:r>
+              <w:rPr>
+                <w:rtl/>
+              </w:rPr>
+              <w:t xml:space="preserve">الكلام المكتوب الذي يُبعث</w:t>
+            </w:r>
+          </w:p>
+        </w:tc>
+        <w:tc>
+          <w:tcPr/>
+          <w:p>
+            <w:pPr>
+              <w:pStyle w:val="Compact"/>
+              <w:bidi/>
+              <w:jc w:val="left"/>
+            </w:pPr>
+            <w:r>
+              <w:rPr>
+                <w:rtl/>
+              </w:rPr>
+              <w:t xml:space="preserve">الجن ٢٨، ٢٣</w:t>
+            </w:r>
+          </w:p>
+        </w:tc>
+        <w:tc>
+          <w:tcPr/>
+          <w:p>
+            <w:pPr>
+              <w:pStyle w:val="Compact"/>
+              <w:bidi/>
+              <w:jc w:val="left"/>
+            </w:pPr>
+            <w:r>
+              <w:rPr>
+                <w:rtl/>
+              </w:rPr>
+              <w:t xml:space="preserve">«رسالات ربهم»: ما أرسل الله به رسله من الوحي، وليس كلامًا مكتوبًا.</w:t>
+            </w:r>
+          </w:p>
+        </w:tc>
+        <w:tc>
+          <w:tcPr/>
+          <w:p>
+            <w:pPr>
+              <w:pStyle w:val="Compact"/>
+              <w:bidi/>
+              <w:jc w:val="left"/>
+            </w:pPr>
+            <w:r>
+              <w:rPr>
+                <w:rtl/>
+              </w:rPr>
+              <w:t xml:space="preserve">نجعله: «ما يُبعث به من كلام، مكتوبًا أو غير مكتوب».</w:t>
+            </w:r>
+          </w:p>
+        </w:tc>
+      </w:tr>
+      <w:tr>
+        <w:tc>
+          <w:tcPr/>
+          <w:p>
+            <w:pPr>
+              <w:pStyle w:val="Compact"/>
+              <w:bidi/>
+              <w:jc w:val="left"/>
+            </w:pPr>
+            <w:r>
+              <w:rPr>
+                <w:rtl/>
+              </w:rPr>
+              <w:t xml:space="preserve">آخِر</w:t>
+            </w:r>
+          </w:p>
+        </w:tc>
+        <w:tc>
+          <w:tcPr/>
+          <w:p>
+            <w:pPr>
+              <w:pStyle w:val="Compact"/>
+              <w:bidi/>
+              <w:jc w:val="left"/>
+            </w:pPr>
+            <w:r>
+              <w:rPr>
+                <w:rtl/>
+              </w:rPr>
+              <w:t xml:space="preserve">النهاية، عكس الأول</w:t>
+            </w:r>
+          </w:p>
+        </w:tc>
+        <w:tc>
+          <w:tcPr/>
+          <w:p>
+            <w:pPr>
+              <w:pStyle w:val="Compact"/>
+              <w:bidi/>
+              <w:jc w:val="left"/>
+            </w:pPr>
+            <w:r>
+              <w:rPr>
+                <w:rtl/>
+              </w:rPr>
+              <w:t xml:space="preserve">القيامة ٢١، المرسلات ١٧</w:t>
+            </w:r>
+          </w:p>
+        </w:tc>
+        <w:tc>
+          <w:tcPr/>
+          <w:p>
+            <w:pPr>
+              <w:pStyle w:val="Compact"/>
+              <w:bidi/>
+              <w:jc w:val="left"/>
+            </w:pPr>
+            <w:r>
+              <w:rPr>
+                <w:rtl/>
+              </w:rPr>
+              <w:t xml:space="preserve">«الآخرة»: الدار الآخرة. «الآخرين»: الأمم المتأخرة.</w:t>
+            </w:r>
+          </w:p>
+        </w:tc>
+        <w:tc>
+          <w:tcPr/>
+          <w:p>
+            <w:pPr>
+              <w:pStyle w:val="Compact"/>
+              <w:bidi/>
+              <w:jc w:val="left"/>
+            </w:pPr>
+            <w:r>
+              <w:rPr>
+                <w:rtl/>
+              </w:rPr>
+              <w:t xml:space="preserve">نزيد: «والآخرة: الدار الآخرة».</w:t>
+            </w:r>
+          </w:p>
+        </w:tc>
+      </w:tr>
+      <w:tr>
+        <w:tc>
+          <w:tcPr/>
+          <w:p>
+            <w:pPr>
+              <w:pStyle w:val="Compact"/>
+              <w:bidi/>
+              <w:jc w:val="left"/>
+            </w:pPr>
+            <w:r>
+              <w:rPr>
+                <w:rtl/>
+              </w:rPr>
+              <w:t xml:space="preserve">أَخَّرَ</w:t>
+            </w:r>
+          </w:p>
+        </w:tc>
+        <w:tc>
+          <w:tcPr/>
+          <w:p>
+            <w:pPr>
+              <w:pStyle w:val="Compact"/>
+              <w:bidi/>
+              <w:jc w:val="left"/>
+            </w:pPr>
+            <w:r>
+              <w:rPr>
+                <w:rtl/>
+              </w:rPr>
+              <w:t xml:space="preserve">أجّلَ إلى بعدُ</w:t>
+            </w:r>
+          </w:p>
+        </w:tc>
+        <w:tc>
+          <w:tcPr/>
+          <w:p>
+            <w:pPr>
+              <w:pStyle w:val="Compact"/>
+              <w:bidi/>
+              <w:jc w:val="left"/>
+            </w:pPr>
+            <w:r>
+              <w:rPr>
+                <w:rtl/>
+              </w:rPr>
+              <w:t xml:space="preserve">الانفطار ٥، القيامة ١٣</w:t>
+            </w:r>
+          </w:p>
+        </w:tc>
+        <w:tc>
+          <w:tcPr/>
+          <w:p>
+            <w:pPr>
+              <w:pStyle w:val="Compact"/>
+              <w:bidi/>
+              <w:jc w:val="left"/>
+            </w:pPr>
+            <w:r>
+              <w:rPr>
+                <w:rtl/>
+              </w:rPr>
+              <w:t xml:space="preserve">«ما قدّمت وأخّرت»: ما عملت وما تركت، أو ما سنّت فعُمل به بعدها.</w:t>
+            </w:r>
+          </w:p>
+        </w:tc>
+        <w:tc>
+          <w:tcPr/>
+          <w:p>
+            <w:pPr>
+              <w:pStyle w:val="Compact"/>
+              <w:bidi/>
+              <w:jc w:val="left"/>
+            </w:pPr>
+            <w:r>
+              <w:rPr>
+                <w:rtl/>
+              </w:rPr>
+              <w:t xml:space="preserve">نزيد: «وترك عمله».</w:t>
+            </w:r>
+          </w:p>
+        </w:tc>
+      </w:tr>
+      <w:tr>
+        <w:tc>
+          <w:tcPr/>
+          <w:p>
+            <w:pPr>
+              <w:pStyle w:val="Compact"/>
+              <w:bidi/>
+              <w:jc w:val="left"/>
+            </w:pPr>
+            <w:r>
+              <w:rPr>
+                <w:rtl/>
+              </w:rPr>
+              <w:t xml:space="preserve">مَلَكَ</w:t>
+            </w:r>
+          </w:p>
+        </w:tc>
+        <w:tc>
+          <w:tcPr/>
+          <w:p>
+            <w:pPr>
+              <w:pStyle w:val="Compact"/>
+              <w:bidi/>
+              <w:jc w:val="left"/>
+            </w:pPr>
+            <w:r>
+              <w:rPr>
+                <w:rtl/>
+              </w:rPr>
+              <w:t xml:space="preserve">صار الشيءُ له</w:t>
+            </w:r>
+          </w:p>
+        </w:tc>
+        <w:tc>
+          <w:tcPr/>
+          <w:p>
+            <w:pPr>
+              <w:pStyle w:val="Compact"/>
+              <w:bidi/>
+              <w:jc w:val="left"/>
+            </w:pPr>
+            <w:r>
+              <w:rPr>
+                <w:rtl/>
+              </w:rPr>
+              <w:t xml:space="preserve">الجن ٢١، الانفطار ١٩</w:t>
+            </w:r>
+          </w:p>
+        </w:tc>
+        <w:tc>
+          <w:tcPr/>
+          <w:p>
+            <w:pPr>
+              <w:pStyle w:val="Compact"/>
+              <w:bidi/>
+              <w:jc w:val="left"/>
+            </w:pPr>
+            <w:r>
+              <w:rPr>
+                <w:rtl/>
+              </w:rPr>
+              <w:t xml:space="preserve">«لا أملك لكم ضرًّا ولا رشدًا»: لا أقدر على.</w:t>
+            </w:r>
+          </w:p>
+        </w:tc>
+        <w:tc>
+          <w:tcPr/>
+          <w:p>
+            <w:pPr>
+              <w:pStyle w:val="Compact"/>
+              <w:bidi/>
+              <w:jc w:val="left"/>
+            </w:pPr>
+            <w:r>
+              <w:rPr>
+                <w:rtl/>
+              </w:rPr>
+              <w:t xml:space="preserve">نزيد: «وقَدَر على».</w:t>
+            </w:r>
+          </w:p>
+        </w:tc>
+      </w:tr>
+      <w:tr>
+        <w:tc>
+          <w:tcPr/>
+          <w:p>
+            <w:pPr>
+              <w:pStyle w:val="Compact"/>
+              <w:bidi/>
+              <w:jc w:val="left"/>
+            </w:pPr>
+            <w:r>
+              <w:rPr>
+                <w:rtl/>
+              </w:rPr>
+              <w:t xml:space="preserve">عابِد</w:t>
+            </w:r>
+          </w:p>
+        </w:tc>
+        <w:tc>
+          <w:tcPr/>
+          <w:p>
+            <w:pPr>
+              <w:pStyle w:val="Compact"/>
+              <w:bidi/>
+              <w:jc w:val="left"/>
+            </w:pPr>
+            <w:r>
+              <w:rPr>
+                <w:rtl/>
+              </w:rPr>
+              <w:t xml:space="preserve">الذي يعبد الله</w:t>
+            </w:r>
+          </w:p>
+        </w:tc>
+        <w:tc>
+          <w:tcPr/>
+          <w:p>
+            <w:pPr>
+              <w:pStyle w:val="Compact"/>
+              <w:bidi/>
+              <w:jc w:val="left"/>
+            </w:pPr>
+            <w:r>
+              <w:rPr>
+                <w:rtl/>
+              </w:rPr>
+              <w:t xml:space="preserve">الكافرون ٤، ٥</w:t>
+            </w:r>
+          </w:p>
+        </w:tc>
+        <w:tc>
+          <w:tcPr/>
+          <w:p>
+            <w:pPr>
+              <w:pStyle w:val="Compact"/>
+              <w:bidi/>
+              <w:jc w:val="left"/>
+            </w:pPr>
+            <w:r>
+              <w:rPr>
+                <w:rtl/>
+              </w:rPr>
+              <w:t xml:space="preserve">«ولا أنا عابدٌ ما عبدتم»: عابد الأصنام. فالمعنى المكتوب «الذي يعبد الله» لا يوافق الآية.</w:t>
+            </w:r>
+          </w:p>
+        </w:tc>
+        <w:tc>
+          <w:tcPr/>
+          <w:p>
+            <w:pPr>
+              <w:pStyle w:val="Compact"/>
+              <w:bidi/>
+              <w:jc w:val="left"/>
+            </w:pPr>
+            <w:r>
+              <w:rPr>
+                <w:rtl/>
+              </w:rPr>
+              <w:t xml:space="preserve">نجعله: «الذي يعبد».</w:t>
+            </w:r>
+          </w:p>
+        </w:tc>
+      </w:tr>
+      <w:tr>
+        <w:tc>
+          <w:tcPr/>
+          <w:p>
+            <w:pPr>
+              <w:pStyle w:val="Compact"/>
+              <w:bidi/>
+              <w:jc w:val="left"/>
+            </w:pPr>
+            <w:r>
+              <w:rPr>
+                <w:rtl/>
+              </w:rPr>
+              <w:t xml:space="preserve">دُعاء</w:t>
+            </w:r>
+          </w:p>
+        </w:tc>
+        <w:tc>
+          <w:tcPr/>
+          <w:p>
+            <w:pPr>
+              <w:pStyle w:val="Compact"/>
+              <w:bidi/>
+              <w:jc w:val="left"/>
+            </w:pPr>
+            <w:r>
+              <w:rPr>
+                <w:rtl/>
+              </w:rPr>
+              <w:t xml:space="preserve">الطلب من الله</w:t>
+            </w:r>
+          </w:p>
+        </w:tc>
+        <w:tc>
+          <w:tcPr/>
+          <w:p>
+            <w:pPr>
+              <w:pStyle w:val="Compact"/>
+              <w:bidi/>
+              <w:jc w:val="left"/>
+            </w:pPr>
+            <w:r>
+              <w:rPr>
+                <w:rtl/>
+              </w:rPr>
+              <w:t xml:space="preserve">نوح ٦، الإسراء ١١</w:t>
+            </w:r>
+          </w:p>
+        </w:tc>
+        <w:tc>
+          <w:tcPr/>
+          <w:p>
+            <w:pPr>
+              <w:pStyle w:val="Compact"/>
+              <w:bidi/>
+              <w:jc w:val="left"/>
+            </w:pPr>
+            <w:r>
+              <w:rPr>
+                <w:rtl/>
+              </w:rPr>
+              <w:t xml:space="preserve">«فلم يزدهم دعائي إلا فرارًا»: دعوة نوح قومه إلى الله، لا الطلب من الله.</w:t>
+            </w:r>
+          </w:p>
+        </w:tc>
+        <w:tc>
+          <w:tcPr/>
+          <w:p>
+            <w:pPr>
+              <w:pStyle w:val="Compact"/>
+              <w:bidi/>
+              <w:jc w:val="left"/>
+            </w:pPr>
+            <w:r>
+              <w:rPr>
+                <w:rtl/>
+              </w:rPr>
+              <w:t xml:space="preserve">نجعله: «النداء والطلب، ومنه الطلب من الله».</w:t>
+            </w:r>
+          </w:p>
+        </w:tc>
+      </w:tr>
+      <w:tr>
+        <w:tc>
+          <w:tcPr/>
+          <w:p>
+            <w:pPr>
+              <w:pStyle w:val="Compact"/>
+              <w:bidi/>
+              <w:jc w:val="left"/>
+            </w:pPr>
+            <w:r>
+              <w:rPr>
+                <w:rtl/>
+              </w:rPr>
+              <w:t xml:space="preserve">ادَّعَى</w:t>
+            </w:r>
+          </w:p>
+        </w:tc>
+        <w:tc>
+          <w:tcPr/>
+          <w:p>
+            <w:pPr>
+              <w:pStyle w:val="Compact"/>
+              <w:bidi/>
+              <w:jc w:val="left"/>
+            </w:pPr>
+            <w:r>
+              <w:rPr>
+                <w:rtl/>
+              </w:rPr>
+              <w:t xml:space="preserve">زعمَ الشيءَ لنفسه، أو تمنّاه وطلبه</w:t>
+            </w:r>
+          </w:p>
+        </w:tc>
+        <w:tc>
+          <w:tcPr/>
+          <w:p>
+            <w:pPr>
+              <w:pStyle w:val="Compact"/>
+              <w:bidi/>
+              <w:jc w:val="left"/>
+            </w:pPr>
+            <w:r>
+              <w:rPr>
+                <w:rtl/>
+              </w:rPr>
+              <w:t xml:space="preserve">الملك ٢٧</w:t>
+            </w:r>
+          </w:p>
+        </w:tc>
+        <w:tc>
+          <w:tcPr/>
+          <w:p>
+            <w:pPr>
+              <w:pStyle w:val="Compact"/>
+              <w:bidi/>
+              <w:jc w:val="left"/>
+            </w:pPr>
+            <w:r>
+              <w:rPr>
+                <w:rtl/>
+              </w:rPr>
+              <w:t xml:space="preserve">«هذا الذي كنتم به تدّعون»: تطلبونه وتستعجلونه، أو تكذّبون به.</w:t>
+            </w:r>
+          </w:p>
+        </w:tc>
+        <w:tc>
+          <w:tcPr/>
+          <w:p>
+            <w:pPr>
+              <w:pStyle w:val="Compact"/>
+              <w:bidi/>
+              <w:jc w:val="left"/>
+            </w:pPr>
+            <w:r>
+              <w:rPr>
+                <w:rtl/>
+              </w:rPr>
+              <w:t xml:space="preserve">يبقى («أو تمنّاه وطلبه»).</w:t>
+            </w:r>
+          </w:p>
+        </w:tc>
+      </w:tr>
+      <w:tr>
+        <w:tc>
+          <w:tcPr/>
+          <w:p>
+            <w:pPr>
+              <w:pStyle w:val="Compact"/>
+              <w:bidi/>
+              <w:jc w:val="left"/>
+            </w:pPr>
+            <w:r>
+              <w:rPr>
+                <w:rtl/>
+              </w:rPr>
+              <w:t xml:space="preserve">مُبْصِرَة</w:t>
+            </w:r>
+          </w:p>
+        </w:tc>
+        <w:tc>
+          <w:tcPr/>
+          <w:p>
+            <w:pPr>
+              <w:pStyle w:val="Compact"/>
+              <w:bidi/>
+              <w:jc w:val="left"/>
+            </w:pPr>
+            <w:r>
+              <w:rPr>
+                <w:rtl/>
+              </w:rPr>
+              <w:t xml:space="preserve">مضيئة تُرى بها الأشياء</w:t>
+            </w:r>
+          </w:p>
+        </w:tc>
+        <w:tc>
+          <w:tcPr/>
+          <w:p>
+            <w:pPr>
+              <w:pStyle w:val="Compact"/>
+              <w:bidi/>
+              <w:jc w:val="left"/>
+            </w:pPr>
+            <w:r>
+              <w:rPr>
+                <w:rtl/>
+              </w:rPr>
+              <w:t xml:space="preserve">الإسراء ٥٩، ١٢</w:t>
+            </w:r>
+          </w:p>
+        </w:tc>
+        <w:tc>
+          <w:tcPr/>
+          <w:p>
+            <w:pPr>
+              <w:pStyle w:val="Compact"/>
+              <w:bidi/>
+              <w:jc w:val="left"/>
+            </w:pPr>
+            <w:r>
+              <w:rPr>
+                <w:rtl/>
+              </w:rPr>
+              <w:t xml:space="preserve">«الناقة مبصرة»: آيةٌ واضحةٌ بيّنة. و«آية النهار مبصرة» توافق المعنى المكتوب.</w:t>
+            </w:r>
+          </w:p>
+        </w:tc>
+        <w:tc>
+          <w:tcPr/>
+          <w:p>
+            <w:pPr>
+              <w:pStyle w:val="Compact"/>
+              <w:bidi/>
+              <w:jc w:val="left"/>
+            </w:pPr>
+            <w:r>
+              <w:rPr>
+                <w:rtl/>
+              </w:rPr>
+              <w:t xml:space="preserve">نزيد: «وواضحة بيّنة».</w:t>
+            </w:r>
+          </w:p>
+        </w:tc>
+      </w:tr>
+      <w:tr>
+        <w:tc>
+          <w:tcPr/>
+          <w:p>
+            <w:pPr>
+              <w:pStyle w:val="Compact"/>
+              <w:bidi/>
+              <w:jc w:val="left"/>
+            </w:pPr>
+            <w:r>
+              <w:rPr>
+                <w:rtl/>
+              </w:rPr>
+              <w:t xml:space="preserve">بَصِيرَة</w:t>
+            </w:r>
+          </w:p>
+        </w:tc>
+        <w:tc>
+          <w:tcPr/>
+          <w:p>
+            <w:pPr>
+              <w:pStyle w:val="Compact"/>
+              <w:bidi/>
+              <w:jc w:val="left"/>
+            </w:pPr>
+            <w:r>
+              <w:rPr>
+                <w:rtl/>
+              </w:rPr>
+              <w:t xml:space="preserve">الفهم والمعرفة بالقلب</w:t>
+            </w:r>
+          </w:p>
+        </w:tc>
+        <w:tc>
+          <w:tcPr/>
+          <w:p>
+            <w:pPr>
+              <w:pStyle w:val="Compact"/>
+              <w:bidi/>
+              <w:jc w:val="left"/>
+            </w:pPr>
+            <w:r>
+              <w:rPr>
+                <w:rtl/>
+              </w:rPr>
+              <w:t xml:space="preserve">القيامة ١٤</w:t>
+            </w:r>
+          </w:p>
+        </w:tc>
+        <w:tc>
+          <w:tcPr/>
+          <w:p>
+            <w:pPr>
+              <w:pStyle w:val="Compact"/>
+              <w:bidi/>
+              <w:jc w:val="left"/>
+            </w:pPr>
+            <w:r>
+              <w:rPr>
+                <w:rtl/>
+              </w:rPr>
+              <w:t xml:space="preserve">«بل الإنسان على نفسه بصيرة»: شاهدٌ على نفسه، تشهد عليه جوارحه.</w:t>
+            </w:r>
+          </w:p>
+        </w:tc>
+        <w:tc>
+          <w:tcPr/>
+          <w:p>
+            <w:pPr>
+              <w:pStyle w:val="Compact"/>
+              <w:bidi/>
+              <w:jc w:val="left"/>
+            </w:pPr>
+            <w:r>
+              <w:rPr>
+                <w:rtl/>
+              </w:rPr>
+              <w:t xml:space="preserve">نزيد: «وشاهد».</w:t>
+            </w:r>
+          </w:p>
+        </w:tc>
+      </w:tr>
+      <w:tr>
+        <w:tc>
+          <w:tcPr/>
+          <w:p>
+            <w:pPr>
+              <w:pStyle w:val="Compact"/>
+              <w:bidi/>
+              <w:jc w:val="left"/>
+            </w:pPr>
+            <w:r>
+              <w:rPr>
+                <w:rtl/>
+              </w:rPr>
+              <w:t xml:space="preserve">قادِر</w:t>
+            </w:r>
+          </w:p>
+        </w:tc>
+        <w:tc>
+          <w:tcPr/>
+          <w:p>
+            <w:pPr>
+              <w:pStyle w:val="Compact"/>
+              <w:bidi/>
+              <w:jc w:val="left"/>
+            </w:pPr>
+            <w:r>
+              <w:rPr>
+                <w:rtl/>
+              </w:rPr>
+              <w:t xml:space="preserve">الذي يستطيع</w:t>
+            </w:r>
+          </w:p>
+        </w:tc>
+        <w:tc>
+          <w:tcPr/>
+          <w:p>
+            <w:pPr>
+              <w:pStyle w:val="Compact"/>
+              <w:bidi/>
+              <w:jc w:val="left"/>
+            </w:pPr>
+            <w:r>
+              <w:rPr>
+                <w:rtl/>
+              </w:rPr>
+              <w:t xml:space="preserve">المرسلات ٢٣، القلم ٢٥</w:t>
+            </w:r>
+          </w:p>
+        </w:tc>
+        <w:tc>
+          <w:tcPr/>
+          <w:p>
+            <w:pPr>
+              <w:pStyle w:val="Compact"/>
+              <w:bidi/>
+              <w:jc w:val="left"/>
+            </w:pPr>
+            <w:r>
+              <w:rPr>
+                <w:rtl/>
+              </w:rPr>
+              <w:t xml:space="preserve">«فنعم القادرون»: من التقدير عند أكثر المفسرين (المقدِّرون)، وقيل من القدرة.</w:t>
+            </w:r>
+          </w:p>
+        </w:tc>
+        <w:tc>
+          <w:tcPr/>
+          <w:p>
+            <w:pPr>
+              <w:pStyle w:val="Compact"/>
+              <w:bidi/>
+              <w:jc w:val="left"/>
+            </w:pPr>
+            <w:r>
+              <w:rPr>
+                <w:rtl/>
+              </w:rPr>
+              <w:t xml:space="preserve">تُقدَّم آيةٌ أخرى شاهدًا، مثل «أليس ذلك بقادر» (القيامة ٤٠).</w:t>
+            </w:r>
+          </w:p>
+        </w:tc>
+      </w:tr>
+      <w:tr>
+        <w:tc>
+          <w:tcPr/>
+          <w:p>
+            <w:pPr>
+              <w:pStyle w:val="Compact"/>
+              <w:bidi/>
+              <w:jc w:val="left"/>
+            </w:pPr>
+            <w:r>
+              <w:rPr>
+                <w:rtl/>
+              </w:rPr>
+              <w:t xml:space="preserve">قَدَّرَ</w:t>
+            </w:r>
+          </w:p>
+        </w:tc>
+        <w:tc>
+          <w:tcPr/>
+          <w:p>
+            <w:pPr>
+              <w:pStyle w:val="Compact"/>
+              <w:bidi/>
+              <w:jc w:val="left"/>
+            </w:pPr>
+            <w:r>
+              <w:rPr>
+                <w:rtl/>
+              </w:rPr>
+              <w:t xml:space="preserve">حدّد مقداره وهيّأه</w:t>
+            </w:r>
+          </w:p>
+        </w:tc>
+        <w:tc>
+          <w:tcPr/>
+          <w:p>
+            <w:pPr>
+              <w:pStyle w:val="Compact"/>
+              <w:bidi/>
+              <w:jc w:val="left"/>
+            </w:pPr>
+            <w:r>
+              <w:rPr>
+                <w:rtl/>
+              </w:rPr>
+              <w:t xml:space="preserve">المدثر ١٨، ١٩</w:t>
+            </w:r>
+          </w:p>
+        </w:tc>
+        <w:tc>
+          <w:tcPr/>
+          <w:p>
+            <w:pPr>
+              <w:pStyle w:val="Compact"/>
+              <w:bidi/>
+              <w:jc w:val="left"/>
+            </w:pPr>
+            <w:r>
+              <w:rPr>
+                <w:rtl/>
+              </w:rPr>
+              <w:t xml:space="preserve">«فكّر وقدّر»: هيّأ في نفسه ما يطعن به في القرآن. وجملة التطبيق «قدّر الله كل شيء».</w:t>
+            </w:r>
+          </w:p>
+        </w:tc>
+        <w:tc>
+          <w:tcPr/>
+          <w:p>
+            <w:pPr>
+              <w:pStyle w:val="Compact"/>
+              <w:bidi/>
+              <w:jc w:val="left"/>
+            </w:pPr>
+            <w:r>
+              <w:rPr>
+                <w:rtl/>
+              </w:rPr>
+              <w:t xml:space="preserve">تُقدَّم آيةٌ أخرى شاهدًا، مثل «وخلق كل شيء فقدّره تقديرًا» (الفرقان ٢).</w:t>
+            </w:r>
+          </w:p>
+        </w:tc>
+      </w:tr>
+      <w:tr>
+        <w:tc>
+          <w:tcPr/>
+          <w:p>
+            <w:pPr>
+              <w:pStyle w:val="Compact"/>
+              <w:bidi/>
+              <w:jc w:val="left"/>
+            </w:pPr>
+            <w:r>
+              <w:rPr>
+                <w:rtl/>
+              </w:rPr>
+              <w:t xml:space="preserve">قَدَرَ</w:t>
+            </w:r>
+          </w:p>
+        </w:tc>
+        <w:tc>
+          <w:tcPr/>
+          <w:p>
+            <w:pPr>
+              <w:pStyle w:val="Compact"/>
+              <w:bidi/>
+              <w:jc w:val="left"/>
+            </w:pPr>
+            <w:r>
+              <w:rPr>
+                <w:rtl/>
+              </w:rPr>
+              <w:t xml:space="preserve">استطاع، أو ضيّق وقدّر</w:t>
+            </w:r>
+          </w:p>
+        </w:tc>
+        <w:tc>
+          <w:tcPr/>
+          <w:p>
+            <w:pPr>
+              <w:pStyle w:val="Compact"/>
+              <w:bidi/>
+              <w:jc w:val="left"/>
+            </w:pPr>
+            <w:r>
+              <w:rPr>
+                <w:rtl/>
+              </w:rPr>
+              <w:t xml:space="preserve">المرسلات ٢٣، البلد ٥</w:t>
+            </w:r>
+          </w:p>
+        </w:tc>
+        <w:tc>
+          <w:tcPr/>
+          <w:p>
+            <w:pPr>
+              <w:pStyle w:val="Compact"/>
+              <w:bidi/>
+              <w:jc w:val="left"/>
+            </w:pPr>
+            <w:r>
+              <w:rPr>
+                <w:rtl/>
+              </w:rPr>
+              <w:t xml:space="preserve">«فقدرنا»: قدّرنا ذلك تقديرًا. «لن يقدر عليه أحد»: بمعنى الاستطاعة.</w:t>
+            </w:r>
+          </w:p>
+        </w:tc>
+        <w:tc>
+          <w:tcPr/>
+          <w:p>
+            <w:pPr>
+              <w:pStyle w:val="Compact"/>
+              <w:bidi/>
+              <w:jc w:val="left"/>
+            </w:pPr>
+            <w:r>
+              <w:rPr>
+                <w:rtl/>
+              </w:rPr>
+              <w:t xml:space="preserve">يبقى؛ والمعنيان مكتوبان.</w:t>
+            </w:r>
+          </w:p>
+        </w:tc>
+      </w:tr>
+      <w:tr>
+        <w:tc>
+          <w:tcPr/>
+          <w:p>
+            <w:pPr>
+              <w:pStyle w:val="Compact"/>
+              <w:bidi/>
+              <w:jc w:val="left"/>
+            </w:pPr>
+            <w:r>
+              <w:rPr>
+                <w:rtl/>
+              </w:rPr>
+              <w:t xml:space="preserve">قَدَر</w:t>
+            </w:r>
+          </w:p>
+        </w:tc>
+        <w:tc>
+          <w:tcPr/>
+          <w:p>
+            <w:pPr>
+              <w:pStyle w:val="Compact"/>
+              <w:bidi/>
+              <w:jc w:val="left"/>
+            </w:pPr>
+            <w:r>
+              <w:rPr>
+                <w:rtl/>
+              </w:rPr>
+              <w:t xml:space="preserve">ما كتبه الله وقدّره</w:t>
+            </w:r>
+          </w:p>
+        </w:tc>
+        <w:tc>
+          <w:tcPr/>
+          <w:p>
+            <w:pPr>
+              <w:pStyle w:val="Compact"/>
+              <w:bidi/>
+              <w:jc w:val="left"/>
+            </w:pPr>
+            <w:r>
+              <w:rPr>
+                <w:rtl/>
+              </w:rPr>
+              <w:t xml:space="preserve">المرسلات ٢٢، البقرة ٢٣٦</w:t>
+            </w:r>
+          </w:p>
+        </w:tc>
+        <w:tc>
+          <w:tcPr/>
+          <w:p>
+            <w:pPr>
+              <w:pStyle w:val="Compact"/>
+              <w:bidi/>
+              <w:jc w:val="left"/>
+            </w:pPr>
+            <w:r>
+              <w:rPr>
+                <w:rtl/>
+              </w:rPr>
+              <w:t xml:space="preserve">«إلى قدرٍ معلوم»: مدّةٍ معلومة (مدّة الحمل). «على الموسع قدره»: طاقته ومقدار ما يملك. فالمعنى المكتوب لا يوافق الآيتين.</w:t>
+            </w:r>
+          </w:p>
+        </w:tc>
+        <w:tc>
+          <w:tcPr/>
+          <w:p>
+            <w:pPr>
+              <w:pStyle w:val="Compact"/>
+              <w:bidi/>
+              <w:jc w:val="left"/>
+            </w:pPr>
+            <w:r>
+              <w:rPr>
+                <w:rtl/>
+              </w:rPr>
+              <w:t xml:space="preserve">نجعله: «المقدار، ومنه ما قدّره الله»، أو تُقدَّم «إنا كل شيء خلقناه بقدر» (القمر ٤٩).</w:t>
+            </w:r>
+          </w:p>
+        </w:tc>
+      </w:tr>
+      <w:tr>
+        <w:tc>
+          <w:tcPr/>
+          <w:p>
+            <w:pPr>
+              <w:pStyle w:val="Compact"/>
+              <w:bidi/>
+              <w:jc w:val="left"/>
+            </w:pPr>
+            <w:r>
+              <w:rPr>
+                <w:rtl/>
+              </w:rPr>
+              <w:t xml:space="preserve">قَدْر</w:t>
+            </w:r>
+          </w:p>
+        </w:tc>
+        <w:tc>
+          <w:tcPr/>
+          <w:p>
+            <w:pPr>
+              <w:pStyle w:val="Compact"/>
+              <w:bidi/>
+              <w:jc w:val="left"/>
+            </w:pPr>
+            <w:r>
+              <w:rPr>
+                <w:rtl/>
+              </w:rPr>
+              <w:t xml:space="preserve">المقدار والمنزلة</w:t>
+            </w:r>
+          </w:p>
+        </w:tc>
+        <w:tc>
+          <w:tcPr/>
+          <w:p>
+            <w:pPr>
+              <w:pStyle w:val="Compact"/>
+              <w:bidi/>
+              <w:jc w:val="left"/>
+            </w:pPr>
+            <w:r>
+              <w:rPr>
+                <w:rtl/>
+              </w:rPr>
+              <w:t xml:space="preserve">القدر ١، ٢</w:t>
+            </w:r>
+          </w:p>
+        </w:tc>
+        <w:tc>
+          <w:tcPr/>
+          <w:p>
+            <w:pPr>
+              <w:pStyle w:val="Compact"/>
+              <w:bidi/>
+              <w:jc w:val="left"/>
+            </w:pPr>
+            <w:r>
+              <w:rPr>
+                <w:rtl/>
+              </w:rPr>
+              <w:t xml:space="preserve">«ليلة القدر»: ليلة الشرف، أو ليلة التقدير تُقدَّر فيها مقادير السنة.</w:t>
+            </w:r>
+          </w:p>
+        </w:tc>
+        <w:tc>
+          <w:tcPr/>
+          <w:p>
+            <w:pPr>
+              <w:pStyle w:val="Compact"/>
+              <w:bidi/>
+              <w:jc w:val="left"/>
+            </w:pPr>
+            <w:r>
+              <w:rPr>
+                <w:rtl/>
+              </w:rPr>
+              <w:t xml:space="preserve">نزيد: «والتقدير».</w:t>
+            </w:r>
+          </w:p>
+        </w:tc>
+      </w:tr>
+      <w:tr>
+        <w:tc>
+          <w:tcPr/>
+          <w:p>
+            <w:pPr>
+              <w:pStyle w:val="Compact"/>
+              <w:bidi/>
+              <w:jc w:val="left"/>
+            </w:pPr>
+            <w:r>
+              <w:rPr>
+                <w:rtl/>
+              </w:rPr>
+              <w:t xml:space="preserve">قُرُوء</w:t>
+            </w:r>
+          </w:p>
+        </w:tc>
+        <w:tc>
+          <w:tcPr/>
+          <w:p>
+            <w:pPr>
+              <w:pStyle w:val="Compact"/>
+              <w:bidi/>
+              <w:jc w:val="left"/>
+            </w:pPr>
+            <w:r>
+              <w:rPr>
+                <w:rtl/>
+              </w:rPr>
+              <w:t xml:space="preserve">جمع قَرْء: مدّة محدّدة تُحسب بها العِدّة</w:t>
+            </w:r>
+          </w:p>
+        </w:tc>
+        <w:tc>
+          <w:tcPr/>
+          <w:p>
+            <w:pPr>
+              <w:pStyle w:val="Compact"/>
+              <w:bidi/>
+              <w:jc w:val="left"/>
+            </w:pPr>
+            <w:r>
+              <w:rPr>
+                <w:rtl/>
+              </w:rPr>
+              <w:t xml:space="preserve">البقرة ٢٢٨</w:t>
+            </w:r>
+          </w:p>
+        </w:tc>
+        <w:tc>
+          <w:tcPr/>
+          <w:p>
+            <w:pPr>
+              <w:pStyle w:val="Compact"/>
+              <w:bidi/>
+              <w:jc w:val="left"/>
+            </w:pPr>
+            <w:r>
+              <w:rPr>
+                <w:rtl/>
+              </w:rPr>
+              <w:t xml:space="preserve">الحيض عند الحنفية والحنابلة، والأطهار عند المالكية والشافعية. والمعنى المكتوب عامّ لا يحدّد.</w:t>
+            </w:r>
+          </w:p>
+        </w:tc>
+        <w:tc>
+          <w:tcPr/>
+          <w:p>
+            <w:pPr>
+              <w:pStyle w:val="Compact"/>
+              <w:bidi/>
+              <w:jc w:val="left"/>
+            </w:pPr>
+            <w:r>
+              <w:rPr>
+                <w:rtl/>
+              </w:rPr>
+              <w:t xml:space="preserve">يبقى؛ وانظروا السطر الأخير.</w:t>
+            </w:r>
+          </w:p>
+        </w:tc>
+      </w:tr>
+      <w:tr>
+        <w:tc>
+          <w:tcPr/>
+          <w:p>
+            <w:pPr>
+              <w:pStyle w:val="Compact"/>
+              <w:bidi/>
+              <w:jc w:val="left"/>
+            </w:pPr>
+            <w:r>
+              <w:rPr>
+                <w:rtl/>
+              </w:rPr>
+              <w:t xml:space="preserve">ابْن</w:t>
+            </w:r>
+          </w:p>
+        </w:tc>
+        <w:tc>
+          <w:tcPr/>
+          <w:p>
+            <w:pPr>
+              <w:pStyle w:val="Compact"/>
+              <w:bidi/>
+              <w:jc w:val="left"/>
+            </w:pPr>
+            <w:r>
+              <w:rPr>
+                <w:rtl/>
+              </w:rPr>
+              <w:t xml:space="preserve">الولد الذكر</w:t>
+            </w:r>
+          </w:p>
+        </w:tc>
+        <w:tc>
+          <w:tcPr/>
+          <w:p>
+            <w:pPr>
+              <w:pStyle w:val="Compact"/>
+              <w:bidi/>
+              <w:jc w:val="left"/>
+            </w:pPr>
+            <w:r>
+              <w:rPr>
+                <w:rtl/>
+              </w:rPr>
+              <w:t xml:space="preserve">الإسراء ٢٦</w:t>
+            </w:r>
+          </w:p>
+        </w:tc>
+        <w:tc>
+          <w:tcPr/>
+          <w:p>
+            <w:pPr>
+              <w:pStyle w:val="Compact"/>
+              <w:bidi/>
+              <w:jc w:val="left"/>
+            </w:pPr>
+            <w:r>
+              <w:rPr>
+                <w:rtl/>
+              </w:rPr>
+              <w:t xml:space="preserve">«وابن السبيل»: المسافر المنقطع عن ماله.</w:t>
+            </w:r>
+          </w:p>
+        </w:tc>
+        <w:tc>
+          <w:tcPr/>
+          <w:p>
+            <w:pPr>
+              <w:pStyle w:val="Compact"/>
+              <w:bidi/>
+              <w:jc w:val="left"/>
+            </w:pPr>
+            <w:r>
+              <w:rPr>
+                <w:rtl/>
+              </w:rPr>
+              <w:t xml:space="preserve">نزيد: «وابن السبيل: المسافر».</w:t>
+            </w:r>
+          </w:p>
+        </w:tc>
+      </w:tr>
+    </w:tbl>
+    <w:p>
+      <w:pPr>
+        <w:bidi/>
+      </w:pPr>
+      <w:r>
+        <w:rPr>
+          <w:rtl/>
+          <w:bCs/>
+          <w:b/>
+        </w:rPr>
+        <w:t xml:space="preserve">سؤالٌ عام:</w:t>
+      </w:r>
+      <w:r>
+        <w:rPr>
+          <w:rtl/>
+        </w:rPr>
+        <w:t xml:space="preserve"> </w:t>
+      </w:r>
+      <w:r>
+        <w:rPr>
+          <w:rtl/>
+        </w:rPr>
+        <w:t xml:space="preserve">ثلاث آيات من أحكام الطلاق والرضاع شاهدٌ لكلماتٍ يراها الأطفال: البقرة ٢٢٨ (قُرُوء، أَرْحام)، و٢٣٣ (مَوْلُود، سَلَّمَ)، و٢٣٦ (قَدَر). هل تبقى، أم نختار لها آياتٍ أخرى من الكلمة نفسها؟</w:t>
+      </w:r>
+    </w:p>
     <w:sectPr/>
   </w:body>
 </w:document>
@@ -48216,9 +47809,6 @@
     <w:lvlOverride w:ilvl="8">
       <w:startOverride w:val="1"/>
     </w:lvlOverride>
-  </w:num>
-  <w:num w:numId="1239">
-    <w:abstractNumId w:val="991"/>
   </w:num>
 </w:numbering>
 </file>
